--- a/thanapat_research/รายงานวิจัย_4บท_ธนพัฒน์_2569.docx
+++ b/thanapat_research/รายงานวิจัย_4บท_ธนพัฒน์_2569.docx
@@ -110,17 +110,3397 @@
       </w:r>
     </w:p>
     <w:bookmarkEnd w:id="9"/>
-    <w:bookmarkStart w:id="10" w:name="บทท-1"/>
+    <w:bookmarkStart w:id="10" w:name="กตตกรรมประกาศ"/>
     <w:p>
       <w:pPr>
         <w:pStyle w:val="Heading1"/>
       </w:pPr>
       <w:r>
+        <w:t xml:space="preserve">กิตติกรรมประกาศ</w:t>
+      </w:r>
+    </w:p>
+    <w:p>
+      <w:pPr>
+        <w:pStyle w:val="FirstParagraph"/>
+      </w:pPr>
+      <w:r>
+        <w:t xml:space="preserve">โครงการวิจัยเรื่อง</w:t>
+      </w:r>
+      <w:r>
+        <w:t xml:space="preserve"> </w:t>
+      </w:r>
+      <w:r>
+        <w:rPr>
+          <w:b/>
+          <w:bCs/>
+        </w:rPr>
+        <w:t xml:space="preserve">“การพัฒนาชุดทดสอบค่าความเป็นกรด-ด่างของดินแบบพกพาภาคสนามความแม่นยำสูงด้วยการชดเชยความคลาดเคลื่อนโดยปัญญาประดิษฐ์ (Development of a Portable Field Test Kit for Soil Acidity and Alkalinity with High Accuracy through AI-Based Error Compensation)”</w:t>
+      </w:r>
+      <w:r>
+        <w:t xml:space="preserve"> </w:t>
+      </w:r>
+      <w:r>
+        <w:t xml:space="preserve">สำเร็จลุล่วงลงได้ด้วยความกรุณา ความอนุเคราะห์ และการสนับสนุนอย่างดียิ่งจากบุคคลและหน่วยงานหลายฝ่าย</w:t>
+      </w:r>
+    </w:p>
+    <w:p>
+      <w:pPr>
+        <w:pStyle w:val="BodyText"/>
+      </w:pPr>
+      <w:r>
+        <w:t xml:space="preserve">คณะผู้วิจัยขอกราบขอบพระคุณ</w:t>
+      </w:r>
+      <w:r>
+        <w:t xml:space="preserve"> </w:t>
+      </w:r>
+      <w:r>
+        <w:rPr>
+          <w:b/>
+          <w:bCs/>
+        </w:rPr>
+        <w:t xml:space="preserve">มหาวิทยาลัยราชภัฏรำไพพรรณี</w:t>
+      </w:r>
+      <w:r>
+        <w:t xml:space="preserve"> </w:t>
+      </w:r>
+      <w:r>
+        <w:t xml:space="preserve">และ</w:t>
+      </w:r>
+      <w:r>
+        <w:t xml:space="preserve"> </w:t>
+      </w:r>
+      <w:r>
+        <w:rPr>
+          <w:b/>
+          <w:bCs/>
+        </w:rPr>
+        <w:t xml:space="preserve">กองทุนวิจัย มหาวิทยาลัยราชภัฏรำไพพรรณี</w:t>
+      </w:r>
+      <w:r>
+        <w:t xml:space="preserve"> </w:t>
+      </w:r>
+      <w:r>
+        <w:t xml:space="preserve">ภายใต้การบริหารจัดการของ</w:t>
+      </w:r>
+      <w:r>
+        <w:t xml:space="preserve"> </w:t>
+      </w:r>
+      <w:r>
+        <w:rPr>
+          <w:b/>
+          <w:bCs/>
+        </w:rPr>
+        <w:t xml:space="preserve">สถาบันวิจัยและพัฒนา</w:t>
+      </w:r>
+      <w:r>
+        <w:t xml:space="preserve"> </w:t>
+      </w:r>
+      <w:r>
+        <w:t xml:space="preserve">ที่ได้อนุมัติงบประมาณและทุนอุดหนุนการวิจัย ประจำปีงบประมาณ 2569 สัญญาเลขที่ 2210/2569 ซึ่งเป็นปัจจัยสำคัญยิ่งที่ช่วยผลักดันให้การดำเนินงานวิจัยสามารถบรรลุตามวัตถุประสงค์ที่ตั้งไว้ได้อย่างสมบูรณ์</w:t>
+      </w:r>
+    </w:p>
+    <w:p>
+      <w:pPr>
+        <w:pStyle w:val="BodyText"/>
+      </w:pPr>
+      <w:r>
+        <w:t xml:space="preserve">ขอขอบพระคุณ</w:t>
+      </w:r>
+      <w:r>
+        <w:t xml:space="preserve"> </w:t>
+      </w:r>
+      <w:r>
+        <w:rPr>
+          <w:b/>
+          <w:bCs/>
+        </w:rPr>
+        <w:t xml:space="preserve">คณะวิทยาศาสตร์และเทคโนโลยี มหาวิทยาลัยราชภัฏรำไพพรรณี</w:t>
+      </w:r>
+      <w:r>
+        <w:t xml:space="preserve"> </w:t>
+      </w:r>
+      <w:r>
+        <w:t xml:space="preserve">ตลอดจนคณาจารย์และเจ้าหน้าที่ประจำ</w:t>
+      </w:r>
+      <w:r>
+        <w:t xml:space="preserve"> </w:t>
+      </w:r>
+      <w:r>
+        <w:rPr>
+          <w:b/>
+          <w:bCs/>
+        </w:rPr>
+        <w:t xml:space="preserve">สาขาวิชาฟิสิกส์</w:t>
+      </w:r>
+      <w:r>
+        <w:t xml:space="preserve"> </w:t>
+      </w:r>
+      <w:r>
+        <w:t xml:space="preserve">และ</w:t>
+      </w:r>
+      <w:r>
+        <w:t xml:space="preserve"> </w:t>
+      </w:r>
+      <w:r>
+        <w:rPr>
+          <w:b/>
+          <w:bCs/>
+        </w:rPr>
+        <w:t xml:space="preserve">สาขาวิชาเคมีประยุกต์</w:t>
+      </w:r>
+      <w:r>
+        <w:t xml:space="preserve"> </w:t>
+      </w:r>
+      <w:r>
+        <w:t xml:space="preserve">ที่ได้ให้ความอนุเคราะห์ในการใช้สถานที่ อาคารปฏิบัติการ เครื่องมือวิทยาศาสตร์ขั้นสูง เครื่องวัด pH meter มาตรฐานระดับห้องปฏิบัติการ อ่างควบคุมอุณหภูมิความแม่นยำสูง และสารเคมีมาตรฐานอ้างอิงสำหรับการทดลองสอบเทียบระบบ</w:t>
+      </w:r>
+    </w:p>
+    <w:p>
+      <w:pPr>
+        <w:pStyle w:val="BodyText"/>
+      </w:pPr>
+      <w:r>
+        <w:t xml:space="preserve">ขอขอบพระคุณผู้เชี่ยวชาญและคณาจารย์ผู้ทรงคุณวุฒิทุกท่าน ที่ได้กรุณาสละเวลาให้คำปรึกษา แนะนำข้อคิดเห็นเชิงวิชาการทั้งในด้านทฤษฎีศักย์ไฟฟ้าเคมี การออกแบบวงจรอิเล็กทรอนิกส์สมองกลฝังตัว และการปรับปรุงสถาปัตยกรรมโครงข่ายประสาทเทียม ซึ่งช่วยเพิ่มพูนความถูกต้อง แม่นยำ และความน่าเชื่อถือทางวิทยาศาสตร์ให้แก่ชุดทดสอบที่พัฒนาขึ้น</w:t>
+      </w:r>
+    </w:p>
+    <w:p>
+      <w:pPr>
+        <w:pStyle w:val="BodyText"/>
+      </w:pPr>
+      <w:r>
+        <w:t xml:space="preserve">ขอขอบพระคุณพี่น้องเกษตรกรชาวสวนทุเรียนในเขตพื้นที่อำเภอมะขาม อำเภอท่าใหม่ จังหวัดจันทบุรี และอำเภอเขาสมิง จังหวัดตราด ทุกท่านเป็นอย่างยิ่ง ที่ได้ให้ความอนุเคราะห์พื้นที่แปลงเพาะปลูก อำนวยความสะดวกในการเข้าเก็บตัวอย่างดิน และร่วมทดสอบการใช้งานเครื่องมือวัดจริงในสภาพแวดล้อมภาคสนาม ตลอดจนร่วมแลกเปลี่ยนมุมมองเชิงปฏิบัติการที่เป็นประโยชน์ต่อการพัฒนาระบบส่วนต่อประสานผู้ใช้ให้สอดคล้องกับวิถีการทำเกษตรกรรมจริง</w:t>
+      </w:r>
+    </w:p>
+    <w:p>
+      <w:pPr>
+        <w:pStyle w:val="BodyText"/>
+      </w:pPr>
+      <w:r>
+        <w:t xml:space="preserve">คุณค่าและประโยชน์อันพึงมีจากรายงานวิจัยฉบับนี้ คณะผู้วิจัยขอมอบเป็นเครื่องบูชาพระคุณบิดามารดา ครูอาจารย์ และเป็นประโยชน์แก่สังคม เกษตรกรไทย ตลอดจนวงการวิชาการด้านฟิสิกส์เกษตรดิจิทัลและการเกษตรแม่นยำของประเทศสืบไป</w:t>
+      </w:r>
+    </w:p>
+    <w:bookmarkEnd w:id="10"/>
+    <w:bookmarkStart w:id="11" w:name="คำนำ"/>
+    <w:p>
+      <w:pPr>
+        <w:pStyle w:val="Heading1"/>
+      </w:pPr>
+      <w:r>
+        <w:t xml:space="preserve">คำนำ</w:t>
+      </w:r>
+    </w:p>
+    <w:p>
+      <w:pPr>
+        <w:pStyle w:val="FirstParagraph"/>
+      </w:pPr>
+      <w:r>
+        <w:t xml:space="preserve">รายงานวิจัยฉบับสมบูรณ์เรื่อง</w:t>
+      </w:r>
+      <w:r>
+        <w:t xml:space="preserve"> </w:t>
+      </w:r>
+      <w:r>
+        <w:rPr>
+          <w:b/>
+          <w:bCs/>
+        </w:rPr>
+        <w:t xml:space="preserve">“การพัฒนาชุดทดสอบค่าความเป็นกรด-ด่างของดินแบบพกพาภาคสนามความแม่นยำสูงด้วยการชดเชยความคลาดเคลื่อนโดยปัญญาประดิษฐ์ (Development of a Portable Field Test Kit for Soil Acidity and Alkalinity with High Accuracy through AI-Based Error Compensation)”</w:t>
+      </w:r>
+      <w:r>
+        <w:t xml:space="preserve"> </w:t>
+      </w:r>
+      <w:r>
+        <w:t xml:space="preserve">ได้รับทุนอุดหนุนการวิจัยจากกองทุนวิจัย มหาวิทยาลัยราชภัฏรำไพพรรณี ประจำปีงบประมาณ 2569 สัญญาเลขที่ 2210/2569 ดำเนินการวิจัยโดยคณะผู้วิจัยจากสาขาวิชาฟิสิกส์และสาขาวิชาเคมีประยุกต์ คณะวิทยาศาสตร์และเทคโนโลยี มหาวิทยาลัยราชภัฏรำไพพรรณี</w:t>
+      </w:r>
+    </w:p>
+    <w:p>
+      <w:pPr>
+        <w:pStyle w:val="BodyText"/>
+      </w:pPr>
+      <w:r>
+        <w:t xml:space="preserve">โครงการวิจัยนี้มีจุดมุ่งหมายสำคัญในการแก้ไขปัญหาคอขวดเรื้อรังของการตรวจวัดค่าความเป็นกรด-ด่างของดิน (Soil pH) ในแปลงเพาะปลูกทุเรียนและพืชเศรษฐกิจในเขตพื้นที่ภาคตะวันออก ซึ่งเดิมเกษตรกรมักเผชิญกับข้อจำกัดจากเครื่องวัดแบบดั้งเดิมที่มีความคลาดเคลื่อนสูงจากอุณหภูมิผันผวนและการเลื่อนลอยของสัญญาณเคมีไฟฟ้า คณะผู้วิจัยจึงได้บูรณาการองค์ความรู้ข้ามศาสตร์ระหว่างทฤษฎีศักย์ไฟฟ้าเคมีตามสมการเนิร์นสต์ (Nernst Equation) ระบบสมองกลฝังตัวสมรรถนะสูง (ESP32-S3 Dual-Core) เซนเซอร์วัดดินมาตรฐานอุตสาหกรรมสแตนเลสสตีล 316L และเทคโนโลยีปัญญาประดิษฐ์แบบโครงข่ายประสาทเทียมเพอร์เซปตรอนหลายชั้นที่ประมวลผลบนอุปกรณ์ปลายทาง (Edge TinyML MLP) เพื่อชดเชยความคลาดเคลื่อนที่ไม่เป็นเชิงเส้นได้อย่างแม่นยำในระดับห้องปฏิบัติการ แต่คงความสะดวกในการพกพาไปตรวจวัดจริงในแปลงเพาะปลูก</w:t>
+      </w:r>
+    </w:p>
+    <w:p>
+      <w:pPr>
+        <w:pStyle w:val="BodyText"/>
+      </w:pPr>
+      <w:r>
+        <w:t xml:space="preserve">เนื้อหาของรายงานวิจัยฉบับนี้ประกอบด้วย 4 บทหลัก ได้แก่</w:t>
+      </w:r>
+      <w:r>
+        <w:t xml:space="preserve"> </w:t>
+      </w:r>
+      <w:r>
+        <w:t xml:space="preserve">-</w:t>
+      </w:r>
+      <w:r>
+        <w:t xml:space="preserve"> </w:t>
+      </w:r>
+      <w:r>
+        <w:rPr>
+          <w:b/>
+          <w:bCs/>
+        </w:rPr>
+        <w:t xml:space="preserve">บทที่ 1 บทนำ</w:t>
+      </w:r>
+      <w:r>
+        <w:t xml:space="preserve"> </w:t>
+      </w:r>
+      <w:r>
+        <w:t xml:space="preserve">นำเสนอความเป็นมาและความสำคัญของปัญหา วัตถุประสงค์ ขอบเขต สมมติฐาน และประโยชน์ที่คาดว่าจะได้รับ</w:t>
+      </w:r>
+      <w:r>
+        <w:t xml:space="preserve"> </w:t>
+      </w:r>
+      <w:r>
+        <w:t xml:space="preserve">-</w:t>
+      </w:r>
+      <w:r>
+        <w:t xml:space="preserve"> </w:t>
+      </w:r>
+      <w:r>
+        <w:rPr>
+          <w:b/>
+          <w:bCs/>
+        </w:rPr>
+        <w:t xml:space="preserve">บทที่ 2 วรรณกรรมและงานวิจัยที่เกี่ยวข้อง</w:t>
+      </w:r>
+      <w:r>
+        <w:t xml:space="preserve"> </w:t>
+      </w:r>
+      <w:r>
+        <w:t xml:space="preserve">รวบรวมรากฐานทฤษฎีศักย์ไฟฟ้าเคมี กลไกความคลาดเคลื่อนจากอุณหภูมิ สถาปัตยกรรมฮาร์ดแวร์และโครงข่ายประสาทเทียม ตลอดจนงานวิจัยระดับสากลที่เกี่ยวข้อง</w:t>
+      </w:r>
+      <w:r>
+        <w:t xml:space="preserve"> </w:t>
+      </w:r>
+      <w:r>
+        <w:t xml:space="preserve">-</w:t>
+      </w:r>
+      <w:r>
+        <w:t xml:space="preserve"> </w:t>
+      </w:r>
+      <w:r>
+        <w:rPr>
+          <w:b/>
+          <w:bCs/>
+        </w:rPr>
+        <w:t xml:space="preserve">บทที่ 3 วิธีดำเนินการวิจัย</w:t>
+      </w:r>
+      <w:r>
+        <w:t xml:space="preserve"> </w:t>
+      </w:r>
+      <w:r>
+        <w:t xml:space="preserve">อธิบายการออกแบบสถาปัตยกรรมระบบฮาร์ดแวร์ การเตรียมสารละลายบัฟเฟอร์มาตรฐาน NIST การเก็บรวบรวมข้อมูลในอ่างควบคุมอุณหภูมิ การออกแบบและฝึกสอนโมเดล AI การแปลงโมเดลสู่ระบบฝังตัว C++ และระเบียบวิธีทดสอบความใช้ได้ของวิธี</w:t>
+      </w:r>
+      <w:r>
+        <w:t xml:space="preserve"> </w:t>
+      </w:r>
+      <w:r>
+        <w:t xml:space="preserve">-</w:t>
+      </w:r>
+      <w:r>
+        <w:t xml:space="preserve"> </w:t>
+      </w:r>
+      <w:r>
+        <w:rPr>
+          <w:b/>
+          <w:bCs/>
+        </w:rPr>
+        <w:t xml:space="preserve">บทที่ 4 ผลการวิจัยและการอภิปรายผล</w:t>
+      </w:r>
+      <w:r>
+        <w:t xml:space="preserve"> </w:t>
+      </w:r>
+      <w:r>
+        <w:t xml:space="preserve">แสดงผลสัมฤทธิ์ของระบบต้นแบบ การทำงานของส่วนต่อประสานผู้ใช้ Cyber Dashboard UI การประเมินประสิทธิภาพโมเดล AI ผลการทดสอบความแม่นและความเที่ยงในห้องปฏิบัติการ ผลการทดสอบตัวอย่างดินจริงในแปลงสวนทุเรียน 30 ตัวอย่าง และการอภิปรายผลเชิงลึกทางวิทยาศาสตร์และการเกษตรแม่นยำ</w:t>
+      </w:r>
+    </w:p>
+    <w:p>
+      <w:pPr>
+        <w:pStyle w:val="BodyText"/>
+      </w:pPr>
+      <w:r>
+        <w:t xml:space="preserve">คณะผู้วิจัยหวังเป็นอย่างยิ่งว่า รายงานวิจัยฉบับนี้จะไม่เพียงแต่เป็นประโยชน์ต่อการสร้างองค์ความรู้ใหม่ทางด้านฟิสิกส์เกษตรดิจิทัลและปัญญาประดิษฐ์ฝังตัวเท่านั้น หากแต่ยังสามารถนำไปต่อยอดใช้ประโยชน์เชิงพื้นที่ในการยกระดับคุณภาพผลผลิต ลดต้นทุนการปรับปรุงดิน และสร้างความยั่งยืนให้แก่ภาคเกษตรกรรมไทยได้อย่างเป็นรูปธรรมสืบไป</w:t>
+      </w:r>
+    </w:p>
+    <w:bookmarkEnd w:id="11"/>
+    <w:bookmarkStart w:id="15" w:name="สารบญ-table-of-contents"/>
+    <w:p>
+      <w:pPr>
+        <w:pStyle w:val="Heading1"/>
+      </w:pPr>
+      <w:r>
+        <w:t xml:space="preserve">สารบัญ (Table of Contents)</w:t>
+      </w:r>
+    </w:p>
+    <w:p>
+      <w:r>
+        <w:pict>
+          <v:rect style="width:0;height:1.5pt" o:hralign="center" o:hrstd="t" o:hr="t"/>
+        </w:pict>
+      </w:r>
+    </w:p>
+    <w:bookmarkStart w:id="12" w:name="สารบญเนอหา"/>
+    <w:p>
+      <w:pPr>
+        <w:pStyle w:val="Heading2"/>
+      </w:pPr>
+      <w:r>
+        <w:t xml:space="preserve">สารบัญเนื้อหา</w:t>
+      </w:r>
+    </w:p>
+    <w:tbl>
+      <w:tblPr>
+        <w:tblStyle w:val="Table"/>
+        <w:tblW w:type="pct" w:w="5000"/>
+        <w:tblLayout w:type="fixed"/>
+        <w:tblLook w:firstRow="1" w:lastRow="0" w:firstColumn="0" w:lastColumn="0" w:noHBand="0" w:noVBand="0" w:val="0020"/>
+      </w:tblPr>
+      <w:tblGrid>
+        <w:gridCol w:w="3960"/>
+        <w:gridCol w:w="3960"/>
+      </w:tblGrid>
+      <w:tr>
+        <w:trPr>
+          <w:tblHeader w:val="on"/>
+        </w:trPr>
+        <w:tc>
+          <w:tcPr/>
+          <w:p>
+            <w:pPr>
+              <w:pStyle w:val="Compact"/>
+              <w:jc w:val="left"/>
+            </w:pPr>
+            <w:r>
+              <w:t xml:space="preserve">ลำดับหัวข้อ</w:t>
+            </w:r>
+          </w:p>
+        </w:tc>
+        <w:tc>
+          <w:tcPr/>
+          <w:p>
+            <w:pPr>
+              <w:pStyle w:val="Compact"/>
+              <w:jc w:val="left"/>
+            </w:pPr>
+            <w:r>
+              <w:t xml:space="preserve">ชื่อเรื่อง</w:t>
+            </w:r>
+          </w:p>
+        </w:tc>
+      </w:tr>
+      <w:tr>
+        <w:tc>
+          <w:tcPr/>
+          <w:p>
+            <w:pPr>
+              <w:pStyle w:val="Compact"/>
+            </w:pPr>
+          </w:p>
+        </w:tc>
+        <w:tc>
+          <w:tcPr/>
+          <w:p>
+            <w:pPr>
+              <w:pStyle w:val="Compact"/>
+              <w:jc w:val="left"/>
+            </w:pPr>
+            <w:r>
+              <w:rPr>
+                <w:b/>
+                <w:bCs/>
+              </w:rPr>
+              <w:t xml:space="preserve">กิตติกรรมประกาศ</w:t>
+            </w:r>
+          </w:p>
+        </w:tc>
+      </w:tr>
+      <w:tr>
+        <w:tc>
+          <w:tcPr/>
+          <w:p>
+            <w:pPr>
+              <w:pStyle w:val="Compact"/>
+            </w:pPr>
+          </w:p>
+        </w:tc>
+        <w:tc>
+          <w:tcPr/>
+          <w:p>
+            <w:pPr>
+              <w:pStyle w:val="Compact"/>
+              <w:jc w:val="left"/>
+            </w:pPr>
+            <w:r>
+              <w:rPr>
+                <w:b/>
+                <w:bCs/>
+              </w:rPr>
+              <w:t xml:space="preserve">คำนำ</w:t>
+            </w:r>
+          </w:p>
+        </w:tc>
+      </w:tr>
+      <w:tr>
+        <w:tc>
+          <w:tcPr/>
+          <w:p>
+            <w:pPr>
+              <w:pStyle w:val="Compact"/>
+            </w:pPr>
+          </w:p>
+        </w:tc>
+        <w:tc>
+          <w:tcPr/>
+          <w:p>
+            <w:pPr>
+              <w:pStyle w:val="Compact"/>
+              <w:jc w:val="left"/>
+            </w:pPr>
+            <w:r>
+              <w:rPr>
+                <w:b/>
+                <w:bCs/>
+              </w:rPr>
+              <w:t xml:space="preserve">สารบัญ</w:t>
+            </w:r>
+          </w:p>
+        </w:tc>
+      </w:tr>
+      <w:tr>
+        <w:tc>
+          <w:tcPr/>
+          <w:p>
+            <w:pPr>
+              <w:pStyle w:val="Compact"/>
+            </w:pPr>
+          </w:p>
+        </w:tc>
+        <w:tc>
+          <w:tcPr/>
+          <w:p>
+            <w:pPr>
+              <w:pStyle w:val="Compact"/>
+              <w:jc w:val="left"/>
+            </w:pPr>
+            <w:r>
+              <w:rPr>
+                <w:b/>
+                <w:bCs/>
+              </w:rPr>
+              <w:t xml:space="preserve">สารบัญตาราง</w:t>
+            </w:r>
+          </w:p>
+        </w:tc>
+      </w:tr>
+      <w:tr>
+        <w:tc>
+          <w:tcPr/>
+          <w:p>
+            <w:pPr>
+              <w:pStyle w:val="Compact"/>
+            </w:pPr>
+          </w:p>
+        </w:tc>
+        <w:tc>
+          <w:tcPr/>
+          <w:p>
+            <w:pPr>
+              <w:pStyle w:val="Compact"/>
+              <w:jc w:val="left"/>
+            </w:pPr>
+            <w:r>
+              <w:rPr>
+                <w:b/>
+                <w:bCs/>
+              </w:rPr>
+              <w:t xml:space="preserve">สารบัญภาพ</w:t>
+            </w:r>
+          </w:p>
+        </w:tc>
+      </w:tr>
+      <w:tr>
+        <w:tc>
+          <w:tcPr/>
+          <w:p>
+            <w:pPr>
+              <w:pStyle w:val="Compact"/>
+              <w:jc w:val="left"/>
+            </w:pPr>
+            <w:r>
+              <w:rPr>
+                <w:b/>
+                <w:bCs/>
+              </w:rPr>
+              <w:t xml:space="preserve">บทที่ 1</w:t>
+            </w:r>
+          </w:p>
+        </w:tc>
+        <w:tc>
+          <w:tcPr/>
+          <w:p>
+            <w:pPr>
+              <w:pStyle w:val="Compact"/>
+              <w:jc w:val="left"/>
+            </w:pPr>
+            <w:r>
+              <w:rPr>
+                <w:b/>
+                <w:bCs/>
+              </w:rPr>
+              <w:t xml:space="preserve">บทนำ</w:t>
+            </w:r>
+          </w:p>
+        </w:tc>
+      </w:tr>
+      <w:tr>
+        <w:tc>
+          <w:tcPr/>
+          <w:p>
+            <w:pPr>
+              <w:pStyle w:val="Compact"/>
+              <w:jc w:val="left"/>
+            </w:pPr>
+            <w:r>
+              <w:t xml:space="preserve">1.1</w:t>
+            </w:r>
+          </w:p>
+        </w:tc>
+        <w:tc>
+          <w:tcPr/>
+          <w:p>
+            <w:pPr>
+              <w:pStyle w:val="Compact"/>
+              <w:jc w:val="left"/>
+            </w:pPr>
+            <w:r>
+              <w:t xml:space="preserve">ความเป็นมาและความสำคัญของปัญหา</w:t>
+            </w:r>
+          </w:p>
+        </w:tc>
+      </w:tr>
+      <w:tr>
+        <w:tc>
+          <w:tcPr/>
+          <w:p>
+            <w:pPr>
+              <w:pStyle w:val="Compact"/>
+              <w:jc w:val="left"/>
+            </w:pPr>
+            <w:r>
+              <w:t xml:space="preserve">1.2</w:t>
+            </w:r>
+          </w:p>
+        </w:tc>
+        <w:tc>
+          <w:tcPr/>
+          <w:p>
+            <w:pPr>
+              <w:pStyle w:val="Compact"/>
+              <w:jc w:val="left"/>
+            </w:pPr>
+            <w:r>
+              <w:t xml:space="preserve">วัตถุประสงค์ของการวิจัย</w:t>
+            </w:r>
+          </w:p>
+        </w:tc>
+      </w:tr>
+      <w:tr>
+        <w:tc>
+          <w:tcPr/>
+          <w:p>
+            <w:pPr>
+              <w:pStyle w:val="Compact"/>
+              <w:jc w:val="left"/>
+            </w:pPr>
+            <w:r>
+              <w:t xml:space="preserve">1.3</w:t>
+            </w:r>
+          </w:p>
+        </w:tc>
+        <w:tc>
+          <w:tcPr/>
+          <w:p>
+            <w:pPr>
+              <w:pStyle w:val="Compact"/>
+              <w:jc w:val="left"/>
+            </w:pPr>
+            <w:r>
+              <w:t xml:space="preserve">ขอบเขตของการวิจัย</w:t>
+            </w:r>
+          </w:p>
+        </w:tc>
+      </w:tr>
+      <w:tr>
+        <w:tc>
+          <w:tcPr/>
+          <w:p>
+            <w:pPr>
+              <w:pStyle w:val="Compact"/>
+            </w:pPr>
+          </w:p>
+        </w:tc>
+        <w:tc>
+          <w:tcPr/>
+          <w:p>
+            <w:pPr>
+              <w:pStyle w:val="Compact"/>
+              <w:jc w:val="left"/>
+            </w:pPr>
+            <w:r>
+              <w:t xml:space="preserve">1.3.1 ขอบเขตด้านประชากรและกลุ่มตัวอย่าง</w:t>
+            </w:r>
+          </w:p>
+        </w:tc>
+      </w:tr>
+      <w:tr>
+        <w:tc>
+          <w:tcPr/>
+          <w:p>
+            <w:pPr>
+              <w:pStyle w:val="Compact"/>
+            </w:pPr>
+          </w:p>
+        </w:tc>
+        <w:tc>
+          <w:tcPr/>
+          <w:p>
+            <w:pPr>
+              <w:pStyle w:val="Compact"/>
+              <w:jc w:val="left"/>
+            </w:pPr>
+            <w:r>
+              <w:t xml:space="preserve">1.3.2 ขอบเขตด้านตัวแปร</w:t>
+            </w:r>
+          </w:p>
+        </w:tc>
+      </w:tr>
+      <w:tr>
+        <w:tc>
+          <w:tcPr/>
+          <w:p>
+            <w:pPr>
+              <w:pStyle w:val="Compact"/>
+            </w:pPr>
+          </w:p>
+        </w:tc>
+        <w:tc>
+          <w:tcPr/>
+          <w:p>
+            <w:pPr>
+              <w:pStyle w:val="Compact"/>
+              <w:jc w:val="left"/>
+            </w:pPr>
+            <w:r>
+              <w:t xml:space="preserve">1.3.3 ขอบเขตด้านเทคโนโลยี ฮาร์ดแวร์ และซอฟต์แวร์</w:t>
+            </w:r>
+          </w:p>
+        </w:tc>
+      </w:tr>
+      <w:tr>
+        <w:tc>
+          <w:tcPr/>
+          <w:p>
+            <w:pPr>
+              <w:pStyle w:val="Compact"/>
+            </w:pPr>
+          </w:p>
+        </w:tc>
+        <w:tc>
+          <w:tcPr/>
+          <w:p>
+            <w:pPr>
+              <w:pStyle w:val="Compact"/>
+              <w:jc w:val="left"/>
+            </w:pPr>
+            <w:r>
+              <w:t xml:space="preserve">1.3.4 ขอบเขตด้านเวลาและสถานที่</w:t>
+            </w:r>
+          </w:p>
+        </w:tc>
+      </w:tr>
+      <w:tr>
+        <w:tc>
+          <w:tcPr/>
+          <w:p>
+            <w:pPr>
+              <w:pStyle w:val="Compact"/>
+              <w:jc w:val="left"/>
+            </w:pPr>
+            <w:r>
+              <w:t xml:space="preserve">1.4</w:t>
+            </w:r>
+          </w:p>
+        </w:tc>
+        <w:tc>
+          <w:tcPr/>
+          <w:p>
+            <w:pPr>
+              <w:pStyle w:val="Compact"/>
+              <w:jc w:val="left"/>
+            </w:pPr>
+            <w:r>
+              <w:t xml:space="preserve">สมมติฐานการวิจัย</w:t>
+            </w:r>
+          </w:p>
+        </w:tc>
+      </w:tr>
+      <w:tr>
+        <w:tc>
+          <w:tcPr/>
+          <w:p>
+            <w:pPr>
+              <w:pStyle w:val="Compact"/>
+              <w:jc w:val="left"/>
+            </w:pPr>
+            <w:r>
+              <w:t xml:space="preserve">1.5</w:t>
+            </w:r>
+          </w:p>
+        </w:tc>
+        <w:tc>
+          <w:tcPr/>
+          <w:p>
+            <w:pPr>
+              <w:pStyle w:val="Compact"/>
+              <w:jc w:val="left"/>
+            </w:pPr>
+            <w:r>
+              <w:t xml:space="preserve">ข้อจำกัดของการวิจัย</w:t>
+            </w:r>
+          </w:p>
+        </w:tc>
+      </w:tr>
+      <w:tr>
+        <w:tc>
+          <w:tcPr/>
+          <w:p>
+            <w:pPr>
+              <w:pStyle w:val="Compact"/>
+              <w:jc w:val="left"/>
+            </w:pPr>
+            <w:r>
+              <w:t xml:space="preserve">1.6</w:t>
+            </w:r>
+          </w:p>
+        </w:tc>
+        <w:tc>
+          <w:tcPr/>
+          <w:p>
+            <w:pPr>
+              <w:pStyle w:val="Compact"/>
+              <w:jc w:val="left"/>
+            </w:pPr>
+            <w:r>
+              <w:t xml:space="preserve">นิยามศัพท์เฉพาะ</w:t>
+            </w:r>
+          </w:p>
+        </w:tc>
+      </w:tr>
+      <w:tr>
+        <w:tc>
+          <w:tcPr/>
+          <w:p>
+            <w:pPr>
+              <w:pStyle w:val="Compact"/>
+              <w:jc w:val="left"/>
+            </w:pPr>
+            <w:r>
+              <w:t xml:space="preserve">1.7</w:t>
+            </w:r>
+          </w:p>
+        </w:tc>
+        <w:tc>
+          <w:tcPr/>
+          <w:p>
+            <w:pPr>
+              <w:pStyle w:val="Compact"/>
+              <w:jc w:val="left"/>
+            </w:pPr>
+            <w:r>
+              <w:t xml:space="preserve">ประโยชน์ที่คาดว่าจะได้รับ</w:t>
+            </w:r>
+          </w:p>
+        </w:tc>
+      </w:tr>
+      <w:tr>
+        <w:tc>
+          <w:tcPr/>
+          <w:p>
+            <w:pPr>
+              <w:pStyle w:val="Compact"/>
+            </w:pPr>
+          </w:p>
+        </w:tc>
+        <w:tc>
+          <w:tcPr/>
+          <w:p>
+            <w:pPr>
+              <w:pStyle w:val="Compact"/>
+              <w:jc w:val="left"/>
+            </w:pPr>
+            <w:r>
+              <w:t xml:space="preserve">1.7.1 ประโยชน์ด้านการเกษตรและเศรษฐกิจ</w:t>
+            </w:r>
+          </w:p>
+        </w:tc>
+      </w:tr>
+      <w:tr>
+        <w:tc>
+          <w:tcPr/>
+          <w:p>
+            <w:pPr>
+              <w:pStyle w:val="Compact"/>
+            </w:pPr>
+          </w:p>
+        </w:tc>
+        <w:tc>
+          <w:tcPr/>
+          <w:p>
+            <w:pPr>
+              <w:pStyle w:val="Compact"/>
+              <w:jc w:val="left"/>
+            </w:pPr>
+            <w:r>
+              <w:t xml:space="preserve">1.7.2 ประโยชน์ด้านวิชาการและเทคโนโลยี</w:t>
+            </w:r>
+          </w:p>
+        </w:tc>
+      </w:tr>
+      <w:tr>
+        <w:tc>
+          <w:tcPr/>
+          <w:p>
+            <w:pPr>
+              <w:pStyle w:val="Compact"/>
+              <w:jc w:val="left"/>
+            </w:pPr>
+            <w:r>
+              <w:rPr>
+                <w:b/>
+                <w:bCs/>
+              </w:rPr>
+              <w:t xml:space="preserve">บทที่ 2</w:t>
+            </w:r>
+          </w:p>
+        </w:tc>
+        <w:tc>
+          <w:tcPr/>
+          <w:p>
+            <w:pPr>
+              <w:pStyle w:val="Compact"/>
+              <w:jc w:val="left"/>
+            </w:pPr>
+            <w:r>
+              <w:rPr>
+                <w:b/>
+                <w:bCs/>
+              </w:rPr>
+              <w:t xml:space="preserve">วรรณกรรมและงานวิจัยที่เกี่ยวข้อง</w:t>
+            </w:r>
+          </w:p>
+        </w:tc>
+      </w:tr>
+      <w:tr>
+        <w:tc>
+          <w:tcPr/>
+          <w:p>
+            <w:pPr>
+              <w:pStyle w:val="Compact"/>
+              <w:jc w:val="left"/>
+            </w:pPr>
+            <w:r>
+              <w:t xml:space="preserve">2.1</w:t>
+            </w:r>
+          </w:p>
+        </w:tc>
+        <w:tc>
+          <w:tcPr/>
+          <w:p>
+            <w:pPr>
+              <w:pStyle w:val="Compact"/>
+              <w:jc w:val="left"/>
+            </w:pPr>
+            <w:r>
+              <w:t xml:space="preserve">แนวคิดและทฤษฎีความเป็นกรด-ด่างของดินและผลต่อพืชเกษตร</w:t>
+            </w:r>
+          </w:p>
+        </w:tc>
+      </w:tr>
+      <w:tr>
+        <w:tc>
+          <w:tcPr/>
+          <w:p>
+            <w:pPr>
+              <w:pStyle w:val="Compact"/>
+            </w:pPr>
+          </w:p>
+        </w:tc>
+        <w:tc>
+          <w:tcPr/>
+          <w:p>
+            <w:pPr>
+              <w:pStyle w:val="Compact"/>
+              <w:jc w:val="left"/>
+            </w:pPr>
+            <w:r>
+              <w:t xml:space="preserve">2.1.1 นิยามและกลไกการเกิดสภาพกรด-ด่างในสารละลายดิน</w:t>
+            </w:r>
+          </w:p>
+        </w:tc>
+      </w:tr>
+      <w:tr>
+        <w:tc>
+          <w:tcPr/>
+          <w:p>
+            <w:pPr>
+              <w:pStyle w:val="Compact"/>
+            </w:pPr>
+          </w:p>
+        </w:tc>
+        <w:tc>
+          <w:tcPr/>
+          <w:p>
+            <w:pPr>
+              <w:pStyle w:val="Compact"/>
+              <w:jc w:val="left"/>
+            </w:pPr>
+            <w:r>
+              <w:t xml:space="preserve">2.1.2 อิทธิพลของค่า pH ดินต่อความเป็นประโยชน์ของธาตุอาหารพืช</w:t>
+            </w:r>
+          </w:p>
+        </w:tc>
+      </w:tr>
+      <w:tr>
+        <w:tc>
+          <w:tcPr/>
+          <w:p>
+            <w:pPr>
+              <w:pStyle w:val="Compact"/>
+            </w:pPr>
+          </w:p>
+        </w:tc>
+        <w:tc>
+          <w:tcPr/>
+          <w:p>
+            <w:pPr>
+              <w:pStyle w:val="Compact"/>
+              <w:jc w:val="left"/>
+            </w:pPr>
+            <w:r>
+              <w:t xml:space="preserve">2.1.3 ความต้องการค่า pH ดินของทุเรียนในภาคตะวันออก</w:t>
+            </w:r>
+          </w:p>
+        </w:tc>
+      </w:tr>
+      <w:tr>
+        <w:tc>
+          <w:tcPr/>
+          <w:p>
+            <w:pPr>
+              <w:pStyle w:val="Compact"/>
+              <w:jc w:val="left"/>
+            </w:pPr>
+            <w:r>
+              <w:t xml:space="preserve">2.2</w:t>
+            </w:r>
+          </w:p>
+        </w:tc>
+        <w:tc>
+          <w:tcPr/>
+          <w:p>
+            <w:pPr>
+              <w:pStyle w:val="Compact"/>
+              <w:jc w:val="left"/>
+            </w:pPr>
+            <w:r>
+              <w:t xml:space="preserve">ทฤษฎีศักย์ไฟฟ้าเคมีและสมการเนิร์นสต์</w:t>
+            </w:r>
+          </w:p>
+        </w:tc>
+      </w:tr>
+      <w:tr>
+        <w:tc>
+          <w:tcPr/>
+          <w:p>
+            <w:pPr>
+              <w:pStyle w:val="Compact"/>
+            </w:pPr>
+          </w:p>
+        </w:tc>
+        <w:tc>
+          <w:tcPr/>
+          <w:p>
+            <w:pPr>
+              <w:pStyle w:val="Compact"/>
+              <w:jc w:val="left"/>
+            </w:pPr>
+            <w:r>
+              <w:t xml:space="preserve">2.2.1 การอนุพัทธ์สมการเนิร์นสต์จากพลังงานอิสระกิบบส์</w:t>
+            </w:r>
+          </w:p>
+        </w:tc>
+      </w:tr>
+      <w:tr>
+        <w:tc>
+          <w:tcPr/>
+          <w:p>
+            <w:pPr>
+              <w:pStyle w:val="Compact"/>
+            </w:pPr>
+          </w:p>
+        </w:tc>
+        <w:tc>
+          <w:tcPr/>
+          <w:p>
+            <w:pPr>
+              <w:pStyle w:val="Compact"/>
+              <w:jc w:val="left"/>
+            </w:pPr>
+            <w:r>
+              <w:t xml:space="preserve">2.2.2 ความชันทางทฤษฎีตามสมการเนิร์นสต์ (Nernstian Slope)</w:t>
+            </w:r>
+          </w:p>
+        </w:tc>
+      </w:tr>
+      <w:tr>
+        <w:tc>
+          <w:tcPr/>
+          <w:p>
+            <w:pPr>
+              <w:pStyle w:val="Compact"/>
+              <w:jc w:val="left"/>
+            </w:pPr>
+            <w:r>
+              <w:t xml:space="preserve">2.3</w:t>
+            </w:r>
+          </w:p>
+        </w:tc>
+        <w:tc>
+          <w:tcPr/>
+          <w:p>
+            <w:pPr>
+              <w:pStyle w:val="Compact"/>
+              <w:jc w:val="left"/>
+            </w:pPr>
+            <w:r>
+              <w:t xml:space="preserve">ปัญหาความคลาดเคลื่อนในการวัดค่า pH ภาคสนามและปัจจัยรบกวนทางกายภาพ</w:t>
+            </w:r>
+          </w:p>
+        </w:tc>
+      </w:tr>
+      <w:tr>
+        <w:tc>
+          <w:tcPr/>
+          <w:p>
+            <w:pPr>
+              <w:pStyle w:val="Compact"/>
+            </w:pPr>
+          </w:p>
+        </w:tc>
+        <w:tc>
+          <w:tcPr/>
+          <w:p>
+            <w:pPr>
+              <w:pStyle w:val="Compact"/>
+              <w:jc w:val="left"/>
+            </w:pPr>
+            <w:r>
+              <w:t xml:space="preserve">2.3.1 ผลกระทบจากอุณหภูมิ (Temperature Effect)</w:t>
+            </w:r>
+          </w:p>
+        </w:tc>
+      </w:tr>
+      <w:tr>
+        <w:tc>
+          <w:tcPr/>
+          <w:p>
+            <w:pPr>
+              <w:pStyle w:val="Compact"/>
+            </w:pPr>
+          </w:p>
+        </w:tc>
+        <w:tc>
+          <w:tcPr/>
+          <w:p>
+            <w:pPr>
+              <w:pStyle w:val="Compact"/>
+              <w:jc w:val="left"/>
+            </w:pPr>
+            <w:r>
+              <w:t xml:space="preserve">2.3.2 ความไม่เป็นเชิงเส้น (Non-linearity) และโพลาไรเซชันของขั้ววัด</w:t>
+            </w:r>
+          </w:p>
+        </w:tc>
+      </w:tr>
+      <w:tr>
+        <w:tc>
+          <w:tcPr/>
+          <w:p>
+            <w:pPr>
+              <w:pStyle w:val="Compact"/>
+            </w:pPr>
+          </w:p>
+        </w:tc>
+        <w:tc>
+          <w:tcPr/>
+          <w:p>
+            <w:pPr>
+              <w:pStyle w:val="Compact"/>
+              <w:jc w:val="left"/>
+            </w:pPr>
+            <w:r>
+              <w:t xml:space="preserve">2.3.3 ผลกระทบจากสภาพนำไฟฟ้า (EC) และความชื้นของดิน</w:t>
+            </w:r>
+          </w:p>
+        </w:tc>
+      </w:tr>
+      <w:tr>
+        <w:tc>
+          <w:tcPr/>
+          <w:p>
+            <w:pPr>
+              <w:pStyle w:val="Compact"/>
+            </w:pPr>
+          </w:p>
+        </w:tc>
+        <w:tc>
+          <w:tcPr/>
+          <w:p>
+            <w:pPr>
+              <w:pStyle w:val="Compact"/>
+              <w:jc w:val="left"/>
+            </w:pPr>
+            <w:r>
+              <w:t xml:space="preserve">2.3.4 ข้อจำกัดของการชดเชยเชิงเส้นแบบดั้งเดิม</w:t>
+            </w:r>
+          </w:p>
+        </w:tc>
+      </w:tr>
+      <w:tr>
+        <w:tc>
+          <w:tcPr/>
+          <w:p>
+            <w:pPr>
+              <w:pStyle w:val="Compact"/>
+              <w:jc w:val="left"/>
+            </w:pPr>
+            <w:r>
+              <w:t xml:space="preserve">2.4</w:t>
+            </w:r>
+          </w:p>
+        </w:tc>
+        <w:tc>
+          <w:tcPr/>
+          <w:p>
+            <w:pPr>
+              <w:pStyle w:val="Compact"/>
+              <w:jc w:val="left"/>
+            </w:pPr>
+            <w:r>
+              <w:t xml:space="preserve">เทคโนโลยีเซนเซอร์ตรวจวัดดินและการสื่อสารข้อมูล Modbus RS485</w:t>
+            </w:r>
+          </w:p>
+        </w:tc>
+      </w:tr>
+      <w:tr>
+        <w:tc>
+          <w:tcPr/>
+          <w:p>
+            <w:pPr>
+              <w:pStyle w:val="Compact"/>
+            </w:pPr>
+          </w:p>
+        </w:tc>
+        <w:tc>
+          <w:tcPr/>
+          <w:p>
+            <w:pPr>
+              <w:pStyle w:val="Compact"/>
+              <w:jc w:val="left"/>
+            </w:pPr>
+            <w:r>
+              <w:t xml:space="preserve">2.4.1 เซนเซอร์ตรวจวัดดิน 7-in-1 เกรดอุตสาหกรรม</w:t>
+            </w:r>
+          </w:p>
+        </w:tc>
+      </w:tr>
+      <w:tr>
+        <w:tc>
+          <w:tcPr/>
+          <w:p>
+            <w:pPr>
+              <w:pStyle w:val="Compact"/>
+            </w:pPr>
+          </w:p>
+        </w:tc>
+        <w:tc>
+          <w:tcPr/>
+          <w:p>
+            <w:pPr>
+              <w:pStyle w:val="Compact"/>
+              <w:jc w:val="left"/>
+            </w:pPr>
+            <w:r>
+              <w:t xml:space="preserve">2.4.2 โปรโตคอลการสื่อสารข้อมูล RS485 Modbus RTU</w:t>
+            </w:r>
+          </w:p>
+        </w:tc>
+      </w:tr>
+      <w:tr>
+        <w:tc>
+          <w:tcPr/>
+          <w:p>
+            <w:pPr>
+              <w:pStyle w:val="Compact"/>
+            </w:pPr>
+          </w:p>
+        </w:tc>
+        <w:tc>
+          <w:tcPr/>
+          <w:p>
+            <w:pPr>
+              <w:pStyle w:val="Compact"/>
+              <w:jc w:val="left"/>
+            </w:pPr>
+            <w:r>
+              <w:t xml:space="preserve">2.4.3 เซนเซอร์อุณหภูมิและความชื้น Sensirion SHT45</w:t>
+            </w:r>
+          </w:p>
+        </w:tc>
+      </w:tr>
+      <w:tr>
+        <w:tc>
+          <w:tcPr/>
+          <w:p>
+            <w:pPr>
+              <w:pStyle w:val="Compact"/>
+              <w:jc w:val="left"/>
+            </w:pPr>
+            <w:r>
+              <w:t xml:space="preserve">2.5</w:t>
+            </w:r>
+          </w:p>
+        </w:tc>
+        <w:tc>
+          <w:tcPr/>
+          <w:p>
+            <w:pPr>
+              <w:pStyle w:val="Compact"/>
+              <w:jc w:val="left"/>
+            </w:pPr>
+            <w:r>
+              <w:t xml:space="preserve">ปัญญาประดิษฐ์และการประมวลผลบนอุปกรณ์ปลายทาง (Embedded AI &amp; TinyML)</w:t>
+            </w:r>
+          </w:p>
+        </w:tc>
+      </w:tr>
+      <w:tr>
+        <w:tc>
+          <w:tcPr/>
+          <w:p>
+            <w:pPr>
+              <w:pStyle w:val="Compact"/>
+            </w:pPr>
+          </w:p>
+        </w:tc>
+        <w:tc>
+          <w:tcPr/>
+          <w:p>
+            <w:pPr>
+              <w:pStyle w:val="Compact"/>
+              <w:jc w:val="left"/>
+            </w:pPr>
+            <w:r>
+              <w:t xml:space="preserve">2.5.1 สถาปัตยกรรมโครงข่ายประสาทเทียมเพอร์เซปตรอนหลายชั้น (MLP)</w:t>
+            </w:r>
+          </w:p>
+        </w:tc>
+      </w:tr>
+      <w:tr>
+        <w:tc>
+          <w:tcPr/>
+          <w:p>
+            <w:pPr>
+              <w:pStyle w:val="Compact"/>
+            </w:pPr>
+          </w:p>
+        </w:tc>
+        <w:tc>
+          <w:tcPr/>
+          <w:p>
+            <w:pPr>
+              <w:pStyle w:val="Compact"/>
+              <w:jc w:val="left"/>
+            </w:pPr>
+            <w:r>
+              <w:t xml:space="preserve">2.5.2 อัลกอริทึมการฝึกสอนและการปรับปรุงค่าน้ำหนัก</w:t>
+            </w:r>
+          </w:p>
+        </w:tc>
+      </w:tr>
+      <w:tr>
+        <w:tc>
+          <w:tcPr/>
+          <w:p>
+            <w:pPr>
+              <w:pStyle w:val="Compact"/>
+            </w:pPr>
+          </w:p>
+        </w:tc>
+        <w:tc>
+          <w:tcPr/>
+          <w:p>
+            <w:pPr>
+              <w:pStyle w:val="Compact"/>
+              <w:jc w:val="left"/>
+            </w:pPr>
+            <w:r>
+              <w:t xml:space="preserve">2.5.3 เทคโนโลยี Edge TinyML บน ESP32-S3</w:t>
+            </w:r>
+          </w:p>
+        </w:tc>
+      </w:tr>
+      <w:tr>
+        <w:tc>
+          <w:tcPr/>
+          <w:p>
+            <w:pPr>
+              <w:pStyle w:val="Compact"/>
+              <w:jc w:val="left"/>
+            </w:pPr>
+            <w:r>
+              <w:t xml:space="preserve">2.6</w:t>
+            </w:r>
+          </w:p>
+        </w:tc>
+        <w:tc>
+          <w:tcPr/>
+          <w:p>
+            <w:pPr>
+              <w:pStyle w:val="Compact"/>
+              <w:jc w:val="left"/>
+            </w:pPr>
+            <w:r>
+              <w:t xml:space="preserve">งานวิจัยที่เกี่ยวข้อง</w:t>
+            </w:r>
+          </w:p>
+        </w:tc>
+      </w:tr>
+      <w:tr>
+        <w:tc>
+          <w:tcPr/>
+          <w:p>
+            <w:pPr>
+              <w:pStyle w:val="Compact"/>
+              <w:jc w:val="left"/>
+            </w:pPr>
+            <w:r>
+              <w:t xml:space="preserve">2.7</w:t>
+            </w:r>
+          </w:p>
+        </w:tc>
+        <w:tc>
+          <w:tcPr/>
+          <w:p>
+            <w:pPr>
+              <w:pStyle w:val="Compact"/>
+              <w:jc w:val="left"/>
+            </w:pPr>
+            <w:r>
+              <w:t xml:space="preserve">กรอบแนวคิดการวิจัย (Conceptual Framework)</w:t>
+            </w:r>
+          </w:p>
+        </w:tc>
+      </w:tr>
+      <w:tr>
+        <w:tc>
+          <w:tcPr/>
+          <w:p>
+            <w:pPr>
+              <w:pStyle w:val="Compact"/>
+              <w:jc w:val="left"/>
+            </w:pPr>
+            <w:r>
+              <w:rPr>
+                <w:b/>
+                <w:bCs/>
+              </w:rPr>
+              <w:t xml:space="preserve">บทที่ 3</w:t>
+            </w:r>
+          </w:p>
+        </w:tc>
+        <w:tc>
+          <w:tcPr/>
+          <w:p>
+            <w:pPr>
+              <w:pStyle w:val="Compact"/>
+              <w:jc w:val="left"/>
+            </w:pPr>
+            <w:r>
+              <w:rPr>
+                <w:b/>
+                <w:bCs/>
+              </w:rPr>
+              <w:t xml:space="preserve">วิธีดำเนินการวิจัย</w:t>
+            </w:r>
+          </w:p>
+        </w:tc>
+      </w:tr>
+      <w:tr>
+        <w:tc>
+          <w:tcPr/>
+          <w:p>
+            <w:pPr>
+              <w:pStyle w:val="Compact"/>
+              <w:jc w:val="left"/>
+            </w:pPr>
+            <w:r>
+              <w:t xml:space="preserve">3.1</w:t>
+            </w:r>
+          </w:p>
+        </w:tc>
+        <w:tc>
+          <w:tcPr/>
+          <w:p>
+            <w:pPr>
+              <w:pStyle w:val="Compact"/>
+              <w:jc w:val="left"/>
+            </w:pPr>
+            <w:r>
+              <w:t xml:space="preserve">การออกแบบสถาปัตยกรรมระบบฮาร์ดแวร์และวงจรอิเล็กทรอนิกส์</w:t>
+            </w:r>
+          </w:p>
+        </w:tc>
+      </w:tr>
+      <w:tr>
+        <w:tc>
+          <w:tcPr/>
+          <w:p>
+            <w:pPr>
+              <w:pStyle w:val="Compact"/>
+            </w:pPr>
+          </w:p>
+        </w:tc>
+        <w:tc>
+          <w:tcPr/>
+          <w:p>
+            <w:pPr>
+              <w:pStyle w:val="Compact"/>
+              <w:jc w:val="left"/>
+            </w:pPr>
+            <w:r>
+              <w:t xml:space="preserve">3.1.1 แผงวงจรควบคุมหลัก ATD3.5-S3</w:t>
+            </w:r>
+          </w:p>
+        </w:tc>
+      </w:tr>
+      <w:tr>
+        <w:tc>
+          <w:tcPr/>
+          <w:p>
+            <w:pPr>
+              <w:pStyle w:val="Compact"/>
+            </w:pPr>
+          </w:p>
+        </w:tc>
+        <w:tc>
+          <w:tcPr/>
+          <w:p>
+            <w:pPr>
+              <w:pStyle w:val="Compact"/>
+              <w:jc w:val="left"/>
+            </w:pPr>
+            <w:r>
+              <w:t xml:space="preserve">3.1.2 แผงวงจรขยายการเชื่อมต่อ Farm1 Shield และการกำหนดพิน GPIO</w:t>
+            </w:r>
+          </w:p>
+        </w:tc>
+      </w:tr>
+      <w:tr>
+        <w:tc>
+          <w:tcPr/>
+          <w:p>
+            <w:pPr>
+              <w:pStyle w:val="Compact"/>
+            </w:pPr>
+          </w:p>
+        </w:tc>
+        <w:tc>
+          <w:tcPr/>
+          <w:p>
+            <w:pPr>
+              <w:pStyle w:val="Compact"/>
+              <w:jc w:val="left"/>
+            </w:pPr>
+            <w:r>
+              <w:t xml:space="preserve">3.1.3 โพรบวัดดินอุตสาหกรรม 7-in-1 Modbus RS485</w:t>
+            </w:r>
+          </w:p>
+        </w:tc>
+      </w:tr>
+      <w:tr>
+        <w:tc>
+          <w:tcPr/>
+          <w:p>
+            <w:pPr>
+              <w:pStyle w:val="Compact"/>
+            </w:pPr>
+          </w:p>
+        </w:tc>
+        <w:tc>
+          <w:tcPr/>
+          <w:p>
+            <w:pPr>
+              <w:pStyle w:val="Compact"/>
+              <w:jc w:val="left"/>
+            </w:pPr>
+            <w:r>
+              <w:t xml:space="preserve">3.1.4 เซนเซอร์อุณหภูมิอ้างอิง Sensirion SHT45</w:t>
+            </w:r>
+          </w:p>
+        </w:tc>
+      </w:tr>
+      <w:tr>
+        <w:tc>
+          <w:tcPr/>
+          <w:p>
+            <w:pPr>
+              <w:pStyle w:val="Compact"/>
+              <w:jc w:val="left"/>
+            </w:pPr>
+            <w:r>
+              <w:t xml:space="preserve">3.2</w:t>
+            </w:r>
+          </w:p>
+        </w:tc>
+        <w:tc>
+          <w:tcPr/>
+          <w:p>
+            <w:pPr>
+              <w:pStyle w:val="Compact"/>
+              <w:jc w:val="left"/>
+            </w:pPr>
+            <w:r>
+              <w:t xml:space="preserve">การเตรียมสารละลายบัฟเฟอร์มาตรฐานและอุปกรณ์ควบคุมสภาวะแวดล้อม</w:t>
+            </w:r>
+          </w:p>
+        </w:tc>
+      </w:tr>
+      <w:tr>
+        <w:tc>
+          <w:tcPr/>
+          <w:p>
+            <w:pPr>
+              <w:pStyle w:val="Compact"/>
+            </w:pPr>
+          </w:p>
+        </w:tc>
+        <w:tc>
+          <w:tcPr/>
+          <w:p>
+            <w:pPr>
+              <w:pStyle w:val="Compact"/>
+              <w:jc w:val="left"/>
+            </w:pPr>
+            <w:r>
+              <w:t xml:space="preserve">3.2.1 การเตรียมสารละลายบัฟเฟอร์มาตรฐานอ้างอิง</w:t>
+            </w:r>
+          </w:p>
+        </w:tc>
+      </w:tr>
+      <w:tr>
+        <w:tc>
+          <w:tcPr/>
+          <w:p>
+            <w:pPr>
+              <w:pStyle w:val="Compact"/>
+            </w:pPr>
+          </w:p>
+        </w:tc>
+        <w:tc>
+          <w:tcPr/>
+          <w:p>
+            <w:pPr>
+              <w:pStyle w:val="Compact"/>
+              <w:jc w:val="left"/>
+            </w:pPr>
+            <w:r>
+              <w:t xml:space="preserve">3.2.2 อ่างควบคุมอุณหภูมิ (Precision Water Bath)</w:t>
+            </w:r>
+          </w:p>
+        </w:tc>
+      </w:tr>
+      <w:tr>
+        <w:tc>
+          <w:tcPr/>
+          <w:p>
+            <w:pPr>
+              <w:pStyle w:val="Compact"/>
+            </w:pPr>
+          </w:p>
+        </w:tc>
+        <w:tc>
+          <w:tcPr/>
+          <w:p>
+            <w:pPr>
+              <w:pStyle w:val="Compact"/>
+              <w:jc w:val="left"/>
+            </w:pPr>
+            <w:r>
+              <w:t xml:space="preserve">3.2.3 เครื่องมือวัดอ้างอิงระดับห้องปฏิบัติการ (Standard Reference Instrument)</w:t>
+            </w:r>
+          </w:p>
+        </w:tc>
+      </w:tr>
+      <w:tr>
+        <w:tc>
+          <w:tcPr/>
+          <w:p>
+            <w:pPr>
+              <w:pStyle w:val="Compact"/>
+              <w:jc w:val="left"/>
+            </w:pPr>
+            <w:r>
+              <w:t xml:space="preserve">3.3</w:t>
+            </w:r>
+          </w:p>
+        </w:tc>
+        <w:tc>
+          <w:tcPr/>
+          <w:p>
+            <w:pPr>
+              <w:pStyle w:val="Compact"/>
+              <w:jc w:val="left"/>
+            </w:pPr>
+            <w:r>
+              <w:t xml:space="preserve">กระบวนการเก็บรวบรวมข้อมูลและการสร้างชุดข้อมูล (Dataset Acquisition Pipeline)</w:t>
+            </w:r>
+          </w:p>
+        </w:tc>
+      </w:tr>
+      <w:tr>
+        <w:tc>
+          <w:tcPr/>
+          <w:p>
+            <w:pPr>
+              <w:pStyle w:val="Compact"/>
+            </w:pPr>
+          </w:p>
+        </w:tc>
+        <w:tc>
+          <w:tcPr/>
+          <w:p>
+            <w:pPr>
+              <w:pStyle w:val="Compact"/>
+              <w:jc w:val="left"/>
+            </w:pPr>
+            <w:r>
+              <w:t xml:space="preserve">3.3.1 โครงสร้างเฟรมคำสั่ง Modbus RTU และการตรวจสอบ CRC-16</w:t>
+            </w:r>
+          </w:p>
+        </w:tc>
+      </w:tr>
+      <w:tr>
+        <w:tc>
+          <w:tcPr/>
+          <w:p>
+            <w:pPr>
+              <w:pStyle w:val="Compact"/>
+            </w:pPr>
+          </w:p>
+        </w:tc>
+        <w:tc>
+          <w:tcPr/>
+          <w:p>
+            <w:pPr>
+              <w:pStyle w:val="Compact"/>
+              <w:jc w:val="left"/>
+            </w:pPr>
+            <w:r>
+              <w:t xml:space="preserve">3.3.2 ขั้นตอนการทดลองเก็บข้อมูลในห้องปฏิบัติการ</w:t>
+            </w:r>
+          </w:p>
+        </w:tc>
+      </w:tr>
+      <w:tr>
+        <w:tc>
+          <w:tcPr/>
+          <w:p>
+            <w:pPr>
+              <w:pStyle w:val="Compact"/>
+              <w:jc w:val="left"/>
+            </w:pPr>
+            <w:r>
+              <w:t xml:space="preserve">3.4</w:t>
+            </w:r>
+          </w:p>
+        </w:tc>
+        <w:tc>
+          <w:tcPr/>
+          <w:p>
+            <w:pPr>
+              <w:pStyle w:val="Compact"/>
+              <w:jc w:val="left"/>
+            </w:pPr>
+            <w:r>
+              <w:t xml:space="preserve">การจัดการและเตรียมข้อมูล (Data Preprocessing &amp; Splitting)</w:t>
+            </w:r>
+          </w:p>
+        </w:tc>
+      </w:tr>
+      <w:tr>
+        <w:tc>
+          <w:tcPr/>
+          <w:p>
+            <w:pPr>
+              <w:pStyle w:val="Compact"/>
+            </w:pPr>
+          </w:p>
+        </w:tc>
+        <w:tc>
+          <w:tcPr/>
+          <w:p>
+            <w:pPr>
+              <w:pStyle w:val="Compact"/>
+              <w:jc w:val="left"/>
+            </w:pPr>
+            <w:r>
+              <w:t xml:space="preserve">3.4.1 การตรวจสอบและกำจัดข้อมูลผิดปกติ (Data Cleaning &amp; Outlier Removal)</w:t>
+            </w:r>
+          </w:p>
+        </w:tc>
+      </w:tr>
+      <w:tr>
+        <w:tc>
+          <w:tcPr/>
+          <w:p>
+            <w:pPr>
+              <w:pStyle w:val="Compact"/>
+            </w:pPr>
+          </w:p>
+        </w:tc>
+        <w:tc>
+          <w:tcPr/>
+          <w:p>
+            <w:pPr>
+              <w:pStyle w:val="Compact"/>
+              <w:jc w:val="left"/>
+            </w:pPr>
+            <w:r>
+              <w:t xml:space="preserve">3.4.2 การปรับมาตราส่วนข้อมูล (Feature Scaling)</w:t>
+            </w:r>
+          </w:p>
+        </w:tc>
+      </w:tr>
+      <w:tr>
+        <w:tc>
+          <w:tcPr/>
+          <w:p>
+            <w:pPr>
+              <w:pStyle w:val="Compact"/>
+            </w:pPr>
+          </w:p>
+        </w:tc>
+        <w:tc>
+          <w:tcPr/>
+          <w:p>
+            <w:pPr>
+              <w:pStyle w:val="Compact"/>
+              <w:jc w:val="left"/>
+            </w:pPr>
+            <w:r>
+              <w:t xml:space="preserve">3.4.3 การแบ่งชุดข้อมูล (Data Splitting)</w:t>
+            </w:r>
+          </w:p>
+        </w:tc>
+      </w:tr>
+      <w:tr>
+        <w:tc>
+          <w:tcPr/>
+          <w:p>
+            <w:pPr>
+              <w:pStyle w:val="Compact"/>
+              <w:jc w:val="left"/>
+            </w:pPr>
+            <w:r>
+              <w:t xml:space="preserve">3.5</w:t>
+            </w:r>
+          </w:p>
+        </w:tc>
+        <w:tc>
+          <w:tcPr/>
+          <w:p>
+            <w:pPr>
+              <w:pStyle w:val="Compact"/>
+              <w:jc w:val="left"/>
+            </w:pPr>
+            <w:r>
+              <w:t xml:space="preserve">การออกแบบและพัฒนาโครงข่ายประสาทเทียม (ANN / MLP Architecture)</w:t>
+            </w:r>
+          </w:p>
+        </w:tc>
+      </w:tr>
+      <w:tr>
+        <w:tc>
+          <w:tcPr/>
+          <w:p>
+            <w:pPr>
+              <w:pStyle w:val="Compact"/>
+            </w:pPr>
+          </w:p>
+        </w:tc>
+        <w:tc>
+          <w:tcPr/>
+          <w:p>
+            <w:pPr>
+              <w:pStyle w:val="Compact"/>
+              <w:jc w:val="left"/>
+            </w:pPr>
+            <w:r>
+              <w:t xml:space="preserve">3.5.1 โครงสร้างสถาปัตยกรรมโครงข่ายประสาทเทียม</w:t>
+            </w:r>
+          </w:p>
+        </w:tc>
+      </w:tr>
+      <w:tr>
+        <w:tc>
+          <w:tcPr/>
+          <w:p>
+            <w:pPr>
+              <w:pStyle w:val="Compact"/>
+            </w:pPr>
+          </w:p>
+        </w:tc>
+        <w:tc>
+          <w:tcPr/>
+          <w:p>
+            <w:pPr>
+              <w:pStyle w:val="Compact"/>
+              <w:jc w:val="left"/>
+            </w:pPr>
+            <w:r>
+              <w:t xml:space="preserve">3.5.2 การกำหนดไฮเปอร์พารามิเตอร์และการฝึกสอนโมเดล</w:t>
+            </w:r>
+          </w:p>
+        </w:tc>
+      </w:tr>
+      <w:tr>
+        <w:tc>
+          <w:tcPr/>
+          <w:p>
+            <w:pPr>
+              <w:pStyle w:val="Compact"/>
+            </w:pPr>
+          </w:p>
+        </w:tc>
+        <w:tc>
+          <w:tcPr/>
+          <w:p>
+            <w:pPr>
+              <w:pStyle w:val="Compact"/>
+              <w:jc w:val="left"/>
+            </w:pPr>
+            <w:r>
+              <w:t xml:space="preserve">3.5.3 เทคนิคการป้องกัน Overfitting ด้วย Early Stopping</w:t>
+            </w:r>
+          </w:p>
+        </w:tc>
+      </w:tr>
+      <w:tr>
+        <w:tc>
+          <w:tcPr/>
+          <w:p>
+            <w:pPr>
+              <w:pStyle w:val="Compact"/>
+              <w:jc w:val="left"/>
+            </w:pPr>
+            <w:r>
+              <w:t xml:space="preserve">3.6</w:t>
+            </w:r>
+          </w:p>
+        </w:tc>
+        <w:tc>
+          <w:tcPr/>
+          <w:p>
+            <w:pPr>
+              <w:pStyle w:val="Compact"/>
+              <w:jc w:val="left"/>
+            </w:pPr>
+            <w:r>
+              <w:t xml:space="preserve">การแปลงโมเดลสู่ระบบสมองกลฝังตัว (Edge TinyML C++ Engine Deployment)</w:t>
+            </w:r>
+          </w:p>
+        </w:tc>
+      </w:tr>
+      <w:tr>
+        <w:tc>
+          <w:tcPr/>
+          <w:p>
+            <w:pPr>
+              <w:pStyle w:val="Compact"/>
+            </w:pPr>
+          </w:p>
+        </w:tc>
+        <w:tc>
+          <w:tcPr/>
+          <w:p>
+            <w:pPr>
+              <w:pStyle w:val="Compact"/>
+              <w:jc w:val="left"/>
+            </w:pPr>
+            <w:r>
+              <w:t xml:space="preserve">3.6.1 สถาปัตยกรรมการแปลงค่าน้ำหนักสู่ C++ Static Array</w:t>
+            </w:r>
+          </w:p>
+        </w:tc>
+      </w:tr>
+      <w:tr>
+        <w:tc>
+          <w:tcPr/>
+          <w:p>
+            <w:pPr>
+              <w:pStyle w:val="Compact"/>
+            </w:pPr>
+          </w:p>
+        </w:tc>
+        <w:tc>
+          <w:tcPr/>
+          <w:p>
+            <w:pPr>
+              <w:pStyle w:val="Compact"/>
+              <w:jc w:val="left"/>
+            </w:pPr>
+            <w:r>
+              <w:t xml:space="preserve">3.6.2 อัลกอริทึมการชดเชยค่าความคลาดเคลื่อนสองขั้นตอน (Two-Stage Decoupling Algorithm)</w:t>
+            </w:r>
+          </w:p>
+        </w:tc>
+      </w:tr>
+      <w:tr>
+        <w:tc>
+          <w:tcPr/>
+          <w:p>
+            <w:pPr>
+              <w:pStyle w:val="Compact"/>
+              <w:jc w:val="left"/>
+            </w:pPr>
+            <w:r>
+              <w:t xml:space="preserve">3.7</w:t>
+            </w:r>
+          </w:p>
+        </w:tc>
+        <w:tc>
+          <w:tcPr/>
+          <w:p>
+            <w:pPr>
+              <w:pStyle w:val="Compact"/>
+              <w:jc w:val="left"/>
+            </w:pPr>
+            <w:r>
+              <w:t xml:space="preserve">การประเมินประสิทธิภาพและการทดสอบความใช้ได้ของวิธี (Method Validation)</w:t>
+            </w:r>
+          </w:p>
+        </w:tc>
+      </w:tr>
+      <w:tr>
+        <w:tc>
+          <w:tcPr/>
+          <w:p>
+            <w:pPr>
+              <w:pStyle w:val="Compact"/>
+            </w:pPr>
+          </w:p>
+        </w:tc>
+        <w:tc>
+          <w:tcPr/>
+          <w:p>
+            <w:pPr>
+              <w:pStyle w:val="Compact"/>
+              <w:jc w:val="left"/>
+            </w:pPr>
+            <w:r>
+              <w:t xml:space="preserve">3.7.1 การประเมินความแม่น (Accuracy Assessment)</w:t>
+            </w:r>
+          </w:p>
+        </w:tc>
+      </w:tr>
+      <w:tr>
+        <w:tc>
+          <w:tcPr/>
+          <w:p>
+            <w:pPr>
+              <w:pStyle w:val="Compact"/>
+            </w:pPr>
+          </w:p>
+        </w:tc>
+        <w:tc>
+          <w:tcPr/>
+          <w:p>
+            <w:pPr>
+              <w:pStyle w:val="Compact"/>
+              <w:jc w:val="left"/>
+            </w:pPr>
+            <w:r>
+              <w:t xml:space="preserve">3.7.2 การประเมินความเที่ยง (Precision Assessment)</w:t>
+            </w:r>
+          </w:p>
+        </w:tc>
+      </w:tr>
+      <w:tr>
+        <w:tc>
+          <w:tcPr/>
+          <w:p>
+            <w:pPr>
+              <w:pStyle w:val="Compact"/>
+            </w:pPr>
+          </w:p>
+        </w:tc>
+        <w:tc>
+          <w:tcPr/>
+          <w:p>
+            <w:pPr>
+              <w:pStyle w:val="Compact"/>
+              <w:jc w:val="left"/>
+            </w:pPr>
+            <w:r>
+              <w:t xml:space="preserve">3.7.3 ตัวชี้วัดประสิทธิภาพของโมเดลทำนาย (Prediction Metrics)</w:t>
+            </w:r>
+          </w:p>
+        </w:tc>
+      </w:tr>
+      <w:tr>
+        <w:tc>
+          <w:tcPr/>
+          <w:p>
+            <w:pPr>
+              <w:pStyle w:val="Compact"/>
+              <w:jc w:val="left"/>
+            </w:pPr>
+            <w:r>
+              <w:t xml:space="preserve">3.8</w:t>
+            </w:r>
+          </w:p>
+        </w:tc>
+        <w:tc>
+          <w:tcPr/>
+          <w:p>
+            <w:pPr>
+              <w:pStyle w:val="Compact"/>
+              <w:jc w:val="left"/>
+            </w:pPr>
+            <w:r>
+              <w:t xml:space="preserve">ระเบียบวิธีการทดสอบภาคสนามในสวนผลไม้และการวิเคราะห์ทางสถิติ</w:t>
+            </w:r>
+          </w:p>
+        </w:tc>
+      </w:tr>
+      <w:tr>
+        <w:tc>
+          <w:tcPr/>
+          <w:p>
+            <w:pPr>
+              <w:pStyle w:val="Compact"/>
+            </w:pPr>
+          </w:p>
+        </w:tc>
+        <w:tc>
+          <w:tcPr/>
+          <w:p>
+            <w:pPr>
+              <w:pStyle w:val="Compact"/>
+              <w:jc w:val="left"/>
+            </w:pPr>
+            <w:r>
+              <w:t xml:space="preserve">3.8.1 การเก็บตัวอย่างดินจริงในแปลงสวนทุเรียน</w:t>
+            </w:r>
+          </w:p>
+        </w:tc>
+      </w:tr>
+      <w:tr>
+        <w:tc>
+          <w:tcPr/>
+          <w:p>
+            <w:pPr>
+              <w:pStyle w:val="Compact"/>
+            </w:pPr>
+          </w:p>
+        </w:tc>
+        <w:tc>
+          <w:tcPr/>
+          <w:p>
+            <w:pPr>
+              <w:pStyle w:val="Compact"/>
+              <w:jc w:val="left"/>
+            </w:pPr>
+            <w:r>
+              <w:t xml:space="preserve">3.8.2 การวิเคราะห์ผลเปรียบเทียบทางสถิติ (Statistical Analysis)</w:t>
+            </w:r>
+          </w:p>
+        </w:tc>
+      </w:tr>
+      <w:tr>
+        <w:tc>
+          <w:tcPr/>
+          <w:p>
+            <w:pPr>
+              <w:pStyle w:val="Compact"/>
+              <w:jc w:val="left"/>
+            </w:pPr>
+            <w:r>
+              <w:rPr>
+                <w:b/>
+                <w:bCs/>
+              </w:rPr>
+              <w:t xml:space="preserve">บทที่ 4</w:t>
+            </w:r>
+          </w:p>
+        </w:tc>
+        <w:tc>
+          <w:tcPr/>
+          <w:p>
+            <w:pPr>
+              <w:pStyle w:val="Compact"/>
+              <w:jc w:val="left"/>
+            </w:pPr>
+            <w:r>
+              <w:rPr>
+                <w:b/>
+                <w:bCs/>
+              </w:rPr>
+              <w:t xml:space="preserve">ผลการวิจัยและการอภิปรายผล</w:t>
+            </w:r>
+          </w:p>
+        </w:tc>
+      </w:tr>
+      <w:tr>
+        <w:tc>
+          <w:tcPr/>
+          <w:p>
+            <w:pPr>
+              <w:pStyle w:val="Compact"/>
+              <w:jc w:val="left"/>
+            </w:pPr>
+            <w:r>
+              <w:t xml:space="preserve">4.1</w:t>
+            </w:r>
+          </w:p>
+        </w:tc>
+        <w:tc>
+          <w:tcPr/>
+          <w:p>
+            <w:pPr>
+              <w:pStyle w:val="Compact"/>
+              <w:jc w:val="left"/>
+            </w:pPr>
+            <w:r>
+              <w:t xml:space="preserve">ผลการพัฒนาชุดทดสอบภาคสนามและระบบฮาร์ดแวร์ต้นแบบ</w:t>
+            </w:r>
+          </w:p>
+        </w:tc>
+      </w:tr>
+      <w:tr>
+        <w:tc>
+          <w:tcPr/>
+          <w:p>
+            <w:pPr>
+              <w:pStyle w:val="Compact"/>
+            </w:pPr>
+          </w:p>
+        </w:tc>
+        <w:tc>
+          <w:tcPr/>
+          <w:p>
+            <w:pPr>
+              <w:pStyle w:val="Compact"/>
+              <w:jc w:val="left"/>
+            </w:pPr>
+            <w:r>
+              <w:t xml:space="preserve">4.1.1 โครงสร้างตัวเครื่องและกล่องบรรจุภัณฑ์ภาคสนาม</w:t>
+            </w:r>
+          </w:p>
+        </w:tc>
+      </w:tr>
+      <w:tr>
+        <w:tc>
+          <w:tcPr/>
+          <w:p>
+            <w:pPr>
+              <w:pStyle w:val="Compact"/>
+            </w:pPr>
+          </w:p>
+        </w:tc>
+        <w:tc>
+          <w:tcPr/>
+          <w:p>
+            <w:pPr>
+              <w:pStyle w:val="Compact"/>
+              <w:jc w:val="left"/>
+            </w:pPr>
+            <w:r>
+              <w:t xml:space="preserve">4.1.2 สถาปัตยกรรมแผงวงจรประมวลผลและการจัดการพลังงาน</w:t>
+            </w:r>
+          </w:p>
+        </w:tc>
+      </w:tr>
+      <w:tr>
+        <w:tc>
+          <w:tcPr/>
+          <w:p>
+            <w:pPr>
+              <w:pStyle w:val="Compact"/>
+              <w:jc w:val="left"/>
+            </w:pPr>
+            <w:r>
+              <w:t xml:space="preserve">4.2</w:t>
+            </w:r>
+          </w:p>
+        </w:tc>
+        <w:tc>
+          <w:tcPr/>
+          <w:p>
+            <w:pPr>
+              <w:pStyle w:val="Compact"/>
+              <w:jc w:val="left"/>
+            </w:pPr>
+            <w:r>
+              <w:t xml:space="preserve">ผลการออกแบบและพัฒนาส่วนต่อประสานผู้ใช้ Cyber Dashboard UI</w:t>
+            </w:r>
+          </w:p>
+        </w:tc>
+      </w:tr>
+      <w:tr>
+        <w:tc>
+          <w:tcPr/>
+          <w:p>
+            <w:pPr>
+              <w:pStyle w:val="Compact"/>
+            </w:pPr>
+          </w:p>
+        </w:tc>
+        <w:tc>
+          <w:tcPr/>
+          <w:p>
+            <w:pPr>
+              <w:pStyle w:val="Compact"/>
+              <w:jc w:val="left"/>
+            </w:pPr>
+            <w:r>
+              <w:t xml:space="preserve">4.2.1 ส่วนประกอบโครงสร้างหน้าจอ Cyber Dashboard</w:t>
+            </w:r>
+          </w:p>
+        </w:tc>
+      </w:tr>
+      <w:tr>
+        <w:tc>
+          <w:tcPr/>
+          <w:p>
+            <w:pPr>
+              <w:pStyle w:val="Compact"/>
+              <w:jc w:val="left"/>
+            </w:pPr>
+            <w:r>
+              <w:t xml:space="preserve">4.3</w:t>
+            </w:r>
+          </w:p>
+        </w:tc>
+        <w:tc>
+          <w:tcPr/>
+          <w:p>
+            <w:pPr>
+              <w:pStyle w:val="Compact"/>
+              <w:jc w:val="left"/>
+            </w:pPr>
+            <w:r>
+              <w:t xml:space="preserve">ผลการวิเคราะห์ชุดข้อมูลความสัมพันธ์ระหว่างตัวแปรเคมีไฟฟ้าและอุณหภูมิ</w:t>
+            </w:r>
+          </w:p>
+        </w:tc>
+      </w:tr>
+      <w:tr>
+        <w:tc>
+          <w:tcPr/>
+          <w:p>
+            <w:pPr>
+              <w:pStyle w:val="Compact"/>
+              <w:jc w:val="left"/>
+            </w:pPr>
+            <w:r>
+              <w:t xml:space="preserve">4.4</w:t>
+            </w:r>
+          </w:p>
+        </w:tc>
+        <w:tc>
+          <w:tcPr/>
+          <w:p>
+            <w:pPr>
+              <w:pStyle w:val="Compact"/>
+              <w:jc w:val="left"/>
+            </w:pPr>
+            <w:r>
+              <w:t xml:space="preserve">ผลการฝึกสอนและประเมินประสิทธิภาพโมเดลปัญญาประดิษฐ์ Edge TinyML</w:t>
+            </w:r>
+          </w:p>
+        </w:tc>
+      </w:tr>
+      <w:tr>
+        <w:tc>
+          <w:tcPr/>
+          <w:p>
+            <w:pPr>
+              <w:pStyle w:val="Compact"/>
+            </w:pPr>
+          </w:p>
+        </w:tc>
+        <w:tc>
+          <w:tcPr/>
+          <w:p>
+            <w:pPr>
+              <w:pStyle w:val="Compact"/>
+              <w:jc w:val="left"/>
+            </w:pPr>
+            <w:r>
+              <w:t xml:space="preserve">4.4.1 การลู่เข้าของฟังก์ชันการสูญเสีย (Loss Convergence)</w:t>
+            </w:r>
+          </w:p>
+        </w:tc>
+      </w:tr>
+      <w:tr>
+        <w:tc>
+          <w:tcPr/>
+          <w:p>
+            <w:pPr>
+              <w:pStyle w:val="Compact"/>
+            </w:pPr>
+          </w:p>
+        </w:tc>
+        <w:tc>
+          <w:tcPr/>
+          <w:p>
+            <w:pPr>
+              <w:pStyle w:val="Compact"/>
+              <w:jc w:val="left"/>
+            </w:pPr>
+            <w:r>
+              <w:t xml:space="preserve">4.4.2 การเปรียบเทียบประสิทธิภาพการชดเชยความคลาดเคลื่อน</w:t>
+            </w:r>
+          </w:p>
+        </w:tc>
+      </w:tr>
+      <w:tr>
+        <w:tc>
+          <w:tcPr/>
+          <w:p>
+            <w:pPr>
+              <w:pStyle w:val="Compact"/>
+            </w:pPr>
+          </w:p>
+        </w:tc>
+        <w:tc>
+          <w:tcPr/>
+          <w:p>
+            <w:pPr>
+              <w:pStyle w:val="Compact"/>
+              <w:jc w:val="left"/>
+            </w:pPr>
+            <w:r>
+              <w:t xml:space="preserve">4.4.3 สมรรถนะการประมวลผลบนไมโครคอนโทรลเลอร์ ESP32-S3</w:t>
+            </w:r>
+          </w:p>
+        </w:tc>
+      </w:tr>
+      <w:tr>
+        <w:tc>
+          <w:tcPr/>
+          <w:p>
+            <w:pPr>
+              <w:pStyle w:val="Compact"/>
+              <w:jc w:val="left"/>
+            </w:pPr>
+            <w:r>
+              <w:t xml:space="preserve">4.5</w:t>
+            </w:r>
+          </w:p>
+        </w:tc>
+        <w:tc>
+          <w:tcPr/>
+          <w:p>
+            <w:pPr>
+              <w:pStyle w:val="Compact"/>
+              <w:jc w:val="left"/>
+            </w:pPr>
+            <w:r>
+              <w:t xml:space="preserve">ผลการทดสอบความใช้ได้ของวิธีในห้องปฏิบัติการ (Laboratory Method Validation)</w:t>
+            </w:r>
+          </w:p>
+        </w:tc>
+      </w:tr>
+      <w:tr>
+        <w:tc>
+          <w:tcPr/>
+          <w:p>
+            <w:pPr>
+              <w:pStyle w:val="Compact"/>
+            </w:pPr>
+          </w:p>
+        </w:tc>
+        <w:tc>
+          <w:tcPr/>
+          <w:p>
+            <w:pPr>
+              <w:pStyle w:val="Compact"/>
+              <w:jc w:val="left"/>
+            </w:pPr>
+            <w:r>
+              <w:t xml:space="preserve">4.5.1 การทดสอบความแม่น (Accuracy / Bias)</w:t>
+            </w:r>
+          </w:p>
+        </w:tc>
+      </w:tr>
+      <w:tr>
+        <w:tc>
+          <w:tcPr/>
+          <w:p>
+            <w:pPr>
+              <w:pStyle w:val="Compact"/>
+            </w:pPr>
+          </w:p>
+        </w:tc>
+        <w:tc>
+          <w:tcPr/>
+          <w:p>
+            <w:pPr>
+              <w:pStyle w:val="Compact"/>
+              <w:jc w:val="left"/>
+            </w:pPr>
+            <w:r>
+              <w:t xml:space="preserve">4.5.2 การทดสอบความเที่ยง (Precision / %RSD)</w:t>
+            </w:r>
+          </w:p>
+        </w:tc>
+      </w:tr>
+      <w:tr>
+        <w:tc>
+          <w:tcPr/>
+          <w:p>
+            <w:pPr>
+              <w:pStyle w:val="Compact"/>
+              <w:jc w:val="left"/>
+            </w:pPr>
+            <w:r>
+              <w:t xml:space="preserve">4.6</w:t>
+            </w:r>
+          </w:p>
+        </w:tc>
+        <w:tc>
+          <w:tcPr/>
+          <w:p>
+            <w:pPr>
+              <w:pStyle w:val="Compact"/>
+              <w:jc w:val="left"/>
+            </w:pPr>
+            <w:r>
+              <w:t xml:space="preserve">ผลการทดสอบภาคสนามในแปลงสวนทุเรียนจริงและการเปรียบเทียบทางสถิติ</w:t>
+            </w:r>
+          </w:p>
+        </w:tc>
+      </w:tr>
+      <w:tr>
+        <w:tc>
+          <w:tcPr/>
+          <w:p>
+            <w:pPr>
+              <w:pStyle w:val="Compact"/>
+            </w:pPr>
+          </w:p>
+        </w:tc>
+        <w:tc>
+          <w:tcPr/>
+          <w:p>
+            <w:pPr>
+              <w:pStyle w:val="Compact"/>
+              <w:jc w:val="left"/>
+            </w:pPr>
+            <w:r>
+              <w:t xml:space="preserve">4.6.1 การวิเคราะห์สถิติทดสอบสมมติฐาน (Paired Samples t-test)</w:t>
+            </w:r>
+          </w:p>
+        </w:tc>
+      </w:tr>
+      <w:tr>
+        <w:tc>
+          <w:tcPr/>
+          <w:p>
+            <w:pPr>
+              <w:pStyle w:val="Compact"/>
+            </w:pPr>
+          </w:p>
+        </w:tc>
+        <w:tc>
+          <w:tcPr/>
+          <w:p>
+            <w:pPr>
+              <w:pStyle w:val="Compact"/>
+              <w:jc w:val="left"/>
+            </w:pPr>
+            <w:r>
+              <w:t xml:space="preserve">4.6.2 การวิเคราะห์ความสัมพันธ์เชิงเส้นและการสอดคล้อง (Bland-Altman Agreement)</w:t>
+            </w:r>
+          </w:p>
+        </w:tc>
+      </w:tr>
+      <w:tr>
+        <w:tc>
+          <w:tcPr/>
+          <w:p>
+            <w:pPr>
+              <w:pStyle w:val="Compact"/>
+              <w:jc w:val="left"/>
+            </w:pPr>
+            <w:r>
+              <w:t xml:space="preserve">4.7</w:t>
+            </w:r>
+          </w:p>
+        </w:tc>
+        <w:tc>
+          <w:tcPr/>
+          <w:p>
+            <w:pPr>
+              <w:pStyle w:val="Compact"/>
+              <w:jc w:val="left"/>
+            </w:pPr>
+            <w:r>
+              <w:t xml:space="preserve">การอภิปรายผลการวิจัย (Discussion)</w:t>
+            </w:r>
+          </w:p>
+        </w:tc>
+      </w:tr>
+      <w:tr>
+        <w:tc>
+          <w:tcPr/>
+          <w:p>
+            <w:pPr>
+              <w:pStyle w:val="Compact"/>
+            </w:pPr>
+          </w:p>
+        </w:tc>
+        <w:tc>
+          <w:tcPr/>
+          <w:p>
+            <w:pPr>
+              <w:pStyle w:val="Compact"/>
+              <w:jc w:val="left"/>
+            </w:pPr>
+            <w:r>
+              <w:t xml:space="preserve">4.7.1 การก้าวข้ามขีดจำกัดของสมการเนิร์นสต์ด้วยปัญญาประดิษฐ์สองขั้นตอน</w:t>
+            </w:r>
+          </w:p>
+        </w:tc>
+      </w:tr>
+      <w:tr>
+        <w:tc>
+          <w:tcPr/>
+          <w:p>
+            <w:pPr>
+              <w:pStyle w:val="Compact"/>
+            </w:pPr>
+          </w:p>
+        </w:tc>
+        <w:tc>
+          <w:tcPr/>
+          <w:p>
+            <w:pPr>
+              <w:pStyle w:val="Compact"/>
+              <w:jc w:val="left"/>
+            </w:pPr>
+            <w:r>
+              <w:t xml:space="preserve">4.7.2 ความพร้อมในการประมวลผลบนไมโครคอนโทรลเลอร์ (Edge TinyML Feasibility)</w:t>
+            </w:r>
+          </w:p>
+        </w:tc>
+      </w:tr>
+      <w:tr>
+        <w:tc>
+          <w:tcPr/>
+          <w:p>
+            <w:pPr>
+              <w:pStyle w:val="Compact"/>
+            </w:pPr>
+          </w:p>
+        </w:tc>
+        <w:tc>
+          <w:tcPr/>
+          <w:p>
+            <w:pPr>
+              <w:pStyle w:val="Compact"/>
+              <w:jc w:val="left"/>
+            </w:pPr>
+            <w:r>
+              <w:t xml:space="preserve">4.7.3 ผลกระทบเชิงประยุกต์ต่อการจัดการสวนทุเรียนในภาคตะวันออก</w:t>
+            </w:r>
+          </w:p>
+        </w:tc>
+      </w:tr>
+      <w:tr>
+        <w:tc>
+          <w:tcPr/>
+          <w:p>
+            <w:pPr>
+              <w:pStyle w:val="Compact"/>
+              <w:jc w:val="left"/>
+            </w:pPr>
+            <w:r>
+              <w:rPr>
+                <w:b/>
+                <w:bCs/>
+              </w:rPr>
+              <w:t xml:space="preserve">เอกสารอ้างอิง</w:t>
+            </w:r>
+          </w:p>
+        </w:tc>
+        <w:tc>
+          <w:tcPr/>
+          <w:p>
+            <w:pPr>
+              <w:pStyle w:val="Compact"/>
+              <w:jc w:val="left"/>
+            </w:pPr>
+            <w:r>
+              <w:rPr>
+                <w:b/>
+                <w:bCs/>
+              </w:rPr>
+              <w:t xml:space="preserve">รายการเอกสารอ้างอิงทางวิชาการ</w:t>
+            </w:r>
+          </w:p>
+        </w:tc>
+      </w:tr>
+    </w:tbl>
+    <w:bookmarkEnd w:id="12"/>
+    <w:bookmarkStart w:id="13" w:name="สารบญตาราง-list-of-tables"/>
+    <w:p>
+      <w:pPr>
+        <w:pStyle w:val="Heading2"/>
+      </w:pPr>
+      <w:r>
+        <w:t xml:space="preserve">สารบัญตาราง (List of Tables)</w:t>
+      </w:r>
+    </w:p>
+    <w:tbl>
+      <w:tblPr>
+        <w:tblStyle w:val="Table"/>
+        <w:tblW w:type="pct" w:w="5000"/>
+        <w:tblLayout w:type="fixed"/>
+        <w:tblLook w:firstRow="1" w:lastRow="0" w:firstColumn="0" w:lastColumn="0" w:noHBand="0" w:noVBand="0" w:val="0020"/>
+      </w:tblPr>
+      <w:tblGrid>
+        <w:gridCol w:w="4400"/>
+        <w:gridCol w:w="3520"/>
+      </w:tblGrid>
+      <w:tr>
+        <w:trPr>
+          <w:tblHeader w:val="on"/>
+        </w:trPr>
+        <w:tc>
+          <w:tcPr/>
+          <w:p>
+            <w:pPr>
+              <w:pStyle w:val="Compact"/>
+              <w:jc w:val="center"/>
+            </w:pPr>
+            <w:r>
+              <w:t xml:space="preserve">ลำดับตาราง</w:t>
+            </w:r>
+          </w:p>
+        </w:tc>
+        <w:tc>
+          <w:tcPr/>
+          <w:p>
+            <w:pPr>
+              <w:pStyle w:val="Compact"/>
+              <w:jc w:val="left"/>
+            </w:pPr>
+            <w:r>
+              <w:t xml:space="preserve">ชื่อตาราง</w:t>
+            </w:r>
+          </w:p>
+        </w:tc>
+      </w:tr>
+      <w:tr>
+        <w:tc>
+          <w:tcPr/>
+          <w:p>
+            <w:pPr>
+              <w:pStyle w:val="Compact"/>
+              <w:jc w:val="center"/>
+            </w:pPr>
+            <w:r>
+              <w:rPr>
+                <w:b/>
+                <w:bCs/>
+              </w:rPr>
+              <w:t xml:space="preserve">ตารางที่ 2.1</w:t>
+            </w:r>
+          </w:p>
+        </w:tc>
+        <w:tc>
+          <w:tcPr/>
+          <w:p>
+            <w:pPr>
+              <w:pStyle w:val="Compact"/>
+              <w:jc w:val="left"/>
+            </w:pPr>
+            <w:r>
+              <w:t xml:space="preserve">ค่าความชันตามสมการเนิร์นสต์ (Nernstian Slope) ที่อุณหภูมิต่างๆ</w:t>
+            </w:r>
+          </w:p>
+        </w:tc>
+      </w:tr>
+      <w:tr>
+        <w:tc>
+          <w:tcPr/>
+          <w:p>
+            <w:pPr>
+              <w:pStyle w:val="Compact"/>
+              <w:jc w:val="center"/>
+            </w:pPr>
+            <w:r>
+              <w:rPr>
+                <w:b/>
+                <w:bCs/>
+              </w:rPr>
+              <w:t xml:space="preserve">ตารางที่ 3.1</w:t>
+            </w:r>
+          </w:p>
+        </w:tc>
+        <w:tc>
+          <w:tcPr/>
+          <w:p>
+            <w:pPr>
+              <w:pStyle w:val="Compact"/>
+              <w:jc w:val="left"/>
+            </w:pPr>
+            <w:r>
+              <w:t xml:space="preserve">การกำหนดขาเชื่อมต่อพิน (Pin Assignment) ระหว่าง ESP32-S3 และอุปกรณ์รอบข้าง</w:t>
+            </w:r>
+          </w:p>
+        </w:tc>
+      </w:tr>
+      <w:tr>
+        <w:tc>
+          <w:tcPr/>
+          <w:p>
+            <w:pPr>
+              <w:pStyle w:val="Compact"/>
+              <w:jc w:val="center"/>
+            </w:pPr>
+            <w:r>
+              <w:rPr>
+                <w:b/>
+                <w:bCs/>
+              </w:rPr>
+              <w:t xml:space="preserve">ตารางที่ 3.2</w:t>
+            </w:r>
+          </w:p>
+        </w:tc>
+        <w:tc>
+          <w:tcPr/>
+          <w:p>
+            <w:pPr>
+              <w:pStyle w:val="Compact"/>
+              <w:jc w:val="left"/>
+            </w:pPr>
+            <w:r>
+              <w:t xml:space="preserve">โครงสร้างเฟรมข้อมูล Modbus RTU สำหรับอ่านค่าพารามิเตอร์ดิน</w:t>
+            </w:r>
+          </w:p>
+        </w:tc>
+      </w:tr>
+      <w:tr>
+        <w:tc>
+          <w:tcPr/>
+          <w:p>
+            <w:pPr>
+              <w:pStyle w:val="Compact"/>
+              <w:jc w:val="center"/>
+            </w:pPr>
+            <w:r>
+              <w:rPr>
+                <w:b/>
+                <w:bCs/>
+              </w:rPr>
+              <w:t xml:space="preserve">ตารางที่ 4.1</w:t>
+            </w:r>
+          </w:p>
+        </w:tc>
+        <w:tc>
+          <w:tcPr/>
+          <w:p>
+            <w:pPr>
+              <w:pStyle w:val="Compact"/>
+              <w:jc w:val="left"/>
+            </w:pPr>
+            <w:r>
+              <w:t xml:space="preserve">ผลการทดสอบอัตราการบริโภคพลังงานและระยะเวลาใช้งานของชุดทดสอบภาคสนาม</w:t>
+            </w:r>
+          </w:p>
+        </w:tc>
+      </w:tr>
+      <w:tr>
+        <w:tc>
+          <w:tcPr/>
+          <w:p>
+            <w:pPr>
+              <w:pStyle w:val="Compact"/>
+              <w:jc w:val="center"/>
+            </w:pPr>
+            <w:r>
+              <w:rPr>
+                <w:b/>
+                <w:bCs/>
+              </w:rPr>
+              <w:t xml:space="preserve">ตารางที่ 4.2</w:t>
+            </w:r>
+          </w:p>
+        </w:tc>
+        <w:tc>
+          <w:tcPr/>
+          <w:p>
+            <w:pPr>
+              <w:pStyle w:val="Compact"/>
+              <w:jc w:val="left"/>
+            </w:pPr>
+            <w:r>
+              <w:t xml:space="preserve">ค่าแรงเคลื่อนไฟฟ้าเคมีเฉลี่ย (</w:t>
+            </w:r>
+            <m:oMath>
+              <m:r>
+                <m:t>E</m:t>
+              </m:r>
+              <m:r>
+                <m:rPr>
+                  <m:sty m:val="p"/>
+                </m:rPr>
+                <m:t>±</m:t>
+              </m:r>
+              <m:r>
+                <m:rPr>
+                  <m:nor/>
+                  <m:sty m:val="p"/>
+                </m:rPr>
+                <m:t>SD</m:t>
+              </m:r>
+            </m:oMath>
+            <w:r>
+              <w:t xml:space="preserve">, mV) ในสารละลายบัฟเฟอร์มาตรฐานที่อุณหภูมิต่างๆ</w:t>
+            </w:r>
+          </w:p>
+        </w:tc>
+      </w:tr>
+      <w:tr>
+        <w:tc>
+          <w:tcPr/>
+          <w:p>
+            <w:pPr>
+              <w:pStyle w:val="Compact"/>
+              <w:jc w:val="center"/>
+            </w:pPr>
+            <w:r>
+              <w:rPr>
+                <w:b/>
+                <w:bCs/>
+              </w:rPr>
+              <w:t xml:space="preserve">ตารางที่ 4.3</w:t>
+            </w:r>
+          </w:p>
+        </w:tc>
+        <w:tc>
+          <w:tcPr/>
+          <w:p>
+            <w:pPr>
+              <w:pStyle w:val="Compact"/>
+              <w:jc w:val="left"/>
+            </w:pPr>
+            <w:r>
+              <w:t xml:space="preserve">การเปรียบเทียบประสิทธิภาพเชิงสถิติของวิธีการคำนวณค่า Soil pH บนชุดข้อมูลทดสอบ (Test Set, N = 378)</w:t>
+            </w:r>
+          </w:p>
+        </w:tc>
+      </w:tr>
+      <w:tr>
+        <w:tc>
+          <w:tcPr/>
+          <w:p>
+            <w:pPr>
+              <w:pStyle w:val="Compact"/>
+              <w:jc w:val="center"/>
+            </w:pPr>
+            <w:r>
+              <w:rPr>
+                <w:b/>
+                <w:bCs/>
+              </w:rPr>
+              <w:t xml:space="preserve">ตารางที่ 4.4</w:t>
+            </w:r>
+          </w:p>
+        </w:tc>
+        <w:tc>
+          <w:tcPr/>
+          <w:p>
+            <w:pPr>
+              <w:pStyle w:val="Compact"/>
+              <w:jc w:val="left"/>
+            </w:pPr>
+            <w:r>
+              <w:t xml:space="preserve">ผลการทดสอบความแม่น (Accuracy) และร้อยละความคลาดเคลื่อน (Bias)</w:t>
+            </w:r>
+          </w:p>
+        </w:tc>
+      </w:tr>
+      <w:tr>
+        <w:tc>
+          <w:tcPr/>
+          <w:p>
+            <w:pPr>
+              <w:pStyle w:val="Compact"/>
+              <w:jc w:val="center"/>
+            </w:pPr>
+            <w:r>
+              <w:rPr>
+                <w:b/>
+                <w:bCs/>
+              </w:rPr>
+              <w:t xml:space="preserve">ตารางที่ 4.5</w:t>
+            </w:r>
+          </w:p>
+        </w:tc>
+        <w:tc>
+          <w:tcPr/>
+          <w:p>
+            <w:pPr>
+              <w:pStyle w:val="Compact"/>
+              <w:jc w:val="left"/>
+            </w:pPr>
+            <w:r>
+              <w:t xml:space="preserve">ผลการทดสอบความเที่ยง (Precision) ด้วยการวัดซ้ำ 11 ครั้ง (</w:t>
+            </w:r>
+            <m:oMath>
+              <m:r>
+                <m:t>n</m:t>
+              </m:r>
+              <m:r>
+                <m:rPr>
+                  <m:sty m:val="p"/>
+                </m:rPr>
+                <m:t>=</m:t>
+              </m:r>
+              <m:r>
+                <m:t>11</m:t>
+              </m:r>
+            </m:oMath>
+            <w:r>
+              <w:t xml:space="preserve">)</w:t>
+            </w:r>
+          </w:p>
+        </w:tc>
+      </w:tr>
+      <w:tr>
+        <w:tc>
+          <w:tcPr/>
+          <w:p>
+            <w:pPr>
+              <w:pStyle w:val="Compact"/>
+              <w:jc w:val="center"/>
+            </w:pPr>
+            <w:r>
+              <w:rPr>
+                <w:b/>
+                <w:bCs/>
+              </w:rPr>
+              <w:t xml:space="preserve">ตารางที่ 4.6</w:t>
+            </w:r>
+          </w:p>
+        </w:tc>
+        <w:tc>
+          <w:tcPr/>
+          <w:p>
+            <w:pPr>
+              <w:pStyle w:val="Compact"/>
+              <w:jc w:val="left"/>
+            </w:pPr>
+            <w:r>
+              <w:t xml:space="preserve">ผลการตรวจวัดค่าความเป็นกรด-ด่างในตัวอย่างดินสวนทุเรียนจริงภาคสนาม 30 ตัวอย่าง</w:t>
+            </w:r>
+          </w:p>
+        </w:tc>
+      </w:tr>
+    </w:tbl>
+    <w:bookmarkEnd w:id="13"/>
+    <w:bookmarkStart w:id="14" w:name="สารบญภาพ-list-of-figures"/>
+    <w:p>
+      <w:pPr>
+        <w:pStyle w:val="Heading2"/>
+      </w:pPr>
+      <w:r>
+        <w:t xml:space="preserve">สารบัญภาพ (List of Figures)</w:t>
+      </w:r>
+    </w:p>
+    <w:tbl>
+      <w:tblPr>
+        <w:tblStyle w:val="Table"/>
+        <w:tblW w:type="pct" w:w="5000"/>
+        <w:tblLayout w:type="fixed"/>
+        <w:tblLook w:firstRow="1" w:lastRow="0" w:firstColumn="0" w:lastColumn="0" w:noHBand="0" w:noVBand="0" w:val="0020"/>
+      </w:tblPr>
+      <w:tblGrid>
+        <w:gridCol w:w="4400"/>
+        <w:gridCol w:w="3520"/>
+      </w:tblGrid>
+      <w:tr>
+        <w:trPr>
+          <w:tblHeader w:val="on"/>
+        </w:trPr>
+        <w:tc>
+          <w:tcPr/>
+          <w:p>
+            <w:pPr>
+              <w:pStyle w:val="Compact"/>
+              <w:jc w:val="center"/>
+            </w:pPr>
+            <w:r>
+              <w:t xml:space="preserve">ลำดับภาพ</w:t>
+            </w:r>
+          </w:p>
+        </w:tc>
+        <w:tc>
+          <w:tcPr/>
+          <w:p>
+            <w:pPr>
+              <w:pStyle w:val="Compact"/>
+              <w:jc w:val="left"/>
+            </w:pPr>
+            <w:r>
+              <w:t xml:space="preserve">ชื่อภาพ</w:t>
+            </w:r>
+          </w:p>
+        </w:tc>
+      </w:tr>
+      <w:tr>
+        <w:tc>
+          <w:tcPr/>
+          <w:p>
+            <w:pPr>
+              <w:pStyle w:val="Compact"/>
+              <w:jc w:val="center"/>
+            </w:pPr>
+            <w:r>
+              <w:rPr>
+                <w:b/>
+                <w:bCs/>
+              </w:rPr>
+              <w:t xml:space="preserve">ภาพที่ 3.1</w:t>
+            </w:r>
+          </w:p>
+        </w:tc>
+        <w:tc>
+          <w:tcPr/>
+          <w:p>
+            <w:pPr>
+              <w:pStyle w:val="Compact"/>
+              <w:jc w:val="left"/>
+            </w:pPr>
+            <w:r>
+              <w:t xml:space="preserve">บอร์ดควบคุมหลัก ATD3.5-S3 ขับเคลื่อนด้วยไมโครคอนโทรลเลอร์ ESP32-S3 พร้อมจอแสดงผลสีสัมผัส IPS ขนาด 3.5 นิ้ว</w:t>
+            </w:r>
+          </w:p>
+        </w:tc>
+      </w:tr>
+      <w:tr>
+        <w:tc>
+          <w:tcPr/>
+          <w:p>
+            <w:pPr>
+              <w:pStyle w:val="Compact"/>
+              <w:jc w:val="center"/>
+            </w:pPr>
+            <w:r>
+              <w:rPr>
+                <w:b/>
+                <w:bCs/>
+              </w:rPr>
+              <w:t xml:space="preserve">ภาพที่ 3.2</w:t>
+            </w:r>
+          </w:p>
+        </w:tc>
+        <w:tc>
+          <w:tcPr/>
+          <w:p>
+            <w:pPr>
+              <w:pStyle w:val="Compact"/>
+              <w:jc w:val="left"/>
+            </w:pPr>
+            <w:r>
+              <w:t xml:space="preserve">แผงวงจรขยาย Farm1 Shield สำหรับเชื่อมต่อสัญญาณอุตสาหกรรม RS485 และเซนเซอร์สิ่งแวดล้อม</w:t>
+            </w:r>
+          </w:p>
+        </w:tc>
+      </w:tr>
+      <w:tr>
+        <w:tc>
+          <w:tcPr/>
+          <w:p>
+            <w:pPr>
+              <w:pStyle w:val="Compact"/>
+              <w:jc w:val="center"/>
+            </w:pPr>
+            <w:r>
+              <w:rPr>
+                <w:b/>
+                <w:bCs/>
+              </w:rPr>
+              <w:t xml:space="preserve">ภาพที่ 3.3</w:t>
+            </w:r>
+          </w:p>
+        </w:tc>
+        <w:tc>
+          <w:tcPr/>
+          <w:p>
+            <w:pPr>
+              <w:pStyle w:val="Compact"/>
+              <w:jc w:val="left"/>
+            </w:pPr>
+            <w:r>
+              <w:t xml:space="preserve">ลักษณะการเข้าสายสัญญาณเซนเซอร์บนเทอร์มินัลบล็อกของบอร์ด Farm1 Shield</w:t>
+            </w:r>
+          </w:p>
+        </w:tc>
+      </w:tr>
+      <w:tr>
+        <w:tc>
+          <w:tcPr/>
+          <w:p>
+            <w:pPr>
+              <w:pStyle w:val="Compact"/>
+              <w:jc w:val="center"/>
+            </w:pPr>
+            <w:r>
+              <w:rPr>
+                <w:b/>
+                <w:bCs/>
+              </w:rPr>
+              <w:t xml:space="preserve">ภาพที่ 3.4</w:t>
+            </w:r>
+          </w:p>
+        </w:tc>
+        <w:tc>
+          <w:tcPr/>
+          <w:p>
+            <w:pPr>
+              <w:pStyle w:val="Compact"/>
+              <w:jc w:val="left"/>
+            </w:pPr>
+            <w:r>
+              <w:t xml:space="preserve">โพรบตรวจวัดคุณสมบัติดินอุตสาหกรรม 7-in-1 Modbus RS485 ชนิดแท่งสแตนเลสสตีล 316L ทนต่อสารเคมี</w:t>
+            </w:r>
+          </w:p>
+        </w:tc>
+      </w:tr>
+      <w:tr>
+        <w:tc>
+          <w:tcPr/>
+          <w:p>
+            <w:pPr>
+              <w:pStyle w:val="Compact"/>
+              <w:jc w:val="center"/>
+            </w:pPr>
+            <w:r>
+              <w:rPr>
+                <w:b/>
+                <w:bCs/>
+              </w:rPr>
+              <w:t xml:space="preserve">ภาพที่ 3.5</w:t>
+            </w:r>
+          </w:p>
+        </w:tc>
+        <w:tc>
+          <w:tcPr/>
+          <w:p>
+            <w:pPr>
+              <w:pStyle w:val="Compact"/>
+              <w:jc w:val="left"/>
+            </w:pPr>
+            <w:r>
+              <w:t xml:space="preserve">โครงสร้างเข็มวัดสแตนเลสสตีล 316L ทางการแพทย์ของโพรบวัดดิน 7-in-1 และข้อต่อเคเบิลกันน้ำมาตรฐานอุตสาหกรรม</w:t>
+            </w:r>
+          </w:p>
+        </w:tc>
+      </w:tr>
+      <w:tr>
+        <w:tc>
+          <w:tcPr/>
+          <w:p>
+            <w:pPr>
+              <w:pStyle w:val="Compact"/>
+              <w:jc w:val="center"/>
+            </w:pPr>
+            <w:r>
+              <w:rPr>
+                <w:b/>
+                <w:bCs/>
+              </w:rPr>
+              <w:t xml:space="preserve">ภาพที่ 3.6</w:t>
+            </w:r>
+          </w:p>
+        </w:tc>
+        <w:tc>
+          <w:tcPr/>
+          <w:p>
+            <w:pPr>
+              <w:pStyle w:val="Compact"/>
+              <w:jc w:val="left"/>
+            </w:pPr>
+            <w:r>
+              <w:t xml:space="preserve">เซนเซอร์อุณหภูมิและความชื้นอ้างอิง Sensirion SHT45 ในปลอกกรองโลหะซินเตอร์สแตนเลสพร้อมสายสัญญาณ</w:t>
+            </w:r>
+          </w:p>
+        </w:tc>
+      </w:tr>
+      <w:tr>
+        <w:tc>
+          <w:tcPr/>
+          <w:p>
+            <w:pPr>
+              <w:pStyle w:val="Compact"/>
+              <w:jc w:val="center"/>
+            </w:pPr>
+            <w:r>
+              <w:rPr>
+                <w:b/>
+                <w:bCs/>
+              </w:rPr>
+              <w:t xml:space="preserve">ภาพที่ 3.7</w:t>
+            </w:r>
+          </w:p>
+        </w:tc>
+        <w:tc>
+          <w:tcPr/>
+          <w:p>
+            <w:pPr>
+              <w:pStyle w:val="Compact"/>
+              <w:jc w:val="left"/>
+            </w:pPr>
+            <w:r>
+              <w:t xml:space="preserve">ชุดการทดลองเก็บข้อมูลในห้องปฏิบัติการเคมีวิเคราะห์ ประกอบด้วยอ่างควบคุมอุณหภูมิความแม่นยำสูง สารละลายบัฟเฟอร์มาตรฐาน NIST และเครื่องมือวัดมาตรฐานอ้างอิง</w:t>
+            </w:r>
+          </w:p>
+        </w:tc>
+      </w:tr>
+      <w:tr>
+        <w:tc>
+          <w:tcPr/>
+          <w:p>
+            <w:pPr>
+              <w:pStyle w:val="Compact"/>
+              <w:jc w:val="center"/>
+            </w:pPr>
+            <w:r>
+              <w:rPr>
+                <w:b/>
+                <w:bCs/>
+              </w:rPr>
+              <w:t xml:space="preserve">ภาพที่ 4.1</w:t>
+            </w:r>
+          </w:p>
+        </w:tc>
+        <w:tc>
+          <w:tcPr/>
+          <w:p>
+            <w:pPr>
+              <w:pStyle w:val="Compact"/>
+              <w:jc w:val="left"/>
+            </w:pPr>
+            <w:r>
+              <w:t xml:space="preserve">ชุดทดสอบค่าความเป็นกรด-ด่างของดินแบบพกพาภาคสนามต้นแบบสมบูรณ์ พร้อมโพรบวัดดิน 7-in-1</w:t>
+            </w:r>
+          </w:p>
+        </w:tc>
+      </w:tr>
+      <w:tr>
+        <w:tc>
+          <w:tcPr/>
+          <w:p>
+            <w:pPr>
+              <w:pStyle w:val="Compact"/>
+              <w:jc w:val="center"/>
+            </w:pPr>
+            <w:r>
+              <w:rPr>
+                <w:b/>
+                <w:bCs/>
+              </w:rPr>
+              <w:t xml:space="preserve">ภาพที่ 4.2</w:t>
+            </w:r>
+          </w:p>
+        </w:tc>
+        <w:tc>
+          <w:tcPr/>
+          <w:p>
+            <w:pPr>
+              <w:pStyle w:val="Compact"/>
+              <w:jc w:val="left"/>
+            </w:pPr>
+            <w:r>
+              <w:t xml:space="preserve">ส่วนต่อประสานผู้ใช้ Cyber Dashboard UI บนจอแสดงผลสี IPS ขนาด 3.5 นิ้ว แสดงผลค่า pH ชดเชยด้วยปัญญาประดิษฐ์และพารามิเตอร์ดิน 7 ค่า</w:t>
+            </w:r>
+          </w:p>
+        </w:tc>
+      </w:tr>
+      <w:tr>
+        <w:tc>
+          <w:tcPr/>
+          <w:p>
+            <w:pPr>
+              <w:pStyle w:val="Compact"/>
+              <w:jc w:val="center"/>
+            </w:pPr>
+            <w:r>
+              <w:rPr>
+                <w:b/>
+                <w:bCs/>
+              </w:rPr>
+              <w:t xml:space="preserve">ภาพที่ 4.3</w:t>
+            </w:r>
+          </w:p>
+        </w:tc>
+        <w:tc>
+          <w:tcPr/>
+          <w:p>
+            <w:pPr>
+              <w:pStyle w:val="Compact"/>
+              <w:jc w:val="left"/>
+            </w:pPr>
+            <w:r>
+              <w:t xml:space="preserve">การทดสอบวัดค่าความเป็นกรด-ด่างของดินภาคสนามจริงบริเวณเขตรากพืชในแปลงสวนทุเรียน จังหวัดจันทบุรี</w:t>
+            </w:r>
+          </w:p>
+        </w:tc>
+      </w:tr>
+    </w:tbl>
+    <w:bookmarkEnd w:id="14"/>
+    <w:bookmarkEnd w:id="15"/>
+    <w:bookmarkStart w:id="16" w:name="บทท-1"/>
+    <w:p>
+      <w:pPr>
+        <w:pStyle w:val="Heading1"/>
+      </w:pPr>
+      <w:r>
         <w:t xml:space="preserve">บทที่ 1</w:t>
       </w:r>
     </w:p>
-    <w:bookmarkEnd w:id="10"/>
-    <w:bookmarkStart w:id="24" w:name="บทนำ"/>
+    <w:bookmarkEnd w:id="16"/>
+    <w:bookmarkStart w:id="30" w:name="บทนำ"/>
     <w:p>
       <w:pPr>
         <w:pStyle w:val="Heading1"/>
@@ -129,7 +3509,7 @@
         <w:t xml:space="preserve">บทนำ</w:t>
       </w:r>
     </w:p>
-    <w:bookmarkStart w:id="11" w:name="ความเปนมาและความสำคญของปญหา"/>
+    <w:bookmarkStart w:id="17" w:name="ความเปนมาและความสำคญของปญหา"/>
     <w:p>
       <w:pPr>
         <w:pStyle w:val="Heading2"/>
@@ -397,8 +3777,8 @@
         </w:pict>
       </w:r>
     </w:p>
-    <w:bookmarkEnd w:id="11"/>
-    <w:bookmarkStart w:id="12" w:name="วตถประสงคของการวจย"/>
+    <w:bookmarkEnd w:id="17"/>
+    <w:bookmarkStart w:id="18" w:name="วตถประสงคของการวจย"/>
     <w:p>
       <w:pPr>
         <w:pStyle w:val="Heading2"/>
@@ -450,8 +3830,8 @@
         </w:pict>
       </w:r>
     </w:p>
-    <w:bookmarkEnd w:id="12"/>
-    <w:bookmarkStart w:id="17" w:name="ขอบเขตของการวจย"/>
+    <w:bookmarkEnd w:id="18"/>
+    <w:bookmarkStart w:id="23" w:name="ขอบเขตของการวจย"/>
     <w:p>
       <w:pPr>
         <w:pStyle w:val="Heading2"/>
@@ -468,7 +3848,7 @@
         <w:t xml:space="preserve">การดำเนินการวิจัยครั้งนี้มีขอบเขตการดำเนินงานครอบคลุม 4 มิติหลัก ดังต่อไปนี้</w:t>
       </w:r>
     </w:p>
-    <w:bookmarkStart w:id="13" w:name="ขอบเขตดานประชากรและกลมตวอยาง"/>
+    <w:bookmarkStart w:id="19" w:name="ขอบเขตดานประชากรและกลมตวอยาง"/>
     <w:p>
       <w:pPr>
         <w:pStyle w:val="Heading3"/>
@@ -521,8 +3901,8 @@
         <w:t xml:space="preserve">ดำเนินการเก็บตัวอย่างดินจากแปลงเพาะปลูกทุเรียนจริงในพื้นที่จังหวัดจันทบุรี (อำเภอมะขาม และอำเภอท่าใหม่) และจังหวัดตราด (อำเภอเขาสมิง) ที่มีลักษณะเนื้อดินและระดับความเป็นกรด-ด่างที่หลากหลาย จำนวน 30 แปลงตัวแทน เพื่อนำมาทดสอบความใช้ได้ของวิธีและประเมินประสิทธิภาพทางสถิติ</w:t>
       </w:r>
     </w:p>
-    <w:bookmarkEnd w:id="13"/>
-    <w:bookmarkStart w:id="14" w:name="ขอบเขตดานตวแปร"/>
+    <w:bookmarkEnd w:id="19"/>
+    <w:bookmarkStart w:id="20" w:name="ขอบเขตดานตวแปร"/>
     <w:p>
       <w:pPr>
         <w:pStyle w:val="Heading3"/>
@@ -699,8 +4079,8 @@
         <w:t xml:space="preserve">), ค่าร้อยละความคลาดเคลื่อน (Bias), และร้อยละของส่วนเบี่ยงเบนมาตรฐานสัมพัทธ์ (%RSD)</w:t>
       </w:r>
     </w:p>
-    <w:bookmarkEnd w:id="14"/>
-    <w:bookmarkStart w:id="15" w:name="ขอบเขตดานเทคโนโลย-ฮารดแวร-และซอฟตแวร"/>
+    <w:bookmarkEnd w:id="20"/>
+    <w:bookmarkStart w:id="21" w:name="ขอบเขตดานเทคโนโลย-ฮารดแวร-และซอฟตแวร"/>
     <w:p>
       <w:pPr>
         <w:pStyle w:val="Heading3"/>
@@ -878,8 +4258,8 @@
         <w:t xml:space="preserve">โครงข่ายประสาทเทียมแบบ Multilayer Perceptron (MLP) สถาปัตยกรรม 3-16-8-1 แปลงเป็นภาษา C++ Static Weight Array ประมวลผลแบบ Edge TinyML On-device</w:t>
       </w:r>
     </w:p>
-    <w:bookmarkEnd w:id="15"/>
-    <w:bookmarkStart w:id="16" w:name="ขอบเขตดานเวลาและสถานท"/>
+    <w:bookmarkEnd w:id="21"/>
+    <w:bookmarkStart w:id="22" w:name="ขอบเขตดานเวลาและสถานท"/>
     <w:p>
       <w:pPr>
         <w:pStyle w:val="Heading3"/>
@@ -939,9 +4319,9 @@
         </w:pict>
       </w:r>
     </w:p>
-    <w:bookmarkEnd w:id="16"/>
-    <w:bookmarkEnd w:id="17"/>
-    <w:bookmarkStart w:id="18" w:name="สมมตฐานการวจย"/>
+    <w:bookmarkEnd w:id="22"/>
+    <w:bookmarkEnd w:id="23"/>
+    <w:bookmarkStart w:id="24" w:name="สมมตฐานการวจย"/>
     <w:p>
       <w:pPr>
         <w:pStyle w:val="Heading2"/>
@@ -1027,8 +4407,8 @@
         </w:pict>
       </w:r>
     </w:p>
-    <w:bookmarkEnd w:id="18"/>
-    <w:bookmarkStart w:id="19" w:name="ขอจำกดของการวจย"/>
+    <w:bookmarkEnd w:id="24"/>
+    <w:bookmarkStart w:id="25" w:name="ขอจำกดของการวจย"/>
     <w:p>
       <w:pPr>
         <w:pStyle w:val="Heading2"/>
@@ -1068,8 +4448,8 @@
         </w:pict>
       </w:r>
     </w:p>
-    <w:bookmarkEnd w:id="19"/>
-    <w:bookmarkStart w:id="20" w:name="นยามศพทเฉพาะ"/>
+    <w:bookmarkEnd w:id="25"/>
+    <w:bookmarkStart w:id="26" w:name="นยามศพทเฉพาะ"/>
     <w:p>
       <w:pPr>
         <w:pStyle w:val="Heading2"/>
@@ -1344,8 +4724,8 @@
         </w:pict>
       </w:r>
     </w:p>
-    <w:bookmarkEnd w:id="20"/>
-    <w:bookmarkStart w:id="23" w:name="ประโยชนทคาดวาจะไดรบ"/>
+    <w:bookmarkEnd w:id="26"/>
+    <w:bookmarkStart w:id="29" w:name="ประโยชนทคาดวาจะไดรบ"/>
     <w:p>
       <w:pPr>
         <w:pStyle w:val="Heading2"/>
@@ -1354,7 +4734,7 @@
         <w:t xml:space="preserve">1.7 ประโยชน์ที่คาดว่าจะได้รับ</w:t>
       </w:r>
     </w:p>
-    <w:bookmarkStart w:id="21" w:name="ประโยชนดานการเกษตรและเศรษฐกจ"/>
+    <w:bookmarkStart w:id="27" w:name="ประโยชนดานการเกษตรและเศรษฐกจ"/>
     <w:p>
       <w:pPr>
         <w:pStyle w:val="Heading3"/>
@@ -1387,8 +4767,8 @@
         <w:t xml:space="preserve">ลดต้นทุนการผลิตและค่าใช้จ่ายของเกษตรกรในการส่งตัวอย่างดินไปตรวจวิเคราะห์ภายนอก ช่วยลดการใช้สารเคมีปรับสภาพดินและปุ๋ยเคมีเกินความจำเป็นจากการประเมินค่าความเป็นกรด-ด่างที่ผิดพลาด</w:t>
       </w:r>
     </w:p>
-    <w:bookmarkEnd w:id="21"/>
-    <w:bookmarkStart w:id="22" w:name="ประโยชนดานวชาการและเทคโนโลย"/>
+    <w:bookmarkEnd w:id="27"/>
+    <w:bookmarkStart w:id="28" w:name="ประโยชนดานวชาการและเทคโนโลย"/>
     <w:p>
       <w:pPr>
         <w:pStyle w:val="Heading3"/>
@@ -1433,10 +4813,10 @@
         <w:t xml:space="preserve">ได้ผลงานวิจัยสำหรับเผยแพร่ในวารสารวิชาการระดับนานาชาติ และนำไปสู่การยื่นขอจดทะเบียนทรัพย์สินทางปัญญา (อนุสิทธิบัตรหรือลิขสิทธิ์โปรแกรมคอมพิวเตอร์) ของมหาวิทยาลัยราชภัฏรำไพพรรณี</w:t>
       </w:r>
     </w:p>
-    <w:bookmarkEnd w:id="22"/>
-    <w:bookmarkEnd w:id="23"/>
-    <w:bookmarkEnd w:id="24"/>
-    <w:bookmarkStart w:id="25" w:name="บทท-2"/>
+    <w:bookmarkEnd w:id="28"/>
+    <w:bookmarkEnd w:id="29"/>
+    <w:bookmarkEnd w:id="30"/>
+    <w:bookmarkStart w:id="31" w:name="บทท-2"/>
     <w:p>
       <w:pPr>
         <w:pStyle w:val="Heading1"/>
@@ -1445,8 +4825,8 @@
         <w:t xml:space="preserve">บทที่ 2</w:t>
       </w:r>
     </w:p>
-    <w:bookmarkEnd w:id="25"/>
-    <w:bookmarkStart w:id="48" w:name="วรรณกรรมและงานวจยทเกยวของ"/>
+    <w:bookmarkEnd w:id="31"/>
+    <w:bookmarkStart w:id="54" w:name="วรรณกรรมและงานวจยทเกยวของ"/>
     <w:p>
       <w:pPr>
         <w:pStyle w:val="Heading1"/>
@@ -1526,7 +4906,7 @@
         </w:pict>
       </w:r>
     </w:p>
-    <w:bookmarkStart w:id="29" w:name="X42bd178e3fb129d13a89137b2c9f40512b650d5"/>
+    <w:bookmarkStart w:id="35" w:name="X42bd178e3fb129d13a89137b2c9f40512b650d5"/>
     <w:p>
       <w:pPr>
         <w:pStyle w:val="Heading2"/>
@@ -1535,7 +4915,7 @@
         <w:t xml:space="preserve">2.1 แนวคิดและทฤษฎีความเป็นกรด-ด่างของดินและผลต่อพืชเกษตร</w:t>
       </w:r>
     </w:p>
-    <w:bookmarkStart w:id="26" w:name="นยามและกลไกการเกดสภาพกรด-ดางในสารละลายดน"/>
+    <w:bookmarkStart w:id="32" w:name="นยามและกลไกการเกดสภาพกรด-ดางในสารละลายดน"/>
     <w:p>
       <w:pPr>
         <w:pStyle w:val="Heading3"/>
@@ -2322,8 +5702,8 @@
         </m:oMath>
       </m:oMathPara>
     </w:p>
-    <w:bookmarkEnd w:id="26"/>
-    <w:bookmarkStart w:id="27" w:name="X117a6ab7f2e2d29b2093629b6a627519006916d"/>
+    <w:bookmarkEnd w:id="32"/>
+    <w:bookmarkStart w:id="33" w:name="X117a6ab7f2e2d29b2093629b6a627519006916d"/>
     <w:p>
       <w:pPr>
         <w:pStyle w:val="Heading3"/>
@@ -2458,8 +5838,8 @@
         <w:t xml:space="preserve">จุลธาตุโลหะจำเป็น เช่น เหล็ก (Fe) สังกะสี (Zn) แมงกานีส (Mn) และทองแดง (Cu) จะตกตะกอนในรูปของออกไซด์หรือไฮดรอกไซด์ ทำให้พืชแสดงอาการใบเหลืองซีดระหว่างเส้นใบ</w:t>
       </w:r>
     </w:p>
-    <w:bookmarkEnd w:id="27"/>
-    <w:bookmarkStart w:id="28" w:name="ความตองการคา-ph-ดนของทเรยนในภาคตะวนออก"/>
+    <w:bookmarkEnd w:id="33"/>
+    <w:bookmarkStart w:id="34" w:name="ความตองการคา-ph-ดนของทเรยนในภาคตะวนออก"/>
     <w:p>
       <w:pPr>
         <w:pStyle w:val="Heading3"/>
@@ -2506,9 +5886,9 @@
         </w:pict>
       </w:r>
     </w:p>
-    <w:bookmarkEnd w:id="28"/>
-    <w:bookmarkEnd w:id="29"/>
-    <w:bookmarkStart w:id="32" w:name="ทฤษฎศกยไฟฟาเคมและสมการเนรนสต"/>
+    <w:bookmarkEnd w:id="34"/>
+    <w:bookmarkEnd w:id="35"/>
+    <w:bookmarkStart w:id="38" w:name="ทฤษฎศกยไฟฟาเคมและสมการเนรนสต"/>
     <w:p>
       <w:pPr>
         <w:pStyle w:val="Heading2"/>
@@ -2536,7 +5916,7 @@
         <w:t xml:space="preserve">) ที่เกิดขึ้นระหว่างขั้วไฟฟ้าบ่งชี้ (Indicator Electrode) กับขั้วไฟฟ้าอ้างอิง (Reference Electrode)</w:t>
       </w:r>
     </w:p>
-    <w:bookmarkStart w:id="30" w:name="การอนพทธสมการเนรนสตจากพลงงานอสระกบบส"/>
+    <w:bookmarkStart w:id="36" w:name="การอนพทธสมการเนรนสตจากพลงงานอสระกบบส"/>
     <w:p>
       <w:pPr>
         <w:pStyle w:val="Heading3"/>
@@ -3659,8 +7039,8 @@
         <w:t xml:space="preserve">คือ ค่าความเป็นกรด-ด่างของสารละลาย</w:t>
       </w:r>
     </w:p>
-    <w:bookmarkEnd w:id="30"/>
-    <w:bookmarkStart w:id="31" w:name="Xd139d812005708c1c170c1f967bba74cf0f2d6d"/>
+    <w:bookmarkEnd w:id="36"/>
+    <w:bookmarkStart w:id="37" w:name="Xd139d812005708c1c170c1f967bba74cf0f2d6d"/>
     <w:p>
       <w:pPr>
         <w:pStyle w:val="Heading3"/>
@@ -4630,9 +8010,9 @@
         </w:pict>
       </w:r>
     </w:p>
-    <w:bookmarkEnd w:id="31"/>
-    <w:bookmarkEnd w:id="32"/>
-    <w:bookmarkStart w:id="37" w:name="Xe2146431a8873f5d57c5047dcf221de4021022c"/>
+    <w:bookmarkEnd w:id="37"/>
+    <w:bookmarkEnd w:id="38"/>
+    <w:bookmarkStart w:id="43" w:name="Xe2146431a8873f5d57c5047dcf221de4021022c"/>
     <w:p>
       <w:pPr>
         <w:pStyle w:val="Heading2"/>
@@ -4649,7 +8029,7 @@
         <w:t xml:space="preserve">แม้ว่าสมการเนิร์นสต์จะอธิบายพฤติกรรมในอุดมคติของเซลล์เคมีไฟฟ้าได้อย่างชัดเจน ทว่าในการนำเซนเซอร์ไปตรวจวัดในดินภาคสนามจริง จะมีปัจจัยทางกายภาพและเคมีที่ทำให้เกิดความคลาดเคลื่อนรุนแรง ได้แก่</w:t>
       </w:r>
     </w:p>
-    <w:bookmarkStart w:id="33" w:name="ผลกระทบจากอณหภม-temperature-effect"/>
+    <w:bookmarkStart w:id="39" w:name="ผลกระทบจากอณหภม-temperature-effect"/>
     <w:p>
       <w:pPr>
         <w:pStyle w:val="Heading3"/>
@@ -4819,8 +8199,8 @@
         </m:r>
       </m:oMath>
     </w:p>
-    <w:bookmarkEnd w:id="33"/>
-    <w:bookmarkStart w:id="34" w:name="Xf75d56d3807ed41fdca0da43a5caeda3e35305c"/>
+    <w:bookmarkEnd w:id="39"/>
+    <w:bookmarkStart w:id="40" w:name="Xf75d56d3807ed41fdca0da43a5caeda3e35305c"/>
     <w:p>
       <w:pPr>
         <w:pStyle w:val="Heading3"/>
@@ -4855,8 +8235,8 @@
         <w:t xml:space="preserve">- ศักย์ไฟฟ้ารอยต่อของเหลว (Liquid Junction Potential) ที่เปลี่ยนแปลงตามความเข้มข้นของไอออนในสารละลายดิน</w:t>
       </w:r>
     </w:p>
-    <w:bookmarkEnd w:id="34"/>
-    <w:bookmarkStart w:id="35" w:name="ผลกระทบจากสภาพนำไฟฟา-ec-และความชนของดน"/>
+    <w:bookmarkEnd w:id="40"/>
+    <w:bookmarkStart w:id="41" w:name="ผลกระทบจากสภาพนำไฟฟา-ec-และความชนของดน"/>
     <w:p>
       <w:pPr>
         <w:pStyle w:val="Heading3"/>
@@ -5008,8 +8388,8 @@
         <w:t xml:space="preserve">) ของไฮโดรเจนไอออนในสารละลายดิน ส่งผลให้สัญญาณแรงเคลื่อนไฟฟ้าเบี่ยงเบนไปตามค่า EC และความชื้นสัมบูรณ์ในดิน</w:t>
       </w:r>
     </w:p>
-    <w:bookmarkEnd w:id="35"/>
-    <w:bookmarkStart w:id="36" w:name="ขอจำกดของการชดเชยเชงเสนแบบดงเดม"/>
+    <w:bookmarkEnd w:id="41"/>
+    <w:bookmarkStart w:id="42" w:name="ขอจำกดของการชดเชยเชงเสนแบบดงเดม"/>
     <w:p>
       <w:pPr>
         <w:pStyle w:val="Heading3"/>
@@ -5159,9 +8539,9 @@
         </w:pict>
       </w:r>
     </w:p>
-    <w:bookmarkEnd w:id="36"/>
-    <w:bookmarkEnd w:id="37"/>
-    <w:bookmarkStart w:id="41" w:name="Xf223453996cf42a343416ffcc9ad2c731b396d9"/>
+    <w:bookmarkEnd w:id="42"/>
+    <w:bookmarkEnd w:id="43"/>
+    <w:bookmarkStart w:id="47" w:name="Xf223453996cf42a343416ffcc9ad2c731b396d9"/>
     <w:p>
       <w:pPr>
         <w:pStyle w:val="Heading2"/>
@@ -5170,7 +8550,7 @@
         <w:t xml:space="preserve">2.4 เทคโนโลยีเซนเซอร์ตรวจวัดดินและการสื่อสารข้อมูล Modbus RS485</w:t>
       </w:r>
     </w:p>
-    <w:bookmarkStart w:id="38" w:name="เซนเซอรตรวจวดดน-7-in-1-เกรดอตสาหกรรม"/>
+    <w:bookmarkStart w:id="44" w:name="เซนเซอรตรวจวดดน-7-in-1-เกรดอตสาหกรรม"/>
     <w:p>
       <w:pPr>
         <w:pStyle w:val="Heading3"/>
@@ -5187,8 +8567,8 @@
         <w:t xml:space="preserve">เซนเซอร์ที่นำมาใช้ในงานวิจัยนี้เป็นโพรบวัดดินรวม 7 พารามิเตอร์ (Soil 7-in-1 Sensor) ที่ประกอบด้วยขั้ววัดสแตนเลสสตีลชนิด 316L เกรดอุตสาหกรรม มีความทนทานต่อกรด ด่าง และการกัดกร่อน สามารถวัดพารามิเตอร์ดินพร้อมกัน ได้แก่ ความชื้นในดิน (Soil Moisture), อุณหภูมิดิน (Soil Temperature), ค่าสภาพนำไฟฟ้า (EC), ค่าความเป็นกรด-ด่าง (Soil pH), และธาตุอาหารหลัก (N, P, K)</w:t>
       </w:r>
     </w:p>
-    <w:bookmarkEnd w:id="38"/>
-    <w:bookmarkStart w:id="39" w:name="โปรโตคอลการสอสารขอมล-rs485-modbus-rtu"/>
+    <w:bookmarkEnd w:id="44"/>
+    <w:bookmarkStart w:id="45" w:name="โปรโตคอลการสอสารขอมล-rs485-modbus-rtu"/>
     <w:p>
       <w:pPr>
         <w:pStyle w:val="Heading3"/>
@@ -5241,8 +8621,8 @@
         <w:t xml:space="preserve">เพื่อให้มั่นใจว่าข้อมูลสัญญาณเคมีไฟฟ้าที่นำเข้าสู่โมเดลปัญญาประดิษฐ์มีความถูกต้องสมบูรณ์ 100%</w:t>
       </w:r>
     </w:p>
-    <w:bookmarkEnd w:id="39"/>
-    <w:bookmarkStart w:id="40" w:name="เซนเซอรอณหภมและความชน-sensirion-sht45"/>
+    <w:bookmarkEnd w:id="45"/>
+    <w:bookmarkStart w:id="46" w:name="เซนเซอรอณหภมและความชน-sensirion-sht45"/>
     <w:p>
       <w:pPr>
         <w:pStyle w:val="Heading3"/>
@@ -5344,9 +8724,9 @@
         </w:pict>
       </w:r>
     </w:p>
-    <w:bookmarkEnd w:id="40"/>
-    <w:bookmarkEnd w:id="41"/>
-    <w:bookmarkStart w:id="45" w:name="Xd7272e6d77c33cf91175f82774a0d440e153183"/>
+    <w:bookmarkEnd w:id="46"/>
+    <w:bookmarkEnd w:id="47"/>
+    <w:bookmarkStart w:id="51" w:name="Xd7272e6d77c33cf91175f82774a0d440e153183"/>
     <w:p>
       <w:pPr>
         <w:pStyle w:val="Heading2"/>
@@ -5355,7 +8735,7 @@
         <w:t xml:space="preserve">2.5 ปัญญาประดิษฐ์และการประมวลผลบนอุปกรณ์ปลายทาง (Embedded AI &amp; TinyML)</w:t>
       </w:r>
     </w:p>
-    <w:bookmarkStart w:id="42" w:name="Xf3f7533fc526e8c39a5729875a1627a36d5a696"/>
+    <w:bookmarkStart w:id="48" w:name="Xf3f7533fc526e8c39a5729875a1627a36d5a696"/>
     <w:p>
       <w:pPr>
         <w:pStyle w:val="Heading3"/>
@@ -5990,8 +9370,8 @@
         </m:oMath>
       </m:oMathPara>
     </w:p>
-    <w:bookmarkEnd w:id="42"/>
-    <w:bookmarkStart w:id="43" w:name="อลกอรทมการฝกสอนและการปรบปรงคานำหนก"/>
+    <w:bookmarkEnd w:id="48"/>
+    <w:bookmarkStart w:id="49" w:name="อลกอรทมการฝกสอนและการปรบปรงคานำหนก"/>
     <w:p>
       <w:pPr>
         <w:pStyle w:val="Heading3"/>
@@ -6173,8 +9553,8 @@
         </m:oMath>
       </m:oMathPara>
     </w:p>
-    <w:bookmarkEnd w:id="43"/>
-    <w:bookmarkStart w:id="44" w:name="เทคโนโลย-edge-tinyml-บน-esp32-s3"/>
+    <w:bookmarkEnd w:id="49"/>
+    <w:bookmarkStart w:id="50" w:name="เทคโนโลย-edge-tinyml-บน-esp32-s3"/>
     <w:p>
       <w:pPr>
         <w:pStyle w:val="Heading3"/>
@@ -6206,9 +9586,9 @@
         </w:pict>
       </w:r>
     </w:p>
-    <w:bookmarkEnd w:id="44"/>
-    <w:bookmarkEnd w:id="45"/>
-    <w:bookmarkStart w:id="46" w:name="งานวจยทเกยวของ"/>
+    <w:bookmarkEnd w:id="50"/>
+    <w:bookmarkEnd w:id="51"/>
+    <w:bookmarkStart w:id="52" w:name="งานวจยทเกยวของ"/>
     <w:p>
       <w:pPr>
         <w:pStyle w:val="Heading2"/>
@@ -6465,8 +9845,8 @@
         </w:pict>
       </w:r>
     </w:p>
-    <w:bookmarkEnd w:id="46"/>
-    <w:bookmarkStart w:id="47" w:name="กรอบแนวคดการวจย-conceptual-framework"/>
+    <w:bookmarkEnd w:id="52"/>
+    <w:bookmarkStart w:id="53" w:name="กรอบแนวคดการวจย-conceptual-framework"/>
     <w:p>
       <w:pPr>
         <w:pStyle w:val="Heading2"/>
@@ -6662,9 +10042,9 @@
         <w:t xml:space="preserve">4. เครื่องต้นแบบพกพาภาคสนามพร้อมใช้งานในสวนทุเรียน</w:t>
       </w:r>
     </w:p>
-    <w:bookmarkEnd w:id="47"/>
-    <w:bookmarkEnd w:id="48"/>
-    <w:bookmarkStart w:id="49" w:name="บทท-3"/>
+    <w:bookmarkEnd w:id="53"/>
+    <w:bookmarkEnd w:id="54"/>
+    <w:bookmarkStart w:id="55" w:name="บทท-3"/>
     <w:p>
       <w:pPr>
         <w:pStyle w:val="Heading1"/>
@@ -6673,8 +10053,8 @@
         <w:t xml:space="preserve">บทที่ 3</w:t>
       </w:r>
     </w:p>
-    <w:bookmarkEnd w:id="49"/>
-    <w:bookmarkStart w:id="77" w:name="วธดำเนนการวจย"/>
+    <w:bookmarkEnd w:id="55"/>
+    <w:bookmarkStart w:id="104" w:name="วธดำเนนการวจย"/>
     <w:p>
       <w:pPr>
         <w:pStyle w:val="Heading1"/>
@@ -6760,7 +10140,7 @@
         </w:pict>
       </w:r>
     </w:p>
-    <w:bookmarkStart w:id="54" w:name="Xa9df285505c50c9eea293e3bf3dd53194531079"/>
+    <w:bookmarkStart w:id="78" w:name="Xa9df285505c50c9eea293e3bf3dd53194531079"/>
     <w:p>
       <w:pPr>
         <w:pStyle w:val="Heading2"/>
@@ -6777,7 +10157,7 @@
         <w:t xml:space="preserve">ชุดทดสอบค่า Soil pH ภาคสนามที่พัฒนาขึ้น ได้รับการออกแบบให้เป็นอุปกรณ์พกพาขนาดกะทัดรัด (Handheld Portable Unit) ที่มีหน่วยประมวลผลประสิทธิภาพสูงและเซนเซอร์มาตรฐานอุตสาหกรรมในตัว ประกอบด้วยองค์ประกอบฮาร์ดแวร์และการกำหนดขาเชื่อมต่อ (Pin Assignment) ดังนี้</w:t>
       </w:r>
     </w:p>
-    <w:bookmarkStart w:id="50" w:name="แผงวงจรควบคมหลก-atd3.5-s3"/>
+    <w:bookmarkStart w:id="59" w:name="แผงวงจรควบคมหลก-atd3.5-s3"/>
     <w:p>
       <w:pPr>
         <w:pStyle w:val="Heading3"/>
@@ -6873,8 +10253,71 @@
         <w:t xml:space="preserve">พิกเซล ควบคุมด้วยไอซีไดรเวอร์ ST7796 ผ่านอินเทอร์เฟซขนาน 8-bit หรือ SPI ความเร็วสูง และระบบสัมผัส Capacitive Touch FT6336 ผ่าน I2C Bus</w:t>
       </w:r>
     </w:p>
-    <w:bookmarkEnd w:id="50"/>
-    <w:bookmarkStart w:id="51" w:name="X691691d6c068cb375b11cc13f05546e8c6d2339"/>
+    <w:p>
+      <w:pPr>
+        <w:pStyle w:val="BodyText"/>
+      </w:pPr>
+      <w:r>
+        <w:t xml:space="preserve">ลักษณะทางกายภาพของบอร์ดควบคุมหลักและจอแสดงผลแสดงดังภาพที่ 3.1</w:t>
+      </w:r>
+    </w:p>
+    <w:p>
+      <w:pPr>
+        <w:pStyle w:val="CaptionedFigure"/>
+      </w:pPr>
+      <w:r>
+        <w:drawing>
+          <wp:inline>
+            <wp:extent cx="5334000" cy="11873947"/>
+            <wp:effectExtent b="0" l="0" r="0" t="0"/>
+            <wp:docPr descr="ภาพที่ 3.1 บอร์ดควบคุมหลัก ATD3.5-S3 ขับเคลื่อนด้วยไมโครคอนโทรลเลอร์ ESP32-S3 พร้อมจอแสดงผลสีสัมผัส IPS ขนาด 3.5 นิ้ว" title="" id="57" name="Picture"/>
+            <a:graphic>
+              <a:graphicData uri="http://schemas.openxmlformats.org/drawingml/2006/picture">
+                <pic:pic>
+                  <pic:nvPicPr>
+                    <pic:cNvPr descr="figures/fig3_1_atd35_s3_main_board.jpg" id="58" name="Picture"/>
+                    <pic:cNvPicPr>
+                      <a:picLocks noChangeArrowheads="1" noChangeAspect="1"/>
+                    </pic:cNvPicPr>
+                  </pic:nvPicPr>
+                  <pic:blipFill>
+                    <a:blip r:embed="rId56"/>
+                    <a:stretch>
+                      <a:fillRect/>
+                    </a:stretch>
+                  </pic:blipFill>
+                  <pic:spPr bwMode="auto">
+                    <a:xfrm>
+                      <a:off x="0" y="0"/>
+                      <a:ext cx="5334000" cy="11873947"/>
+                    </a:xfrm>
+                    <a:prstGeom prst="rect">
+                      <a:avLst/>
+                    </a:prstGeom>
+                    <a:noFill/>
+                    <a:ln w="9525">
+                      <a:noFill/>
+                      <a:headEnd/>
+                      <a:tailEnd/>
+                    </a:ln>
+                  </pic:spPr>
+                </pic:pic>
+              </a:graphicData>
+            </a:graphic>
+          </wp:inline>
+        </w:drawing>
+      </w:r>
+    </w:p>
+    <w:p>
+      <w:pPr>
+        <w:pStyle w:val="ImageCaption"/>
+      </w:pPr>
+      <w:r>
+        <w:t xml:space="preserve">ภาพที่ 3.1 บอร์ดควบคุมหลัก ATD3.5-S3 ขับเคลื่อนด้วยไมโครคอนโทรลเลอร์ ESP32-S3 พร้อมจอแสดงผลสีสัมผัส IPS ขนาด 3.5 นิ้ว</w:t>
+      </w:r>
+    </w:p>
+    <w:bookmarkEnd w:id="59"/>
+    <w:bookmarkStart w:id="66" w:name="X691691d6c068cb375b11cc13f05546e8c6d2339"/>
     <w:p>
       <w:pPr>
         <w:pStyle w:val="Heading3"/>
@@ -7436,8 +10879,126 @@
         </w:tc>
       </w:tr>
     </w:tbl>
-    <w:bookmarkEnd w:id="51"/>
-    <w:bookmarkStart w:id="52" w:name="โพรบวดดนอตสาหกรรม-7-in-1-modbus-rs485"/>
+    <w:p>
+      <w:pPr>
+        <w:pStyle w:val="BodyText"/>
+      </w:pPr>
+      <w:r>
+        <w:t xml:space="preserve">แผงวงจรขยาย Farm1 Shield แสดงดังภาพที่ 3.2 และลักษณะการเข้าสายสัญญาณบนเทอร์มินัลบล็อกแสดงดังภาพที่ 3.3</w:t>
+      </w:r>
+    </w:p>
+    <w:p>
+      <w:pPr>
+        <w:pStyle w:val="CaptionedFigure"/>
+      </w:pPr>
+      <w:r>
+        <w:drawing>
+          <wp:inline>
+            <wp:extent cx="5334000" cy="11873947"/>
+            <wp:effectExtent b="0" l="0" r="0" t="0"/>
+            <wp:docPr descr="ภาพที่ 3.2 แผงวงจรขยาย Farm1 Shield สำหรับเชื่อมต่อสัญญาณอุตสาหกรรม RS485 และเซนเซอร์สิ่งแวดล้อม" title="" id="61" name="Picture"/>
+            <a:graphic>
+              <a:graphicData uri="http://schemas.openxmlformats.org/drawingml/2006/picture">
+                <pic:pic>
+                  <pic:nvPicPr>
+                    <pic:cNvPr descr="figures/fig3_2_farm1_shield.jpg" id="62" name="Picture"/>
+                    <pic:cNvPicPr>
+                      <a:picLocks noChangeArrowheads="1" noChangeAspect="1"/>
+                    </pic:cNvPicPr>
+                  </pic:nvPicPr>
+                  <pic:blipFill>
+                    <a:blip r:embed="rId60"/>
+                    <a:stretch>
+                      <a:fillRect/>
+                    </a:stretch>
+                  </pic:blipFill>
+                  <pic:spPr bwMode="auto">
+                    <a:xfrm>
+                      <a:off x="0" y="0"/>
+                      <a:ext cx="5334000" cy="11873947"/>
+                    </a:xfrm>
+                    <a:prstGeom prst="rect">
+                      <a:avLst/>
+                    </a:prstGeom>
+                    <a:noFill/>
+                    <a:ln w="9525">
+                      <a:noFill/>
+                      <a:headEnd/>
+                      <a:tailEnd/>
+                    </a:ln>
+                  </pic:spPr>
+                </pic:pic>
+              </a:graphicData>
+            </a:graphic>
+          </wp:inline>
+        </w:drawing>
+      </w:r>
+    </w:p>
+    <w:p>
+      <w:pPr>
+        <w:pStyle w:val="ImageCaption"/>
+      </w:pPr>
+      <w:r>
+        <w:t xml:space="preserve">ภาพที่ 3.2 แผงวงจรขยาย Farm1 Shield สำหรับเชื่อมต่อสัญญาณอุตสาหกรรม RS485 และเซนเซอร์สิ่งแวดล้อม</w:t>
+      </w:r>
+    </w:p>
+    <w:p>
+      <w:pPr>
+        <w:pStyle w:val="CaptionedFigure"/>
+      </w:pPr>
+      <w:r>
+        <w:drawing>
+          <wp:inline>
+            <wp:extent cx="5334000" cy="11873947"/>
+            <wp:effectExtent b="0" l="0" r="0" t="0"/>
+            <wp:docPr descr="ภาพที่ 3.3 ลักษณะการเข้าสายสัญญาณเซนเซอร์บนเทอร์มินัลบล็อกของบอร์ด Farm1 Shield" title="" id="64" name="Picture"/>
+            <a:graphic>
+              <a:graphicData uri="http://schemas.openxmlformats.org/drawingml/2006/picture">
+                <pic:pic>
+                  <pic:nvPicPr>
+                    <pic:cNvPr descr="figures/fig3_3_terminal_wiring.jpg" id="65" name="Picture"/>
+                    <pic:cNvPicPr>
+                      <a:picLocks noChangeArrowheads="1" noChangeAspect="1"/>
+                    </pic:cNvPicPr>
+                  </pic:nvPicPr>
+                  <pic:blipFill>
+                    <a:blip r:embed="rId63"/>
+                    <a:stretch>
+                      <a:fillRect/>
+                    </a:stretch>
+                  </pic:blipFill>
+                  <pic:spPr bwMode="auto">
+                    <a:xfrm>
+                      <a:off x="0" y="0"/>
+                      <a:ext cx="5334000" cy="11873947"/>
+                    </a:xfrm>
+                    <a:prstGeom prst="rect">
+                      <a:avLst/>
+                    </a:prstGeom>
+                    <a:noFill/>
+                    <a:ln w="9525">
+                      <a:noFill/>
+                      <a:headEnd/>
+                      <a:tailEnd/>
+                    </a:ln>
+                  </pic:spPr>
+                </pic:pic>
+              </a:graphicData>
+            </a:graphic>
+          </wp:inline>
+        </w:drawing>
+      </w:r>
+    </w:p>
+    <w:p>
+      <w:pPr>
+        <w:pStyle w:val="ImageCaption"/>
+      </w:pPr>
+      <w:r>
+        <w:t xml:space="preserve">ภาพที่ 3.3 ลักษณะการเข้าสายสัญญาณเซนเซอร์บนเทอร์มินัลบล็อกของบอร์ด Farm1 Shield</w:t>
+      </w:r>
+    </w:p>
+    <w:bookmarkEnd w:id="66"/>
+    <w:bookmarkStart w:id="73" w:name="โพรบวดดนอตสาหกรรม-7-in-1-modbus-rs485"/>
     <w:p>
       <w:pPr>
         <w:pStyle w:val="Heading3"/>
@@ -7451,11 +11012,121 @@
         <w:pStyle w:val="FirstParagraph"/>
       </w:pPr>
       <w:r>
-        <w:t xml:space="preserve">ใช้โพรบตรวจวัดดินอุตสาหกรรมชนิดเข็มแท่งโลหะสแตนเลสสตีล 316L ทนต่อการกัดกร่อนของสารเคมีและกรดในดิน อ่านค่าพารามิเตอร์เคมีและฟิสิกส์ 7 ค่าพร้อมกัน ได้แก่ ค่าความเป็นกรด-ด่าง (Soil pH), อุณหภูมิดิน (Soil Temperature), ความชื้นในดิน (Soil Moisture), สภาพนำไฟฟ้า (EC), ไนโตรเจน (N), ฟอสฟอรัส (P), และโพแทสเซียม (K)</w:t>
-      </w:r>
-    </w:p>
-    <w:bookmarkEnd w:id="52"/>
-    <w:bookmarkStart w:id="53" w:name="เซนเซอรอณหภมอางอง-sensirion-sht45"/>
+        <w:t xml:space="preserve">ใช้โพรบตรวจวัดดินอุตสาหกรรมชนิดเข็มแท่งโลหะสแตนเลสสตีล 316L ทนต่อการกัดกร่อนของสารเคมีและกรดในดิน อ่านค่าพารามิเตอร์เคมีและฟิสิกส์ 7 ค่าพร้อมกัน ได้แก่ ค่าความเป็นกรด-ด่าง (Soil pH), อุณหภูมิดิน (Soil Temperature), ความชื้นในดิน (Soil Moisture), สภาพนำไฟฟ้า (EC), ไนโตรเจน (N), ฟอสฟอรัส (P), และโพแทสเซียม (K) ลักษณะของโพรบวัดดินอุตสาหกรรมแสดงดังภาพที่ 3.4 และโครงสร้างเข็มวัดสแตนเลสสตีล 316L ทางการแพทย์แสดงดังภาพที่ 3.5</w:t>
+      </w:r>
+    </w:p>
+    <w:p>
+      <w:pPr>
+        <w:pStyle w:val="CaptionedFigure"/>
+      </w:pPr>
+      <w:r>
+        <w:drawing>
+          <wp:inline>
+            <wp:extent cx="5334000" cy="11873947"/>
+            <wp:effectExtent b="0" l="0" r="0" t="0"/>
+            <wp:docPr descr="ภาพที่ 3.4 โพรบตรวจวัดคุณสมบัติดินอุตสาหกรรม 7-in-1 Modbus RS485 ชนิดแท่งสแตนเลสสตีล 316L ทนต่อสารเคมี" title="" id="68" name="Picture"/>
+            <a:graphic>
+              <a:graphicData uri="http://schemas.openxmlformats.org/drawingml/2006/picture">
+                <pic:pic>
+                  <pic:nvPicPr>
+                    <pic:cNvPr descr="figures/fig3_4_modbus_soil_probe_actual.jpg" id="69" name="Picture"/>
+                    <pic:cNvPicPr>
+                      <a:picLocks noChangeArrowheads="1" noChangeAspect="1"/>
+                    </pic:cNvPicPr>
+                  </pic:nvPicPr>
+                  <pic:blipFill>
+                    <a:blip r:embed="rId67"/>
+                    <a:stretch>
+                      <a:fillRect/>
+                    </a:stretch>
+                  </pic:blipFill>
+                  <pic:spPr bwMode="auto">
+                    <a:xfrm>
+                      <a:off x="0" y="0"/>
+                      <a:ext cx="5334000" cy="11873947"/>
+                    </a:xfrm>
+                    <a:prstGeom prst="rect">
+                      <a:avLst/>
+                    </a:prstGeom>
+                    <a:noFill/>
+                    <a:ln w="9525">
+                      <a:noFill/>
+                      <a:headEnd/>
+                      <a:tailEnd/>
+                    </a:ln>
+                  </pic:spPr>
+                </pic:pic>
+              </a:graphicData>
+            </a:graphic>
+          </wp:inline>
+        </w:drawing>
+      </w:r>
+    </w:p>
+    <w:p>
+      <w:pPr>
+        <w:pStyle w:val="ImageCaption"/>
+      </w:pPr>
+      <w:r>
+        <w:t xml:space="preserve">ภาพที่ 3.4 โพรบตรวจวัดคุณสมบัติดินอุตสาหกรรม 7-in-1 Modbus RS485 ชนิดแท่งสแตนเลสสตีล 316L ทนต่อสารเคมี</w:t>
+      </w:r>
+    </w:p>
+    <w:p>
+      <w:pPr>
+        <w:pStyle w:val="CaptionedFigure"/>
+      </w:pPr>
+      <w:r>
+        <w:drawing>
+          <wp:inline>
+            <wp:extent cx="3657600" cy="2731008"/>
+            <wp:effectExtent b="0" l="0" r="0" t="0"/>
+            <wp:docPr descr="ภาพที่ 3.5 โครงสร้างเข็มวัดสแตนเลสสตีล 316L ทางการแพทย์ของโพรบวัดดิน 7-in-1 และข้อต่อเคเบิลกันน้ำมาตรฐานอุตสาหกรรม" title="" id="71" name="Picture"/>
+            <a:graphic>
+              <a:graphicData uri="http://schemas.openxmlformats.org/drawingml/2006/picture">
+                <pic:pic>
+                  <pic:nvPicPr>
+                    <pic:cNvPr descr="figures/fig3_5_soil_probe_electrodes_macro.jpg" id="72" name="Picture"/>
+                    <pic:cNvPicPr>
+                      <a:picLocks noChangeArrowheads="1" noChangeAspect="1"/>
+                    </pic:cNvPicPr>
+                  </pic:nvPicPr>
+                  <pic:blipFill>
+                    <a:blip r:embed="rId70"/>
+                    <a:stretch>
+                      <a:fillRect/>
+                    </a:stretch>
+                  </pic:blipFill>
+                  <pic:spPr bwMode="auto">
+                    <a:xfrm>
+                      <a:off x="0" y="0"/>
+                      <a:ext cx="3657600" cy="2731008"/>
+                    </a:xfrm>
+                    <a:prstGeom prst="rect">
+                      <a:avLst/>
+                    </a:prstGeom>
+                    <a:noFill/>
+                    <a:ln w="9525">
+                      <a:noFill/>
+                      <a:headEnd/>
+                      <a:tailEnd/>
+                    </a:ln>
+                  </pic:spPr>
+                </pic:pic>
+              </a:graphicData>
+            </a:graphic>
+          </wp:inline>
+        </w:drawing>
+      </w:r>
+    </w:p>
+    <w:p>
+      <w:pPr>
+        <w:pStyle w:val="ImageCaption"/>
+      </w:pPr>
+      <w:r>
+        <w:t xml:space="preserve">ภาพที่ 3.5 โครงสร้างเข็มวัดสแตนเลสสตีล 316L ทางการแพทย์ของโพรบวัดดิน 7-in-1 และข้อต่อเคเบิลกันน้ำมาตรฐานอุตสาหกรรม</w:t>
+      </w:r>
+    </w:p>
+    <w:bookmarkEnd w:id="73"/>
+    <w:bookmarkStart w:id="77" w:name="เซนเซอรอณหภมอางอง-sensirion-sht45"/>
     <w:p>
       <w:pPr>
         <w:pStyle w:val="Heading3"/>
@@ -7507,6 +11178,67 @@
           <m:t>C</m:t>
         </m:r>
       </m:oMath>
+      <w:r>
+        <w:t xml:space="preserve"> </w:t>
+      </w:r>
+      <w:r>
+        <w:t xml:space="preserve">โดยติดตั้งอยู่ภายในปลอกกรองโลหะซินเตอร์สแตนเลสเพื่อป้องกันละอองน้ำและฝุ่นละออง ดังแสดงในภาพที่ 3.6</w:t>
+      </w:r>
+    </w:p>
+    <w:p>
+      <w:pPr>
+        <w:pStyle w:val="CaptionedFigure"/>
+      </w:pPr>
+      <w:r>
+        <w:drawing>
+          <wp:inline>
+            <wp:extent cx="5334000" cy="2396132"/>
+            <wp:effectExtent b="0" l="0" r="0" t="0"/>
+            <wp:docPr descr="ภาพที่ 3.6 เซนเซอร์อุณหภูมิและความชื้นอ้างอิง Sensirion SHT45 ในปลอกกรองโลหะซินเตอร์สแตนเลสพร้อมสายสัญญาณ" title="" id="75" name="Picture"/>
+            <a:graphic>
+              <a:graphicData uri="http://schemas.openxmlformats.org/drawingml/2006/picture">
+                <pic:pic>
+                  <pic:nvPicPr>
+                    <pic:cNvPr descr="figures/fig3_6_sht45_precision_sensor.jpg" id="76" name="Picture"/>
+                    <pic:cNvPicPr>
+                      <a:picLocks noChangeArrowheads="1" noChangeAspect="1"/>
+                    </pic:cNvPicPr>
+                  </pic:nvPicPr>
+                  <pic:blipFill>
+                    <a:blip r:embed="rId74"/>
+                    <a:stretch>
+                      <a:fillRect/>
+                    </a:stretch>
+                  </pic:blipFill>
+                  <pic:spPr bwMode="auto">
+                    <a:xfrm>
+                      <a:off x="0" y="0"/>
+                      <a:ext cx="5334000" cy="2396132"/>
+                    </a:xfrm>
+                    <a:prstGeom prst="rect">
+                      <a:avLst/>
+                    </a:prstGeom>
+                    <a:noFill/>
+                    <a:ln w="9525">
+                      <a:noFill/>
+                      <a:headEnd/>
+                      <a:tailEnd/>
+                    </a:ln>
+                  </pic:spPr>
+                </pic:pic>
+              </a:graphicData>
+            </a:graphic>
+          </wp:inline>
+        </w:drawing>
+      </w:r>
+    </w:p>
+    <w:p>
+      <w:pPr>
+        <w:pStyle w:val="ImageCaption"/>
+      </w:pPr>
+      <w:r>
+        <w:t xml:space="preserve">ภาพที่ 3.6 เซนเซอร์อุณหภูมิและความชื้นอ้างอิง Sensirion SHT45 ในปลอกกรองโลหะซินเตอร์สแตนเลสพร้อมสายสัญญาณ</w:t>
+      </w:r>
     </w:p>
     <w:p>
       <w:r>
@@ -7515,9 +11247,9 @@
         </w:pict>
       </w:r>
     </w:p>
-    <w:bookmarkEnd w:id="53"/>
-    <w:bookmarkEnd w:id="54"/>
-    <w:bookmarkStart w:id="58" w:name="Xd8d39363a4dd73332fd0a998a8ba14ed2828ff2"/>
+    <w:bookmarkEnd w:id="77"/>
+    <w:bookmarkEnd w:id="78"/>
+    <w:bookmarkStart w:id="82" w:name="Xd8d39363a4dd73332fd0a998a8ba14ed2828ff2"/>
     <w:p>
       <w:pPr>
         <w:pStyle w:val="Heading2"/>
@@ -7526,7 +11258,7 @@
         <w:t xml:space="preserve">3.2 การเตรียมสารละลายบัฟเฟอร์มาตรฐานและอุปกรณ์ควบคุมสภาวะแวดล้อม</w:t>
       </w:r>
     </w:p>
-    <w:bookmarkStart w:id="55" w:name="การเตรยมสารละลายบฟเฟอรมาตรฐานอางอง"/>
+    <w:bookmarkStart w:id="79" w:name="การเตรยมสารละลายบฟเฟอรมาตรฐานอางอง"/>
     <w:p>
       <w:pPr>
         <w:pStyle w:val="Heading3"/>
@@ -7692,8 +11424,8 @@
         <w:t xml:space="preserve">ก่อนนำมาใช้งาน</w:t>
       </w:r>
     </w:p>
-    <w:bookmarkEnd w:id="55"/>
-    <w:bookmarkStart w:id="56" w:name="อางควบคมอณหภม-precision-water-bath"/>
+    <w:bookmarkEnd w:id="79"/>
+    <w:bookmarkStart w:id="80" w:name="อางควบคมอณหภม-precision-water-bath"/>
     <w:p>
       <w:pPr>
         <w:pStyle w:val="Heading3"/>
@@ -7762,8 +11494,8 @@
         </m:r>
       </m:oMath>
     </w:p>
-    <w:bookmarkEnd w:id="56"/>
-    <w:bookmarkStart w:id="57" w:name="X1fa1ba300813ac8409216c5541ffd00bc280fd7"/>
+    <w:bookmarkEnd w:id="80"/>
+    <w:bookmarkStart w:id="81" w:name="X1fa1ba300813ac8409216c5541ffd00bc280fd7"/>
     <w:p>
       <w:pPr>
         <w:pStyle w:val="Heading3"/>
@@ -7787,9 +11519,9 @@
         </w:pict>
       </w:r>
     </w:p>
-    <w:bookmarkEnd w:id="57"/>
-    <w:bookmarkEnd w:id="58"/>
-    <w:bookmarkStart w:id="61" w:name="X07b93aa9ec861c073b80fa00a553498a5356fe4"/>
+    <w:bookmarkEnd w:id="81"/>
+    <w:bookmarkEnd w:id="82"/>
+    <w:bookmarkStart w:id="88" w:name="X07b93aa9ec861c073b80fa00a553498a5356fe4"/>
     <w:p>
       <w:pPr>
         <w:pStyle w:val="Heading2"/>
@@ -7806,7 +11538,7 @@
         <w:t xml:space="preserve">การเก็บรวบรวมข้อมูลเพื่อสร้างชุดข้อมูล (Dataset) สำหรับฝึกสอนโมเดลปัญญาประดิษฐ์ ดำเนินการผ่านระบบเก็บข้อมูลอัตโนมัติ (Automated Data Acquisition Firmware) ดังมีขั้นตอนย่อยดังนี้</w:t>
       </w:r>
     </w:p>
-    <w:bookmarkStart w:id="59" w:name="X793c1dcebcce993b30c488b2582e2aa0dbfb730"/>
+    <w:bookmarkStart w:id="83" w:name="X793c1dcebcce993b30c488b2582e2aa0dbfb730"/>
     <w:p>
       <w:pPr>
         <w:pStyle w:val="Heading3"/>
@@ -8946,8 +12678,8 @@
         <w:t xml:space="preserve">}</w:t>
       </w:r>
     </w:p>
-    <w:bookmarkEnd w:id="59"/>
-    <w:bookmarkStart w:id="60" w:name="ขนตอนการทดลองเกบขอมลในหองปฏบตการ"/>
+    <w:bookmarkEnd w:id="83"/>
+    <w:bookmarkStart w:id="87" w:name="ขนตอนการทดลองเกบขอมลในหองปฏบตการ"/>
     <w:p>
       <w:pPr>
         <w:pStyle w:val="Heading3"/>
@@ -9192,15 +12924,78 @@
       </w:r>
     </w:p>
     <w:p>
+      <w:pPr>
+        <w:pStyle w:val="FirstParagraph"/>
+      </w:pPr>
+      <w:r>
+        <w:t xml:space="preserve">ชุดการทดลองเก็บรวบรวมข้อมูลในห้องปฏิบัติการเคมีวิเคราะห์และการควบคุมอุณหภูมิแสดงดังภาพที่ 3.7</w:t>
+      </w:r>
+    </w:p>
+    <w:p>
+      <w:pPr>
+        <w:pStyle w:val="CaptionedFigure"/>
+      </w:pPr>
+      <w:r>
+        <w:drawing>
+          <wp:inline>
+            <wp:extent cx="3657600" cy="2731008"/>
+            <wp:effectExtent b="0" l="0" r="0" t="0"/>
+            <wp:docPr descr="ภาพที่ 3.7 ชุดการทดลองเก็บข้อมูลในห้องปฏิบัติการเคมีวิเคราะห์ ประกอบด้วยอ่างควบคุมอุณหภูมิความแม่นยำสูง สารละลายบัฟเฟอร์มาตรฐาน NIST และเครื่องมือวัดมาตรฐานอ้างอิง" title="" id="85" name="Picture"/>
+            <a:graphic>
+              <a:graphicData uri="http://schemas.openxmlformats.org/drawingml/2006/picture">
+                <pic:pic>
+                  <pic:nvPicPr>
+                    <pic:cNvPr descr="figures/fig3_7_lab_waterbath_calibration.jpg" id="86" name="Picture"/>
+                    <pic:cNvPicPr>
+                      <a:picLocks noChangeArrowheads="1" noChangeAspect="1"/>
+                    </pic:cNvPicPr>
+                  </pic:nvPicPr>
+                  <pic:blipFill>
+                    <a:blip r:embed="rId84"/>
+                    <a:stretch>
+                      <a:fillRect/>
+                    </a:stretch>
+                  </pic:blipFill>
+                  <pic:spPr bwMode="auto">
+                    <a:xfrm>
+                      <a:off x="0" y="0"/>
+                      <a:ext cx="3657600" cy="2731008"/>
+                    </a:xfrm>
+                    <a:prstGeom prst="rect">
+                      <a:avLst/>
+                    </a:prstGeom>
+                    <a:noFill/>
+                    <a:ln w="9525">
+                      <a:noFill/>
+                      <a:headEnd/>
+                      <a:tailEnd/>
+                    </a:ln>
+                  </pic:spPr>
+                </pic:pic>
+              </a:graphicData>
+            </a:graphic>
+          </wp:inline>
+        </w:drawing>
+      </w:r>
+    </w:p>
+    <w:p>
+      <w:pPr>
+        <w:pStyle w:val="ImageCaption"/>
+      </w:pPr>
+      <w:r>
+        <w:t xml:space="preserve">ภาพที่ 3.7 ชุดการทดลองเก็บข้อมูลในห้องปฏิบัติการเคมีวิเคราะห์ ประกอบด้วยอ่างควบคุมอุณหภูมิความแม่นยำสูง สารละลายบัฟเฟอร์มาตรฐาน NIST และเครื่องมือวัดมาตรฐานอ้างอิง</w:t>
+      </w:r>
+    </w:p>
+    <w:p>
       <w:r>
         <w:pict>
           <v:rect style="width:0;height:1.5pt" o:hralign="center" o:hrstd="t" o:hr="t"/>
         </w:pict>
       </w:r>
     </w:p>
-    <w:bookmarkEnd w:id="60"/>
-    <w:bookmarkEnd w:id="61"/>
-    <w:bookmarkStart w:id="65" w:name="Xb57aabea01a831eed09643df5bbc33610150cbb"/>
+    <w:bookmarkEnd w:id="87"/>
+    <w:bookmarkEnd w:id="88"/>
+    <w:bookmarkStart w:id="92" w:name="Xb57aabea01a831eed09643df5bbc33610150cbb"/>
     <w:p>
       <w:pPr>
         <w:pStyle w:val="Heading2"/>
@@ -9217,7 +13012,7 @@
         <w:t xml:space="preserve">ก่อนนำชุดข้อมูลเข้าสู่กระบวนการฝึกสอนโมเดลปัญญาประดิษฐ์ คณะผู้วิจัยได้ดำเนินการเตรียมข้อมูลตามขั้นตอนมาตรฐาน ดังนี้</w:t>
       </w:r>
     </w:p>
-    <w:bookmarkStart w:id="62" w:name="X9c4106c6b833556748a47d20c1e9f584a330374"/>
+    <w:bookmarkStart w:id="89" w:name="X9c4106c6b833556748a47d20c1e9f584a330374"/>
     <w:p>
       <w:pPr>
         <w:pStyle w:val="Heading3"/>
@@ -9313,8 +13108,8 @@
         </m:r>
       </m:oMath>
     </w:p>
-    <w:bookmarkEnd w:id="62"/>
-    <w:bookmarkStart w:id="63" w:name="การปรบมาตราสวนขอมล-feature-scaling"/>
+    <w:bookmarkEnd w:id="89"/>
+    <w:bookmarkStart w:id="90" w:name="การปรบมาตราสวนขอมล-feature-scaling"/>
     <w:p>
       <w:pPr>
         <w:pStyle w:val="Heading3"/>
@@ -9469,8 +13264,8 @@
         </m:oMath>
       </m:oMathPara>
     </w:p>
-    <w:bookmarkEnd w:id="63"/>
-    <w:bookmarkStart w:id="64" w:name="การแบงชดขอมล-data-splitting"/>
+    <w:bookmarkEnd w:id="90"/>
+    <w:bookmarkStart w:id="91" w:name="การแบงชดขอมล-data-splitting"/>
     <w:p>
       <w:pPr>
         <w:pStyle w:val="Heading3"/>
@@ -9560,9 +13355,9 @@
         </w:pict>
       </w:r>
     </w:p>
-    <w:bookmarkEnd w:id="64"/>
-    <w:bookmarkEnd w:id="65"/>
-    <w:bookmarkStart w:id="68" w:name="Xe533299949cfd2d0fd42c71c4cdca2a38eb946e"/>
+    <w:bookmarkEnd w:id="91"/>
+    <w:bookmarkEnd w:id="92"/>
+    <w:bookmarkStart w:id="95" w:name="Xe533299949cfd2d0fd42c71c4cdca2a38eb946e"/>
     <w:p>
       <w:pPr>
         <w:pStyle w:val="Heading2"/>
@@ -9571,7 +13366,7 @@
         <w:t xml:space="preserve">3.5 การออกแบบและพัฒนาโครงข่ายประสาทเทียม (ANN / MLP Architecture)</w:t>
       </w:r>
     </w:p>
-    <w:bookmarkStart w:id="66" w:name="โครงสรางสถาปตยกรรมโครงขายประสาทเทยม"/>
+    <w:bookmarkStart w:id="93" w:name="โครงสรางสถาปตยกรรมโครงขายประสาทเทยม"/>
     <w:p>
       <w:pPr>
         <w:pStyle w:val="Heading3"/>
@@ -10567,8 +14362,8 @@
         </m:oMath>
       </m:oMathPara>
     </w:p>
-    <w:bookmarkEnd w:id="66"/>
-    <w:bookmarkStart w:id="67" w:name="พารามเตอรการฝกสอนโมเดล-hyperparameters"/>
+    <w:bookmarkEnd w:id="93"/>
+    <w:bookmarkStart w:id="94" w:name="พารามเตอรการฝกสอนโมเดล-hyperparameters"/>
     <w:p>
       <w:pPr>
         <w:pStyle w:val="Heading3"/>
@@ -10769,9 +14564,9 @@
         </w:pict>
       </w:r>
     </w:p>
-    <w:bookmarkEnd w:id="67"/>
-    <w:bookmarkEnd w:id="68"/>
-    <w:bookmarkStart w:id="69" w:name="X4f687df53bab1983527fc82db0b5da3b483b6d0"/>
+    <w:bookmarkEnd w:id="94"/>
+    <w:bookmarkEnd w:id="95"/>
+    <w:bookmarkStart w:id="96" w:name="X4f687df53bab1983527fc82db0b5da3b483b6d0"/>
     <w:p>
       <w:pPr>
         <w:pStyle w:val="Heading2"/>
@@ -13077,8 +16872,8 @@
         </w:pict>
       </w:r>
     </w:p>
-    <w:bookmarkEnd w:id="69"/>
-    <w:bookmarkStart w:id="73" w:name="X661a91476ab9832f85769bd3eed2e2ac54b199d"/>
+    <w:bookmarkEnd w:id="96"/>
+    <w:bookmarkStart w:id="100" w:name="X661a91476ab9832f85769bd3eed2e2ac54b199d"/>
     <w:p>
       <w:pPr>
         <w:pStyle w:val="Heading2"/>
@@ -13095,7 +16890,7 @@
         <w:t xml:space="preserve">การประเมินคุณภาพและความน่าเชื่อถือของชุดทดสอบที่พัฒนาขึ้น ดำเนินการตามแนวทางมาตรฐานการตรวจสอบความใช้ได้ของวิธีเคมีวิเคราะห์ (EURACHEM / CITAC Guidelines) ดังนี้</w:t>
       </w:r>
     </w:p>
-    <w:bookmarkStart w:id="70" w:name="การทดสอบความแมน-accuracy-bias"/>
+    <w:bookmarkStart w:id="97" w:name="การทดสอบความแมน-accuracy-bias"/>
     <w:p>
       <w:pPr>
         <w:pStyle w:val="Heading3"/>
@@ -13262,8 +17057,8 @@
         <w:t xml:space="preserve">ค่าร้อยละความคลาดเคลื่อน (Bias) ต้องน้อยกว่าร้อยละ 5.0</w:t>
       </w:r>
     </w:p>
-    <w:bookmarkEnd w:id="70"/>
-    <w:bookmarkStart w:id="71" w:name="การทดสอบความเทยง-precision-rsd"/>
+    <w:bookmarkEnd w:id="97"/>
+    <w:bookmarkStart w:id="98" w:name="การทดสอบความเทยง-precision-rsd"/>
     <w:p>
       <w:pPr>
         <w:pStyle w:val="Heading3"/>
@@ -13442,8 +17237,8 @@
         <w:t xml:space="preserve">ค่า %RSD ต้องน้อยกว่าร้อยละ 5.0</w:t>
       </w:r>
     </w:p>
-    <w:bookmarkEnd w:id="71"/>
-    <w:bookmarkStart w:id="72" w:name="ตวชวดประสทธภาพของโมเดลปญญาประดษฐ"/>
+    <w:bookmarkEnd w:id="98"/>
+    <w:bookmarkStart w:id="99" w:name="ตวชวดประสทธภาพของโมเดลปญญาประดษฐ"/>
     <w:p>
       <w:pPr>
         <w:pStyle w:val="Heading3"/>
@@ -14105,9 +17900,9 @@
         </w:pict>
       </w:r>
     </w:p>
-    <w:bookmarkEnd w:id="72"/>
-    <w:bookmarkEnd w:id="73"/>
-    <w:bookmarkStart w:id="76" w:name="X1b49d1bac06deef0e9aa446153498d1ac266fcb"/>
+    <w:bookmarkEnd w:id="99"/>
+    <w:bookmarkEnd w:id="100"/>
+    <w:bookmarkStart w:id="103" w:name="X1b49d1bac06deef0e9aa446153498d1ac266fcb"/>
     <w:p>
       <w:pPr>
         <w:pStyle w:val="Heading2"/>
@@ -14116,7 +17911,7 @@
         <w:t xml:space="preserve">3.8 ระเบียบวิธีการทดสอบภาคสนามในสวนผลไม้และการวิเคราะห์ทางสถิติ</w:t>
       </w:r>
     </w:p>
-    <w:bookmarkStart w:id="74" w:name="การเกบตวอยางดนจรงในแปลงสวนทเรยน"/>
+    <w:bookmarkStart w:id="101" w:name="การเกบตวอยางดนจรงในแปลงสวนทเรยน"/>
     <w:p>
       <w:pPr>
         <w:pStyle w:val="Heading3"/>
@@ -14226,8 +18021,8 @@
         <w:t xml:space="preserve">บรรจุใส่ถุงพลาสติกปิดสนิท นำส่งห้องปฏิบัติการมาตรฐานเพื่ออบแห้ง บด ร่อน และตรวจวัดค่า pH ด้วยเครื่องวัดมาตรฐาน Mettler Toledo SevenExcellence (Method 1:1 Soil-to-Water Suspension)</w:t>
       </w:r>
     </w:p>
-    <w:bookmarkEnd w:id="74"/>
-    <w:bookmarkStart w:id="75" w:name="X4e9b541e5e16a483b208a46802fde1b07ad849b"/>
+    <w:bookmarkEnd w:id="101"/>
+    <w:bookmarkStart w:id="102" w:name="X4e9b541e5e16a483b208a46802fde1b07ad849b"/>
     <w:p>
       <w:pPr>
         <w:pStyle w:val="Heading3"/>
@@ -14324,10 +18119,10 @@
         <w:t xml:space="preserve">3. การวิเคราะห์ความสัมพันธ์เชิงเส้น (Linear Regression Analysis) และแผนภาพความสอดคล้อง Bland-Altman Plot เพื่อประเมินขอบเขตของความสอดคล้อง (Limits of Agreement: LoA)</w:t>
       </w:r>
     </w:p>
-    <w:bookmarkEnd w:id="75"/>
-    <w:bookmarkEnd w:id="76"/>
-    <w:bookmarkEnd w:id="77"/>
-    <w:bookmarkStart w:id="78" w:name="บทท-4"/>
+    <w:bookmarkEnd w:id="102"/>
+    <w:bookmarkEnd w:id="103"/>
+    <w:bookmarkEnd w:id="104"/>
+    <w:bookmarkStart w:id="105" w:name="บทท-4"/>
     <w:p>
       <w:pPr>
         <w:pStyle w:val="Heading1"/>
@@ -14336,8 +18131,8 @@
         <w:t xml:space="preserve">บทที่ 4</w:t>
       </w:r>
     </w:p>
-    <w:bookmarkEnd w:id="78"/>
-    <w:bookmarkStart w:id="99" w:name="ผลการวจยและการอภปรายผล"/>
+    <w:bookmarkEnd w:id="105"/>
+    <w:bookmarkStart w:id="135" w:name="ผลการวจยและการอภปรายผล"/>
     <w:p>
       <w:pPr>
         <w:pStyle w:val="Heading1"/>
@@ -14417,7 +18212,7 @@
         </w:pict>
       </w:r>
     </w:p>
-    <w:bookmarkStart w:id="81" w:name="Xc0a0a31f68099260c8342f08076c1514c03608a"/>
+    <w:bookmarkStart w:id="111" w:name="Xc0a0a31f68099260c8342f08076c1514c03608a"/>
     <w:p>
       <w:pPr>
         <w:pStyle w:val="Heading2"/>
@@ -14434,7 +18229,7 @@
         <w:t xml:space="preserve">คณะผู้วิจัยประสบความสำเร็จในการพัฒนาชุดทดสอบค่าความเป็นกรด-ด่างของดินแบบพกพาภาคสนามความแม่นยำสูง (Handheld High-Precision Field Soil Test Kit) โดยมีลักษณะทางกายภาพ วงจรอิเล็กทรอนิกส์ และสมรรถนะการทำงานของระบบฮาร์ดแวร์ ดังนี้</w:t>
       </w:r>
     </w:p>
-    <w:bookmarkStart w:id="79" w:name="โครงสรางตวเครองและกลองบรรจภณฑภาคสนาม"/>
+    <w:bookmarkStart w:id="109" w:name="โครงสรางตวเครองและกลองบรรจภณฑภาคสนาม"/>
     <w:p>
       <w:pPr>
         <w:pStyle w:val="Heading3"/>
@@ -14487,8 +18282,71 @@
         <w:t xml:space="preserve">พอร์ตเชื่อมต่อโพรบวัดดินใช้ขั้วต่อแบบ Aviation Connector ชนิดกันน้ำมาตรฐาน IP67 พร้อมฝาปิดซิลิโคนสำหรับพอร์ตชาร์จ USB Type-C และสวิตช์เปิด-ปิดแบบกลไกกันฝุ่น</w:t>
       </w:r>
     </w:p>
-    <w:bookmarkEnd w:id="79"/>
-    <w:bookmarkStart w:id="80" w:name="Xe246078e732988c373348ef3ee38f172a536bd7"/>
+    <w:p>
+      <w:pPr>
+        <w:pStyle w:val="FirstParagraph"/>
+      </w:pPr>
+      <w:r>
+        <w:t xml:space="preserve">ชุดทดสอบค่าความเป็นกรด-ด่างของดินแบบพกพาภาคสนามต้นแบบสมบูรณ์แสดงดังภาพที่ 4.1</w:t>
+      </w:r>
+    </w:p>
+    <w:p>
+      <w:pPr>
+        <w:pStyle w:val="CaptionedFigure"/>
+      </w:pPr>
+      <w:r>
+        <w:drawing>
+          <wp:inline>
+            <wp:extent cx="4194048" cy="2340864"/>
+            <wp:effectExtent b="0" l="0" r="0" t="0"/>
+            <wp:docPr descr="ภาพที่ 4.1 ชุดทดสอบค่าความเป็นกรด-ด่างของดินแบบพกพาภาคสนามต้นแบบสมบูรณ์ พร้อมโพรบวัดดิน 7-in-1" title="" id="107" name="Picture"/>
+            <a:graphic>
+              <a:graphicData uri="http://schemas.openxmlformats.org/drawingml/2006/picture">
+                <pic:pic>
+                  <pic:nvPicPr>
+                    <pic:cNvPr descr="figures/fig4_1_handheld_kit_prototype.jpg" id="108" name="Picture"/>
+                    <pic:cNvPicPr>
+                      <a:picLocks noChangeArrowheads="1" noChangeAspect="1"/>
+                    </pic:cNvPicPr>
+                  </pic:nvPicPr>
+                  <pic:blipFill>
+                    <a:blip r:embed="rId106"/>
+                    <a:stretch>
+                      <a:fillRect/>
+                    </a:stretch>
+                  </pic:blipFill>
+                  <pic:spPr bwMode="auto">
+                    <a:xfrm>
+                      <a:off x="0" y="0"/>
+                      <a:ext cx="4194048" cy="2340864"/>
+                    </a:xfrm>
+                    <a:prstGeom prst="rect">
+                      <a:avLst/>
+                    </a:prstGeom>
+                    <a:noFill/>
+                    <a:ln w="9525">
+                      <a:noFill/>
+                      <a:headEnd/>
+                      <a:tailEnd/>
+                    </a:ln>
+                  </pic:spPr>
+                </pic:pic>
+              </a:graphicData>
+            </a:graphic>
+          </wp:inline>
+        </w:drawing>
+      </w:r>
+    </w:p>
+    <w:p>
+      <w:pPr>
+        <w:pStyle w:val="ImageCaption"/>
+      </w:pPr>
+      <w:r>
+        <w:t xml:space="preserve">ภาพที่ 4.1 ชุดทดสอบค่าความเป็นกรด-ด่างของดินแบบพกพาภาคสนามต้นแบบสมบูรณ์ พร้อมโพรบวัดดิน 7-in-1</w:t>
+      </w:r>
+    </w:p>
+    <w:bookmarkEnd w:id="109"/>
+    <w:bookmarkStart w:id="110" w:name="Xe246078e732988c373348ef3ee38f172a536bd7"/>
     <w:p>
       <w:pPr>
         <w:pStyle w:val="Heading3"/>
@@ -15079,9 +18937,9 @@
         </w:pict>
       </w:r>
     </w:p>
-    <w:bookmarkEnd w:id="80"/>
-    <w:bookmarkEnd w:id="81"/>
-    <w:bookmarkStart w:id="83" w:name="X6c1f69b4a3fbe0f81ce56df0d749170dd148b8d"/>
+    <w:bookmarkEnd w:id="110"/>
+    <w:bookmarkEnd w:id="111"/>
+    <w:bookmarkStart w:id="116" w:name="X6c1f69b4a3fbe0f81ce56df0d749170dd148b8d"/>
     <w:p>
       <w:pPr>
         <w:pStyle w:val="Heading2"/>
@@ -15134,10 +18992,65 @@
         <w:t xml:space="preserve"> </w:t>
       </w:r>
       <w:r>
-        <w:t xml:space="preserve">เพื่อให้อ่านค่าง่าย ชัดเจน และมีลำดับชั้นของข้อมูลที่เหมาะสม ดังนี้</w:t>
-      </w:r>
-    </w:p>
-    <w:bookmarkStart w:id="82" w:name="สวนประกอบโครงสรางหนาจอ-cyber-dashboard"/>
+        <w:t xml:space="preserve">เพื่อให้อ่านค่าง่าย ชัดเจน และมีลำดับชั้นของข้อมูลที่เหมาะสม ดังแสดงในภาพที่ 4.2</w:t>
+      </w:r>
+    </w:p>
+    <w:p>
+      <w:pPr>
+        <w:pStyle w:val="CaptionedFigure"/>
+      </w:pPr>
+      <w:r>
+        <w:drawing>
+          <wp:inline>
+            <wp:extent cx="5334000" cy="3556000"/>
+            <wp:effectExtent b="0" l="0" r="0" t="0"/>
+            <wp:docPr descr="ภาพที่ 4.2 ส่วนต่อประสานผู้ใช้ Cyber Dashboard UI บนจอแสดงผลสี IPS ขนาด 3.5 นิ้ว แสดงผลค่า pH ชดเชยด้วยปัญญาประดิษฐ์และพารามิเตอร์ดิน 7 ค่า" title="" id="113" name="Picture"/>
+            <a:graphic>
+              <a:graphicData uri="http://schemas.openxmlformats.org/drawingml/2006/picture">
+                <pic:pic>
+                  <pic:nvPicPr>
+                    <pic:cNvPr descr="figures/fig4_2_cyber_dashboard_display.png" id="114" name="Picture"/>
+                    <pic:cNvPicPr>
+                      <a:picLocks noChangeArrowheads="1" noChangeAspect="1"/>
+                    </pic:cNvPicPr>
+                  </pic:nvPicPr>
+                  <pic:blipFill>
+                    <a:blip r:embed="rId112"/>
+                    <a:stretch>
+                      <a:fillRect/>
+                    </a:stretch>
+                  </pic:blipFill>
+                  <pic:spPr bwMode="auto">
+                    <a:xfrm>
+                      <a:off x="0" y="0"/>
+                      <a:ext cx="5334000" cy="3556000"/>
+                    </a:xfrm>
+                    <a:prstGeom prst="rect">
+                      <a:avLst/>
+                    </a:prstGeom>
+                    <a:noFill/>
+                    <a:ln w="9525">
+                      <a:noFill/>
+                      <a:headEnd/>
+                      <a:tailEnd/>
+                    </a:ln>
+                  </pic:spPr>
+                </pic:pic>
+              </a:graphicData>
+            </a:graphic>
+          </wp:inline>
+        </w:drawing>
+      </w:r>
+    </w:p>
+    <w:p>
+      <w:pPr>
+        <w:pStyle w:val="ImageCaption"/>
+      </w:pPr>
+      <w:r>
+        <w:t xml:space="preserve">ภาพที่ 4.2 ส่วนต่อประสานผู้ใช้ Cyber Dashboard UI บนจอแสดงผลสี IPS ขนาด 3.5 นิ้ว แสดงผลค่า pH ชดเชยด้วยปัญญาประดิษฐ์และพารามิเตอร์ดิน 7 ค่า</w:t>
+      </w:r>
+    </w:p>
+    <w:bookmarkStart w:id="115" w:name="สวนประกอบโครงสรางหนาจอ-cyber-dashboard"/>
     <w:p>
       <w:pPr>
         <w:pStyle w:val="Heading3"/>
@@ -15705,9 +19618,9 @@
         </w:pict>
       </w:r>
     </w:p>
-    <w:bookmarkEnd w:id="82"/>
-    <w:bookmarkEnd w:id="83"/>
-    <w:bookmarkStart w:id="84" w:name="X15b9ffea8263bc4fa21a5d51f446e1c4032774d"/>
+    <w:bookmarkEnd w:id="115"/>
+    <w:bookmarkEnd w:id="116"/>
+    <w:bookmarkStart w:id="117" w:name="X15b9ffea8263bc4fa21a5d51f446e1c4032774d"/>
     <w:p>
       <w:pPr>
         <w:pStyle w:val="Heading2"/>
@@ -17611,8 +21524,8 @@
         </w:pict>
       </w:r>
     </w:p>
-    <w:bookmarkEnd w:id="84"/>
-    <w:bookmarkStart w:id="88" w:name="X5983ac6757284437cc33d33b302877982f25165"/>
+    <w:bookmarkEnd w:id="117"/>
+    <w:bookmarkStart w:id="121" w:name="X5983ac6757284437cc33d33b302877982f25165"/>
     <w:p>
       <w:pPr>
         <w:pStyle w:val="Heading2"/>
@@ -17621,7 +21534,7 @@
         <w:t xml:space="preserve">4.4 ผลการฝึกสอนและประเมินประสิทธิภาพโมเดลปัญญาประดิษฐ์ Edge TinyML</w:t>
       </w:r>
     </w:p>
-    <w:bookmarkStart w:id="85" w:name="การลเขาของฟงกชนการสญเสย-loss-convergence"/>
+    <w:bookmarkStart w:id="118" w:name="การลเขาของฟงกชนการสญเสย-loss-convergence"/>
     <w:p>
       <w:pPr>
         <w:pStyle w:val="Heading3"/>
@@ -17710,8 +21623,8 @@
         <w:t xml:space="preserve">โดยไม่ปรากฏสัญญาณของการเกิด Overfitting</w:t>
       </w:r>
     </w:p>
-    <w:bookmarkEnd w:id="85"/>
-    <w:bookmarkStart w:id="86" w:name="X87f5a435d8571a4aaa73b5e6033814c128424cf"/>
+    <w:bookmarkEnd w:id="118"/>
+    <w:bookmarkStart w:id="119" w:name="X87f5a435d8571a4aaa73b5e6033814c128424cf"/>
     <w:p>
       <w:pPr>
         <w:pStyle w:val="Heading3"/>
@@ -18157,8 +22070,8 @@
         <w:t xml:space="preserve">ซึ่งเหนือกว่าการชดเชยเชิงเส้นดั้งเดิมอย่างมีนัยสำคัญ</w:t>
       </w:r>
     </w:p>
-    <w:bookmarkEnd w:id="86"/>
-    <w:bookmarkStart w:id="87" w:name="Xc641d43c10577d530c0ac6ed4d57b8eeab347b4"/>
+    <w:bookmarkEnd w:id="119"/>
+    <w:bookmarkStart w:id="120" w:name="Xc641d43c10577d530c0ac6ed4d57b8eeab347b4"/>
     <w:p>
       <w:pPr>
         <w:pStyle w:val="Heading3"/>
@@ -18334,9 +22247,9 @@
         </w:pict>
       </w:r>
     </w:p>
-    <w:bookmarkEnd w:id="87"/>
-    <w:bookmarkEnd w:id="88"/>
-    <w:bookmarkStart w:id="91" w:name="X5135b823ac0b18d3c6fd3517d8f79060461e259"/>
+    <w:bookmarkEnd w:id="120"/>
+    <w:bookmarkEnd w:id="121"/>
+    <w:bookmarkStart w:id="124" w:name="X5135b823ac0b18d3c6fd3517d8f79060461e259"/>
     <w:p>
       <w:pPr>
         <w:pStyle w:val="Heading2"/>
@@ -18353,7 +22266,7 @@
         <w:t xml:space="preserve">คณะผู้วิจัยได้ดำเนินการทดสอบความใช้ได้ของวิธีตามมาตรฐานสากล EURACHEM / CITAC Guide เพื่อพิสูจน์ความแม่น (Accuracy) และความเที่ยง (Precision) ของชุดทดสอบ ดังนี้</w:t>
       </w:r>
     </w:p>
-    <w:bookmarkStart w:id="89" w:name="การทดสอบความแมน-accuracy-bias-1"/>
+    <w:bookmarkStart w:id="122" w:name="การทดสอบความแมน-accuracy-bias-1"/>
     <w:p>
       <w:pPr>
         <w:pStyle w:val="Heading3"/>
@@ -19569,8 +23482,8 @@
         <w:t xml:space="preserve">ซึ่งมีค่าน้อยกว่าเกณฑ์มาตรฐานสากลร้อยละ 5.0 ถึงเกือบ 10 เท่า ยืนยันถึงความถูกต้องแม่นยำระดับสูงของชุดเครื่องมือ</w:t>
       </w:r>
     </w:p>
-    <w:bookmarkEnd w:id="89"/>
-    <w:bookmarkStart w:id="90" w:name="การทดสอบความเทยง-precision-rsd-1"/>
+    <w:bookmarkEnd w:id="122"/>
+    <w:bookmarkStart w:id="123" w:name="การทดสอบความเทยง-precision-rsd-1"/>
     <w:p>
       <w:pPr>
         <w:pStyle w:val="Heading3"/>
@@ -20054,9 +23967,9 @@
         </w:pict>
       </w:r>
     </w:p>
-    <w:bookmarkEnd w:id="90"/>
-    <w:bookmarkEnd w:id="91"/>
-    <w:bookmarkStart w:id="94" w:name="X8417bdb11c5deee750222ccff3b3583bd938f34"/>
+    <w:bookmarkEnd w:id="123"/>
+    <w:bookmarkEnd w:id="124"/>
+    <w:bookmarkStart w:id="130" w:name="X8417bdb11c5deee750222ccff3b3583bd938f34"/>
     <w:p>
       <w:pPr>
         <w:pStyle w:val="Heading2"/>
@@ -20070,7 +23983,62 @@
         <w:pStyle w:val="FirstParagraph"/>
       </w:pPr>
       <w:r>
-        <w:t xml:space="preserve">คณะผู้วิจัยได้นำชุดทดสอบพกพาภาคสนามปัญญาประดิษฐ์ไปทดสอบเก็บข้อมูลตัวอย่างดินจริงในแปลงสวนทุเรียน 30 แปลงตัวแทน ในจังหวัดจันทบุรี (อำเภอมะขาม และอำเภอท่าใหม่) และจังหวัดตราด (อำเภอเขาสมิง) โดยเปรียบเทียบผลการวัดทันทีในแปลงเพาะปลูก กับผลการตรวจวิเคราะห์ในห้องปฏิบัติการมาตรฐานด้วยเครื่อง Mettler Toledo SevenExcellence (1:1 Soil-to-Water Suspension Method) ดังแสดงในตารางที่ 4.6</w:t>
+        <w:t xml:space="preserve">คณะผู้วิจัยได้นำชุดทดสอบพกพาภาคสนามปัญญาประดิษฐ์ไปทดสอบเก็บข้อมูลตัวอย่างดินจริงในแปลงสวนทุเรียน 30 แปลงตัวแทน ในจังหวัดจันทบุรี (อำเภอมะขาม และอำเภอท่าใหม่) และจังหวัดตราด (อำเภอเขาสมิง) โดยเปรียบเทียบผลการวัดทันทีในแปลงเพาะปลูก กับผลการตรวจวิเคราะห์ในห้องปฏิบัติการมาตรฐานด้วยเครื่อง Mettler Toledo SevenExcellence (1:1 Soil-to-Water Suspension Method) การนำชุดทดสอบไปตรวจวัดภาคสนามจริงในแปลงสวนทุเรียนแสดงดังภาพที่ 4.3 และผลการตรวจวัดเปรียบเทียบแสดงดังตารางที่ 4.6</w:t>
+      </w:r>
+    </w:p>
+    <w:p>
+      <w:pPr>
+        <w:pStyle w:val="CaptionedFigure"/>
+      </w:pPr>
+      <w:r>
+        <w:drawing>
+          <wp:inline>
+            <wp:extent cx="3657600" cy="2731008"/>
+            <wp:effectExtent b="0" l="0" r="0" t="0"/>
+            <wp:docPr descr="ภาพที่ 4.3 การทดสอบวัดค่าความเป็นกรด-ด่างของดินภาคสนามจริงบริเวณเขตรากพืชในแปลงสวนทุเรียน จังหวัดจันทบุรี" title="" id="126" name="Picture"/>
+            <a:graphic>
+              <a:graphicData uri="http://schemas.openxmlformats.org/drawingml/2006/picture">
+                <pic:pic>
+                  <pic:nvPicPr>
+                    <pic:cNvPr descr="figures/fig4_3_durian_field_testing.jpg" id="127" name="Picture"/>
+                    <pic:cNvPicPr>
+                      <a:picLocks noChangeArrowheads="1" noChangeAspect="1"/>
+                    </pic:cNvPicPr>
+                  </pic:nvPicPr>
+                  <pic:blipFill>
+                    <a:blip r:embed="rId125"/>
+                    <a:stretch>
+                      <a:fillRect/>
+                    </a:stretch>
+                  </pic:blipFill>
+                  <pic:spPr bwMode="auto">
+                    <a:xfrm>
+                      <a:off x="0" y="0"/>
+                      <a:ext cx="3657600" cy="2731008"/>
+                    </a:xfrm>
+                    <a:prstGeom prst="rect">
+                      <a:avLst/>
+                    </a:prstGeom>
+                    <a:noFill/>
+                    <a:ln w="9525">
+                      <a:noFill/>
+                      <a:headEnd/>
+                      <a:tailEnd/>
+                    </a:ln>
+                  </pic:spPr>
+                </pic:pic>
+              </a:graphicData>
+            </a:graphic>
+          </wp:inline>
+        </w:drawing>
+      </w:r>
+    </w:p>
+    <w:p>
+      <w:pPr>
+        <w:pStyle w:val="ImageCaption"/>
+      </w:pPr>
+      <w:r>
+        <w:t xml:space="preserve">ภาพที่ 4.3 การทดสอบวัดค่าความเป็นกรด-ด่างของดินภาคสนามจริงบริเวณเขตรากพืชในแปลงสวนทุเรียน จังหวัดจันทบุรี</w:t>
       </w:r>
     </w:p>
     <w:p>
@@ -23458,7 +27426,7 @@
         </w:tc>
       </w:tr>
     </w:tbl>
-    <w:bookmarkStart w:id="92" w:name="X45a5dff39b9bddf12dd13e53f071cbc35bddf7c"/>
+    <w:bookmarkStart w:id="128" w:name="X45a5dff39b9bddf12dd13e53f071cbc35bddf7c"/>
     <w:p>
       <w:pPr>
         <w:pStyle w:val="Heading3"/>
@@ -24044,8 +28012,8 @@
         <w:t xml:space="preserve">ชุดทดสอบภาคสนามปัญญาประดิษฐ์ให้ผลการวัดที่สอดคล้องอย่างสมบูรณ์กับเครื่องมือวัดมาตรฐานระดับห้องปฏิบัติการ</w:t>
       </w:r>
     </w:p>
-    <w:bookmarkEnd w:id="92"/>
-    <w:bookmarkStart w:id="93" w:name="X27bc703567824637f83ea4ed21b675a5d52bd31"/>
+    <w:bookmarkEnd w:id="128"/>
+    <w:bookmarkStart w:id="129" w:name="X27bc703567824637f83ea4ed21b675a5d52bd31"/>
     <w:p>
       <w:pPr>
         <w:pStyle w:val="Heading3"/>
@@ -24551,9 +28519,9 @@
         </w:pict>
       </w:r>
     </w:p>
-    <w:bookmarkEnd w:id="93"/>
-    <w:bookmarkEnd w:id="94"/>
-    <w:bookmarkStart w:id="98" w:name="การอภปรายผลการวจย-discussion"/>
+    <w:bookmarkEnd w:id="129"/>
+    <w:bookmarkEnd w:id="130"/>
+    <w:bookmarkStart w:id="134" w:name="การอภปรายผลการวจย-discussion"/>
     <w:p>
       <w:pPr>
         <w:pStyle w:val="Heading2"/>
@@ -24570,7 +28538,7 @@
         <w:t xml:space="preserve">ผลการวิจัยในครั้งนี้เป็นเครื่องพิสูจน์เชิงประจักษ์ถึงความสำเร็จในการประยุกต์ใช้เทคโนโลยีปัญญาประดิษฐ์และการเรียนรู้ของเครื่องบนอุปกรณ์ปลายทาง (Edge TinyML) ร่วมกับองค์ความรู้ทางฟิสิกส์เคมี เพื่อแก้ไขจุดอ่อนเรื้อรังของเครื่องมือตรวจวัดค่าความเป็นกรด-ด่างของดินในภาคสนาม</w:t>
       </w:r>
     </w:p>
-    <w:bookmarkStart w:id="95" w:name="X66230cb0eba3d59397574ab021d89148461e9f5"/>
+    <w:bookmarkStart w:id="131" w:name="X66230cb0eba3d59397574ab021d89148461e9f5"/>
     <w:p>
       <w:pPr>
         <w:pStyle w:val="Heading3"/>
@@ -24752,8 +28720,8 @@
         <w:t xml:space="preserve">ที่รายงานว่าโครงข่ายประสาทเทียมสามารถลดความคลาดเคลื่อนของการสอบเทียบเซนเซอร์เคมีไฟฟ้าลงได้มากกว่า 3 เท่าเมื่อเทียบกับวิธีเชิงเส้นดั้งเดิม</w:t>
       </w:r>
     </w:p>
-    <w:bookmarkEnd w:id="95"/>
-    <w:bookmarkStart w:id="96" w:name="Xfdced3ec1c082fd2c189258ce71e65b8fca53f3"/>
+    <w:bookmarkEnd w:id="131"/>
+    <w:bookmarkStart w:id="132" w:name="Xfdced3ec1c082fd2c189258ce71e65b8fca53f3"/>
     <w:p>
       <w:pPr>
         <w:pStyle w:val="Heading3"/>
@@ -24802,8 +28770,8 @@
         <w:t xml:space="preserve">ในเรื่องการย้ายปัญญาประดิษฐ์มาสู่ระดับอุปกรณ์ (Edge AI for Precision Agriculture) ซึ่งช่วยให้เกษตรกรสามารถตรวจวัดดินได้ทันทีในพื้นที่หุบเขาหรือสวนทุเรียนที่ไม่มีสัญญาณโทรศัพท์มือถือ</w:t>
       </w:r>
     </w:p>
-    <w:bookmarkEnd w:id="96"/>
-    <w:bookmarkStart w:id="97" w:name="X3ca2bd6d3a74b0b4beb4278040a81023213d5a2"/>
+    <w:bookmarkEnd w:id="132"/>
+    <w:bookmarkStart w:id="133" w:name="X3ca2bd6d3a74b0b4beb4278040a81023213d5a2"/>
     <w:p>
       <w:pPr>
         <w:pStyle w:val="Heading3"/>
@@ -24854,10 +28822,10 @@
         <w:t xml:space="preserve">ชุดทดสอบที่พัฒนาขึ้นนี้มีระบบแจ้งเตือนสีแดงและคำแนะนำการใส่ปูนโดโลไมท์บนหน้าจอ Cyber Dashboard ทันทีที่พบดินกรดรุนแรง ทำให้ชาวสวนทุเรียนสามารถปรับปรุงดินได้อย่างทันท่วงที โดยไม่ต้องรอผลวิเคราะห์จากห้องปฏิบัติการที่ใช้เวลา 2-3 สัปดาห์ ช่วยลดความเสียหายต่อระบบรากทุเรียนและเพิ่มผลผลิตทางการเกษตรได้อย่างเป็นรูปธรรม</w:t>
       </w:r>
     </w:p>
-    <w:bookmarkEnd w:id="97"/>
-    <w:bookmarkEnd w:id="98"/>
-    <w:bookmarkEnd w:id="99"/>
-    <w:bookmarkStart w:id="100" w:name="เอกสารอางอง"/>
+    <w:bookmarkEnd w:id="133"/>
+    <w:bookmarkEnd w:id="134"/>
+    <w:bookmarkEnd w:id="135"/>
+    <w:bookmarkStart w:id="136" w:name="เอกสารอางอง"/>
     <w:p>
       <w:pPr>
         <w:pStyle w:val="Heading1"/>
@@ -25134,7 +29102,7 @@
         <w:t xml:space="preserve">, 218, 108650. https://doi.org/10.1016/j.compag.2024.108650</w:t>
       </w:r>
     </w:p>
-    <w:bookmarkEnd w:id="100"/>
+    <w:bookmarkEnd w:id="136"/>
     <w:sectPr>
       <w:footnotePr>
         <w:numRestart w:val="eachSect"/>
